--- a/Addendum/Newest_errorsCRC_hbk_2nd_printing.docx
+++ b/Addendum/Newest_errorsCRC_hbk_2nd_printing.docx
@@ -138,8 +138,10 @@
           <w:sz w:val="24"/>
           <w:szCs w:val="24"/>
         </w:rPr>
-        <w:t>1</w:t>
-      </w:r>
+        <w:t>2</w:t>
+      </w:r>
+      <w:bookmarkStart w:id="0" w:name="_GoBack"/>
+      <w:bookmarkEnd w:id="0"/>
       <w:r>
         <w:rPr>
           <w:rFonts w:ascii="Arial" w:hAnsi="Arial" w:cs="Arial"/>
@@ -154,15 +156,7 @@
           <w:sz w:val="24"/>
           <w:szCs w:val="24"/>
         </w:rPr>
-        <w:t>1</w:t>
-      </w:r>
-      <w:r>
-        <w:rPr>
-          <w:rFonts w:ascii="Arial" w:hAnsi="Arial" w:cs="Arial"/>
-          <w:sz w:val="24"/>
-          <w:szCs w:val="24"/>
-        </w:rPr>
-        <w:t>2</w:t>
+        <w:t>13</w:t>
       </w:r>
       <w:r>
         <w:rPr>
@@ -266,7 +260,7 @@
         <w:t>reductio</w:t>
       </w:r>
       <w:proofErr w:type="spellEnd"/>
-      <w:del w:id="0" w:author="Ken Aho" w:date="2018-01-05T18:32:00Z">
+      <w:del w:id="1" w:author="Ken Aho" w:date="2018-01-05T18:32:00Z">
         <w:r>
           <w:rPr>
             <w:rFonts w:ascii="Times New Roman" w:hAnsi="Times New Roman" w:cs="Times New Roman"/>
@@ -362,7 +356,6 @@
         </w:rPr>
         <w:t xml:space="preserve">.  </w:t>
       </w:r>
-      <w:bookmarkStart w:id="1" w:name="_GoBack"/>
       <w:r>
         <w:rPr>
           <w:rFonts w:ascii="Times New Roman" w:eastAsia="PalatinoLTStd-Roman" w:hAnsi="Times New Roman" w:cs="Times New Roman"/>
@@ -447,7 +440,6 @@
           <w:t xml:space="preserve"> </w:t>
         </w:r>
       </w:ins>
-      <w:bookmarkEnd w:id="1"/>
     </w:p>
     <w:p>
       <w:pPr>
@@ -1424,72 +1416,28 @@
           <w:rFonts w:ascii="Times New Roman" w:hAnsi="Times New Roman" w:cs="Times New Roman"/>
           <w:color w:val="1F497D" w:themeColor="text2"/>
         </w:rPr>
-        <w:t xml:space="preserve">Pg. 193.  Q. 1.  To the end of the paragraph describing the problem, the following </w:t>
-      </w:r>
-      <w:r>
-        <w:rPr>
-          <w:rFonts w:ascii="Times New Roman" w:hAnsi="Times New Roman" w:cs="Times New Roman"/>
-          <w:color w:val="1F497D" w:themeColor="text2"/>
-        </w:rPr>
-        <w:t>statement</w:t>
-      </w:r>
-      <w:r>
-        <w:rPr>
-          <w:rFonts w:ascii="Times New Roman" w:hAnsi="Times New Roman" w:cs="Times New Roman"/>
-          <w:color w:val="1F497D" w:themeColor="text2"/>
-        </w:rPr>
-        <w:t xml:space="preserve"> should</w:t>
-      </w:r>
-      <w:r>
-        <w:rPr>
-          <w:rFonts w:ascii="Times New Roman" w:hAnsi="Times New Roman" w:cs="Times New Roman"/>
-          <w:color w:val="1F497D" w:themeColor="text2"/>
-        </w:rPr>
-        <w:t xml:space="preserve"> </w:t>
-      </w:r>
-      <w:r>
-        <w:rPr>
-          <w:rFonts w:ascii="Times New Roman" w:hAnsi="Times New Roman" w:cs="Times New Roman"/>
-          <w:color w:val="1F497D" w:themeColor="text2"/>
-        </w:rPr>
-        <w:t xml:space="preserve">be added: “Assume </w:t>
-      </w:r>
-      <w:r>
-        <w:rPr>
-          <w:rFonts w:ascii="Times New Roman" w:hAnsi="Times New Roman" w:cs="Times New Roman"/>
-          <w:i/>
-          <w:color w:val="1F497D" w:themeColor="text2"/>
-        </w:rPr>
-        <w:t>J</w:t>
-      </w:r>
-      <w:r>
-        <w:rPr>
-          <w:rFonts w:ascii="Times New Roman" w:hAnsi="Times New Roman" w:cs="Times New Roman"/>
-          <w:color w:val="1F497D" w:themeColor="text2"/>
-        </w:rPr>
-        <w:t xml:space="preserve"> and </w:t>
-      </w:r>
-      <w:r>
-        <w:rPr>
-          <w:rFonts w:ascii="Times New Roman" w:hAnsi="Times New Roman" w:cs="Times New Roman"/>
-          <w:i/>
-          <w:color w:val="1F497D" w:themeColor="text2"/>
-        </w:rPr>
-        <w:t>B</w:t>
-      </w:r>
-      <w:r>
-        <w:rPr>
-          <w:rFonts w:ascii="Times New Roman" w:hAnsi="Times New Roman" w:cs="Times New Roman"/>
-          <w:color w:val="1F497D" w:themeColor="text2"/>
-        </w:rPr>
-        <w:t xml:space="preserve"> are independent.”</w:t>
-      </w:r>
+        <w:t xml:space="preserve">Pg. 167. </w:t>
+      </w:r>
+      <w:r>
+        <w:rPr>
+          <w:rFonts w:ascii="Times New Roman" w:hAnsi="Times New Roman" w:cs="Times New Roman"/>
+        </w:rPr>
+        <w:t xml:space="preserve">In Grand Teton National Park </w:t>
+      </w:r>
+      <w:del w:id="31" w:author="Ken Aho" w:date="2026-02-13T15:34:00Z">
+        <w:r>
+          <w:rPr>
+            <w:rFonts w:ascii="Times New Roman" w:hAnsi="Times New Roman" w:cs="Times New Roman"/>
+          </w:rPr>
+          <w:delText xml:space="preserve">in </w:delText>
+        </w:r>
+      </w:del>
     </w:p>
     <w:p>
       <w:pPr>
         <w:pStyle w:val="ListParagraph"/>
         <w:spacing w:after="0" w:line="240" w:lineRule="auto"/>
-        <w:ind w:left="450"/>
+        <w:ind w:left="270"/>
         <w:rPr>
           <w:rFonts w:ascii="Times New Roman" w:hAnsi="Times New Roman" w:cs="Times New Roman"/>
           <w:color w:val="1F497D" w:themeColor="text2"/>
@@ -1515,6 +1463,98 @@
           <w:rFonts w:ascii="Times New Roman" w:hAnsi="Times New Roman" w:cs="Times New Roman"/>
           <w:color w:val="1F497D" w:themeColor="text2"/>
         </w:rPr>
+        <w:t xml:space="preserve">Pg. 193.  Q. 1.  To the end of the paragraph describing the problem, the following </w:t>
+      </w:r>
+      <w:r>
+        <w:rPr>
+          <w:rFonts w:ascii="Times New Roman" w:hAnsi="Times New Roman" w:cs="Times New Roman"/>
+          <w:color w:val="1F497D" w:themeColor="text2"/>
+        </w:rPr>
+        <w:t>statement</w:t>
+      </w:r>
+      <w:r>
+        <w:rPr>
+          <w:rFonts w:ascii="Times New Roman" w:hAnsi="Times New Roman" w:cs="Times New Roman"/>
+          <w:color w:val="1F497D" w:themeColor="text2"/>
+        </w:rPr>
+        <w:t xml:space="preserve"> should</w:t>
+      </w:r>
+      <w:r>
+        <w:rPr>
+          <w:rFonts w:ascii="Times New Roman" w:hAnsi="Times New Roman" w:cs="Times New Roman"/>
+          <w:color w:val="1F497D" w:themeColor="text2"/>
+        </w:rPr>
+        <w:t xml:space="preserve"> </w:t>
+      </w:r>
+      <w:r>
+        <w:rPr>
+          <w:rFonts w:ascii="Times New Roman" w:hAnsi="Times New Roman" w:cs="Times New Roman"/>
+          <w:color w:val="1F497D" w:themeColor="text2"/>
+        </w:rPr>
+        <w:t xml:space="preserve">be added: “Assume </w:t>
+      </w:r>
+      <w:r>
+        <w:rPr>
+          <w:rFonts w:ascii="Times New Roman" w:hAnsi="Times New Roman" w:cs="Times New Roman"/>
+          <w:i/>
+          <w:color w:val="1F497D" w:themeColor="text2"/>
+        </w:rPr>
+        <w:t>J</w:t>
+      </w:r>
+      <w:r>
+        <w:rPr>
+          <w:rFonts w:ascii="Times New Roman" w:hAnsi="Times New Roman" w:cs="Times New Roman"/>
+          <w:color w:val="1F497D" w:themeColor="text2"/>
+        </w:rPr>
+        <w:t xml:space="preserve"> and </w:t>
+      </w:r>
+      <w:r>
+        <w:rPr>
+          <w:rFonts w:ascii="Times New Roman" w:hAnsi="Times New Roman" w:cs="Times New Roman"/>
+          <w:i/>
+          <w:color w:val="1F497D" w:themeColor="text2"/>
+        </w:rPr>
+        <w:t>B</w:t>
+      </w:r>
+      <w:r>
+        <w:rPr>
+          <w:rFonts w:ascii="Times New Roman" w:hAnsi="Times New Roman" w:cs="Times New Roman"/>
+          <w:color w:val="1F497D" w:themeColor="text2"/>
+        </w:rPr>
+        <w:t xml:space="preserve"> are independent.”</w:t>
+      </w:r>
+    </w:p>
+    <w:p>
+      <w:pPr>
+        <w:pStyle w:val="ListParagraph"/>
+        <w:spacing w:after="0" w:line="240" w:lineRule="auto"/>
+        <w:ind w:left="450"/>
+        <w:rPr>
+          <w:rFonts w:ascii="Times New Roman" w:hAnsi="Times New Roman" w:cs="Times New Roman"/>
+          <w:color w:val="1F497D" w:themeColor="text2"/>
+        </w:rPr>
+      </w:pPr>
+    </w:p>
+    <w:p>
+      <w:pPr>
+        <w:pStyle w:val="ListParagraph"/>
+        <w:numPr>
+          <w:ilvl w:val="0"/>
+          <w:numId w:val="6"/>
+        </w:numPr>
+        <w:spacing w:after="0" w:line="240" w:lineRule="auto"/>
+        <w:ind w:left="270" w:hanging="270"/>
+        <w:rPr>
+          <w:rFonts w:ascii="Times New Roman" w:hAnsi="Times New Roman" w:cs="Times New Roman"/>
+          <w:color w:val="1F497D" w:themeColor="text2"/>
+        </w:rPr>
+      </w:pPr>
+      <w:r>
+        <w:rPr>
+          <w:rFonts w:ascii="Times New Roman" w:hAnsi="Times New Roman" w:cs="Times New Roman"/>
+          <w:color w:val="1F497D" w:themeColor="text2"/>
+        </w:rPr>
+        <w:lastRenderedPageBreak/>
         <w:t>Pg. 1</w:t>
       </w:r>
       <w:r>
@@ -1623,6 +1663,15 @@
         </w:rPr>
         <w:t>”</w:t>
       </w:r>
+    </w:p>
+    <w:p>
+      <w:pPr>
+        <w:pStyle w:val="ListParagraph"/>
+        <w:rPr>
+          <w:rFonts w:ascii="Times New Roman" w:hAnsi="Times New Roman" w:cs="Times New Roman"/>
+          <w:color w:val="1F497D" w:themeColor="text2"/>
+        </w:rPr>
+      </w:pPr>
     </w:p>
     <w:p>
       <w:pPr>
@@ -1819,7 +1868,7 @@
           <v:shape id="_x0000_i1025" type="#_x0000_t75" style="width:159pt;height:33pt" o:ole="">
             <v:imagedata r:id="rId5" o:title=""/>
           </v:shape>
-          <o:OLEObject Type="Embed" ProgID="Equation.DSMT4" ShapeID="_x0000_i1025" DrawAspect="Content" ObjectID="_1830596420" r:id="rId6"/>
+          <o:OLEObject Type="Embed" ProgID="Equation.DSMT4" ShapeID="_x0000_i1025" DrawAspect="Content" ObjectID="_1832502343" r:id="rId6"/>
         </w:object>
       </w:r>
     </w:p>
@@ -1859,7 +1908,7 @@
           <v:shape id="_x0000_i1026" type="#_x0000_t75" style="width:159pt;height:33pt" o:ole="">
             <v:imagedata r:id="rId7" o:title=""/>
           </v:shape>
-          <o:OLEObject Type="Embed" ProgID="Equation.DSMT4" ShapeID="_x0000_i1026" DrawAspect="Content" ObjectID="_1830596421" r:id="rId8"/>
+          <o:OLEObject Type="Embed" ProgID="Equation.DSMT4" ShapeID="_x0000_i1026" DrawAspect="Content" ObjectID="_1832502344" r:id="rId8"/>
         </w:object>
       </w:r>
     </w:p>
@@ -1928,7 +1977,7 @@
         </w:rPr>
         <w:t xml:space="preserve">She wants to use α = 0.05 and </w:t>
       </w:r>
-      <w:ins w:id="31" w:author="Ken Aho" w:date="2022-03-29T17:06:00Z">
+      <w:ins w:id="32" w:author="Ken Aho" w:date="2022-03-29T17:06:00Z">
         <w:r>
           <w:rPr>
             <w:rFonts w:ascii="Times New Roman" w:hAnsi="Times New Roman" w:cs="Times New Roman"/>
@@ -2041,7 +2090,7 @@
           <v:shape id="_x0000_i1027" type="#_x0000_t75" style="width:150pt;height:35.25pt" o:ole="">
             <v:imagedata r:id="rId9" o:title=""/>
           </v:shape>
-          <o:OLEObject Type="Embed" ProgID="Equation.DSMT4" ShapeID="_x0000_i1027" DrawAspect="Content" ObjectID="_1830596422" r:id="rId10"/>
+          <o:OLEObject Type="Embed" ProgID="Equation.DSMT4" ShapeID="_x0000_i1027" DrawAspect="Content" ObjectID="_1832502345" r:id="rId10"/>
         </w:object>
       </w:r>
     </w:p>
@@ -2092,7 +2141,7 @@
           <v:shape id="_x0000_i1028" type="#_x0000_t75" style="width:150pt;height:35.25pt" o:ole="">
             <v:imagedata r:id="rId11" o:title=""/>
           </v:shape>
-          <o:OLEObject Type="Embed" ProgID="Equation.DSMT4" ShapeID="_x0000_i1028" DrawAspect="Content" ObjectID="_1830596423" r:id="rId12"/>
+          <o:OLEObject Type="Embed" ProgID="Equation.DSMT4" ShapeID="_x0000_i1028" DrawAspect="Content" ObjectID="_1832502346" r:id="rId12"/>
         </w:object>
       </w:r>
     </w:p>
@@ -2163,7 +2212,7 @@
         </w:rPr>
         <w:t xml:space="preserve"> = 0.05. </w:t>
       </w:r>
-      <w:ins w:id="32" w:author="Ken Aho" w:date="2022-03-29T17:06:00Z">
+      <w:ins w:id="33" w:author="Ken Aho" w:date="2022-03-29T17:06:00Z">
         <w:r>
           <w:rPr>
             <w:rFonts w:ascii="Times New Roman" w:hAnsi="Times New Roman" w:cs="Times New Roman"/>
@@ -2260,7 +2309,7 @@
         </w:rPr>
         <w:t xml:space="preserve">* will </w:t>
       </w:r>
-      <w:ins w:id="33" w:author="Ken Aho" w:date="2016-03-10T15:51:00Z">
+      <w:ins w:id="34" w:author="Ken Aho" w:date="2016-03-10T15:51:00Z">
         <w:r>
           <w:rPr>
             <w:rFonts w:ascii="Times New Roman" w:eastAsia="PalatinoLTStd-Roman" w:hAnsi="Times New Roman" w:cs="Times New Roman"/>
@@ -2274,7 +2323,7 @@
         </w:rPr>
         <w:t xml:space="preserve">be </w:t>
       </w:r>
-      <w:del w:id="34" w:author="Ken Aho" w:date="2016-03-10T15:51:00Z">
+      <w:del w:id="35" w:author="Ken Aho" w:date="2016-03-10T15:51:00Z">
         <w:r>
           <w:rPr>
             <w:rFonts w:ascii="Times New Roman" w:eastAsia="PalatinoLTStd-Italic" w:hAnsi="Times New Roman" w:cs="Times New Roman"/>
@@ -2290,7 +2339,7 @@
           <w:delText>2</w:delText>
         </w:r>
       </w:del>
-      <w:ins w:id="35" w:author="Ken Aho" w:date="2016-03-10T15:51:00Z">
+      <w:ins w:id="36" w:author="Ken Aho" w:date="2016-03-10T15:51:00Z">
         <w:r>
           <w:rPr>
             <w:rFonts w:ascii="Times New Roman" w:eastAsia="PalatinoLTStd-Italic" w:hAnsi="Times New Roman" w:cs="Times New Roman"/>
@@ -2369,7 +2418,7 @@
         </w:rPr>
         <w:t xml:space="preserve">“With this in mind,  I take a random sample of 20 female freshmen </w:t>
       </w:r>
-      <w:ins w:id="36" w:author="Ken Aho" w:date="2022-03-01T17:15:00Z">
+      <w:ins w:id="37" w:author="Ken Aho" w:date="2022-03-01T17:15:00Z">
         <w:r>
           <w:rPr>
             <w:rFonts w:ascii="Times New Roman" w:eastAsia="PalatinoLTStd-Roman" w:hAnsi="Times New Roman" w:cs="Times New Roman"/>
@@ -2456,7 +2505,7 @@
         </w:rPr>
         <w:t>book.</w:t>
       </w:r>
-      <w:del w:id="37" w:author="Ken Aho" w:date="2018-02-27T09:03:00Z">
+      <w:del w:id="38" w:author="Ken Aho" w:date="2018-02-27T09:03:00Z">
         <w:r>
           <w:rPr>
             <w:rFonts w:ascii="Courier New" w:eastAsia="PalatinoLTStd-Roman" w:hAnsi="Courier New" w:cs="Courier New"/>
@@ -2464,7 +2513,7 @@
           <w:delText>mneu</w:delText>
         </w:r>
       </w:del>
-      <w:ins w:id="38" w:author="Ken Aho" w:date="2018-02-27T09:03:00Z">
+      <w:ins w:id="39" w:author="Ken Aho" w:date="2018-02-27T09:03:00Z">
         <w:r>
           <w:rPr>
             <w:rFonts w:ascii="Courier New" w:eastAsia="PalatinoLTStd-Roman" w:hAnsi="Courier New" w:cs="Courier New"/>
@@ -2507,7 +2556,7 @@
       <w:pPr>
         <w:spacing w:after="0" w:line="240" w:lineRule="auto"/>
         <w:rPr>
-          <w:ins w:id="39" w:author="Ken Aho" w:date="2018-02-27T09:04:00Z"/>
+          <w:ins w:id="40" w:author="Ken Aho" w:date="2018-02-27T09:04:00Z"/>
           <w:rFonts w:ascii="Times New Roman" w:hAnsi="Times New Roman" w:cs="Times New Roman"/>
           <w:b/>
         </w:rPr>
@@ -2576,7 +2625,7 @@
         </w:rPr>
         <w:t xml:space="preserve">area is </w:t>
       </w:r>
-      <w:del w:id="40" w:author="Ken Aho" w:date="2018-03-06T10:58:00Z">
+      <w:del w:id="41" w:author="Ken Aho" w:date="2018-03-06T10:58:00Z">
         <w:r>
           <w:rPr>
             <w:rFonts w:ascii="Times New Roman" w:hAnsi="Times New Roman" w:cs="Times New Roman"/>
@@ -2585,7 +2634,7 @@
           <w:delText>{</w:delText>
         </w:r>
       </w:del>
-      <w:ins w:id="41" w:author="Ken Aho" w:date="2018-03-06T10:58:00Z">
+      <w:ins w:id="42" w:author="Ken Aho" w:date="2018-03-06T10:58:00Z">
         <w:r>
           <w:rPr>
             <w:rFonts w:ascii="Times New Roman" w:hAnsi="Times New Roman" w:cs="Times New Roman"/>
@@ -2601,7 +2650,7 @@
         </w:rPr>
         <w:t>61.59, 94.34</w:t>
       </w:r>
-      <w:ins w:id="42" w:author="Ken Aho" w:date="2018-03-06T10:58:00Z">
+      <w:ins w:id="43" w:author="Ken Aho" w:date="2018-03-06T10:58:00Z">
         <w:r>
           <w:rPr>
             <w:rFonts w:ascii="Times New Roman" w:hAnsi="Times New Roman" w:cs="Times New Roman"/>
@@ -2610,7 +2659,7 @@
           <w:t>)</w:t>
         </w:r>
       </w:ins>
-      <w:del w:id="43" w:author="Ken Aho" w:date="2018-03-06T10:58:00Z">
+      <w:del w:id="44" w:author="Ken Aho" w:date="2018-03-06T10:58:00Z">
         <w:r>
           <w:rPr>
             <w:rFonts w:ascii="Times New Roman" w:hAnsi="Times New Roman" w:cs="Times New Roman"/>
@@ -2673,7 +2722,7 @@
         </w:rPr>
         <w:t>…</w:t>
       </w:r>
-      <w:del w:id="44" w:author="Ken Aho" w:date="2018-03-06T12:19:00Z">
+      <w:del w:id="45" w:author="Ken Aho" w:date="2018-03-06T12:19:00Z">
         <w:r>
           <w:rPr>
             <w:rFonts w:ascii="Times New Roman" w:hAnsi="Times New Roman" w:cs="Times New Roman"/>
@@ -2682,7 +2731,7 @@
           <w:delText>block</w:delText>
         </w:r>
       </w:del>
-      <w:ins w:id="45" w:author="Ken Aho" w:date="2018-03-06T12:19:00Z">
+      <w:ins w:id="46" w:author="Ken Aho" w:date="2018-03-06T12:19:00Z">
         <w:r>
           <w:rPr>
             <w:rFonts w:ascii="Times New Roman" w:hAnsi="Times New Roman" w:cs="Times New Roman"/>
@@ -2698,7 +2747,7 @@
         </w:rPr>
         <w:t xml:space="preserve"> what you can </w:t>
       </w:r>
-      <w:del w:id="46" w:author="Ken Aho" w:date="2018-03-06T12:20:00Z">
+      <w:del w:id="47" w:author="Ken Aho" w:date="2018-03-06T12:20:00Z">
         <w:r>
           <w:rPr>
             <w:rFonts w:ascii="Times New Roman" w:hAnsi="Times New Roman" w:cs="Times New Roman"/>
@@ -2707,7 +2756,7 @@
           <w:delText xml:space="preserve">randomize </w:delText>
         </w:r>
       </w:del>
-      <w:ins w:id="47" w:author="Ken Aho" w:date="2018-03-06T12:20:00Z">
+      <w:ins w:id="48" w:author="Ken Aho" w:date="2018-03-06T12:20:00Z">
         <w:r>
           <w:rPr>
             <w:rFonts w:ascii="Times New Roman" w:hAnsi="Times New Roman" w:cs="Times New Roman"/>
@@ -2784,7 +2833,7 @@
         </w:rPr>
         <w:t xml:space="preserve"> </w:t>
       </w:r>
-      <w:ins w:id="48" w:author="Ken Aho" w:date="2018-02-27T09:07:00Z">
+      <w:ins w:id="49" w:author="Ken Aho" w:date="2018-02-27T09:07:00Z">
         <w:r>
           <w:rPr>
             <w:rFonts w:ascii="Times New Roman" w:hAnsi="Times New Roman" w:cs="Times New Roman"/>
@@ -2939,7 +2988,7 @@
           <v:shape id="_x0000_i1029" type="#_x0000_t75" style="width:20.25pt;height:20.25pt" o:ole="">
             <v:imagedata r:id="rId13" o:title=""/>
           </v:shape>
-          <o:OLEObject Type="Embed" ProgID="Equation.DSMT4" ShapeID="_x0000_i1029" DrawAspect="Content" ObjectID="_1830596424" r:id="rId14"/>
+          <o:OLEObject Type="Embed" ProgID="Equation.DSMT4" ShapeID="_x0000_i1029" DrawAspect="Content" ObjectID="_1832502347" r:id="rId14"/>
         </w:object>
       </w:r>
       <w:r>
@@ -2956,7 +3005,7 @@
           <v:shape id="_x0000_i1030" type="#_x0000_t75" style="width:21pt;height:20.25pt" o:ole="">
             <v:imagedata r:id="rId15" o:title=""/>
           </v:shape>
-          <o:OLEObject Type="Embed" ProgID="Equation.DSMT4" ShapeID="_x0000_i1030" DrawAspect="Content" ObjectID="_1830596425" r:id="rId16"/>
+          <o:OLEObject Type="Embed" ProgID="Equation.DSMT4" ShapeID="_x0000_i1030" DrawAspect="Content" ObjectID="_1832502348" r:id="rId16"/>
         </w:object>
       </w:r>
     </w:p>
@@ -2980,6 +3029,7 @@
           <w:bCs/>
           <w:color w:val="1F497D" w:themeColor="text2"/>
         </w:rPr>
+        <w:lastRenderedPageBreak/>
         <w:t>Page 291.  Question 12</w:t>
       </w:r>
       <w:r>
@@ -3012,7 +3062,7 @@
           <v:shape id="_x0000_i1031" type="#_x0000_t75" style="width:15pt;height:18.75pt" o:ole="">
             <v:imagedata r:id="rId17" o:title=""/>
           </v:shape>
-          <o:OLEObject Type="Embed" ProgID="Equation.DSMT4" ShapeID="_x0000_i1031" DrawAspect="Content" ObjectID="_1830596426" r:id="rId18"/>
+          <o:OLEObject Type="Embed" ProgID="Equation.DSMT4" ShapeID="_x0000_i1031" DrawAspect="Content" ObjectID="_1832502349" r:id="rId18"/>
         </w:object>
       </w:r>
       <w:r>
@@ -3029,7 +3079,7 @@
           <v:shape id="_x0000_i1032" type="#_x0000_t75" style="width:15.75pt;height:18.75pt" o:ole="">
             <v:imagedata r:id="rId19" o:title=""/>
           </v:shape>
-          <o:OLEObject Type="Embed" ProgID="Equation.DSMT4" ShapeID="_x0000_i1032" DrawAspect="Content" ObjectID="_1830596427" r:id="rId20"/>
+          <o:OLEObject Type="Embed" ProgID="Equation.DSMT4" ShapeID="_x0000_i1032" DrawAspect="Content" ObjectID="_1832502350" r:id="rId20"/>
         </w:object>
       </w:r>
     </w:p>
@@ -3066,7 +3116,6 @@
           <w:rFonts w:ascii="Times New Roman" w:hAnsi="Times New Roman" w:cs="Times New Roman"/>
           <w:b/>
         </w:rPr>
-        <w:lastRenderedPageBreak/>
         <w:t>Chapter 8</w:t>
       </w:r>
     </w:p>
@@ -3148,7 +3197,7 @@
         <w:adjustRightInd w:val="0"/>
         <w:spacing w:after="0" w:line="240" w:lineRule="auto"/>
         <w:rPr>
-          <w:ins w:id="49" w:author="Ken Aho" w:date="2018-03-26T12:36:00Z"/>
+          <w:ins w:id="50" w:author="Ken Aho" w:date="2018-03-26T12:36:00Z"/>
           <w:rFonts w:ascii="Courier New" w:hAnsi="Courier New" w:cs="Courier New"/>
         </w:rPr>
       </w:pPr>
@@ -3240,7 +3289,7 @@
         </w:rPr>
         <w:t>")</w:t>
       </w:r>
-      <w:ins w:id="50" w:author="Ken Aho" w:date="2017-08-29T09:14:00Z">
+      <w:ins w:id="51" w:author="Ken Aho" w:date="2017-08-29T09:14:00Z">
         <w:r>
           <w:rPr>
             <w:rFonts w:ascii="Courier New" w:hAnsi="Courier New" w:cs="Courier New"/>
@@ -3256,7 +3305,7 @@
         <w:adjustRightInd w:val="0"/>
         <w:spacing w:after="0" w:line="240" w:lineRule="auto"/>
         <w:rPr>
-          <w:ins w:id="51" w:author="Ken Aho" w:date="2018-03-26T12:36:00Z"/>
+          <w:ins w:id="52" w:author="Ken Aho" w:date="2018-03-26T12:36:00Z"/>
           <w:rFonts w:ascii="Courier New" w:hAnsi="Courier New" w:cs="Courier New"/>
         </w:rPr>
       </w:pPr>
@@ -3268,7 +3317,7 @@
         <w:adjustRightInd w:val="0"/>
         <w:spacing w:after="0" w:line="240" w:lineRule="auto"/>
         <w:rPr>
-          <w:ins w:id="52" w:author="Ken Aho" w:date="2018-03-26T12:36:00Z"/>
+          <w:ins w:id="53" w:author="Ken Aho" w:date="2018-03-26T12:36:00Z"/>
           <w:rFonts w:ascii="Courier New" w:hAnsi="Courier New" w:cs="Courier New"/>
         </w:rPr>
       </w:pPr>
@@ -3315,7 +3364,7 @@
           <w:color w:val="1F497D" w:themeColor="text2"/>
         </w:rPr>
       </w:pPr>
-      <w:bookmarkStart w:id="53" w:name="_Hlk23407007"/>
+      <w:bookmarkStart w:id="54" w:name="_Hlk23407007"/>
       <w:r>
         <w:rPr>
           <w:rFonts w:ascii="Times New Roman" w:hAnsi="Times New Roman" w:cs="Times New Roman"/>
@@ -3389,7 +3438,7 @@
         <w:t>That is, replace:</w:t>
       </w:r>
     </w:p>
-    <w:bookmarkEnd w:id="53"/>
+    <w:bookmarkEnd w:id="54"/>
     <w:p>
       <w:pPr>
         <w:pStyle w:val="ListParagraph"/>
@@ -3423,7 +3472,7 @@
           <v:shape id="_x0000_i1033" type="#_x0000_t75" style="width:99.75pt;height:33pt" o:ole="">
             <v:imagedata r:id="rId21" o:title=""/>
           </v:shape>
-          <o:OLEObject Type="Embed" ProgID="Equation.DSMT4" ShapeID="_x0000_i1033" DrawAspect="Content" ObjectID="_1830596428" r:id="rId22"/>
+          <o:OLEObject Type="Embed" ProgID="Equation.DSMT4" ShapeID="_x0000_i1033" DrawAspect="Content" ObjectID="_1832502351" r:id="rId22"/>
         </w:object>
       </w:r>
     </w:p>
@@ -3515,7 +3564,7 @@
           <v:shape id="_x0000_i1034" type="#_x0000_t75" style="width:116.25pt;height:33pt" o:ole="">
             <v:imagedata r:id="rId23" o:title=""/>
           </v:shape>
-          <o:OLEObject Type="Embed" ProgID="Equation.DSMT4" ShapeID="_x0000_i1034" DrawAspect="Content" ObjectID="_1830596429" r:id="rId24"/>
+          <o:OLEObject Type="Embed" ProgID="Equation.DSMT4" ShapeID="_x0000_i1034" DrawAspect="Content" ObjectID="_1832502352" r:id="rId24"/>
         </w:object>
       </w:r>
     </w:p>
@@ -3646,7 +3695,7 @@
           <v:shape id="_x0000_i1035" type="#_x0000_t75" style="width:113.25pt;height:33pt" o:ole="">
             <v:imagedata r:id="rId25" o:title=""/>
           </v:shape>
-          <o:OLEObject Type="Embed" ProgID="Equation.DSMT4" ShapeID="_x0000_i1035" DrawAspect="Content" ObjectID="_1830596430" r:id="rId26"/>
+          <o:OLEObject Type="Embed" ProgID="Equation.DSMT4" ShapeID="_x0000_i1035" DrawAspect="Content" ObjectID="_1832502353" r:id="rId26"/>
         </w:object>
       </w:r>
     </w:p>
@@ -3718,7 +3767,7 @@
           <v:shape id="_x0000_i1036" type="#_x0000_t75" style="width:155.25pt;height:78pt" o:ole="">
             <v:imagedata r:id="rId27" o:title=""/>
           </v:shape>
-          <o:OLEObject Type="Embed" ProgID="Equation.DSMT4" ShapeID="_x0000_i1036" DrawAspect="Content" ObjectID="_1830596431" r:id="rId28"/>
+          <o:OLEObject Type="Embed" ProgID="Equation.DSMT4" ShapeID="_x0000_i1036" DrawAspect="Content" ObjectID="_1832502354" r:id="rId28"/>
         </w:object>
       </w:r>
     </w:p>
@@ -3770,7 +3819,7 @@
         </w:rPr>
         <w:t xml:space="preserve">The </w:t>
       </w:r>
-      <w:ins w:id="54" w:author="Ken Aho" w:date="2023-04-06T10:13:00Z">
+      <w:ins w:id="55" w:author="Ken Aho" w:date="2023-04-06T10:13:00Z">
         <w:r>
           <w:rPr>
             <w:rFonts w:ascii="Times New Roman" w:hAnsi="Times New Roman" w:cs="Times New Roman"/>
@@ -3889,7 +3938,7 @@
         </w:rPr>
         <w:t xml:space="preserve">increases, </w:t>
       </w:r>
-      <w:del w:id="55" w:author="Ken Aho" w:date="2023-04-06T10:16:00Z">
+      <w:del w:id="56" w:author="Ken Aho" w:date="2023-04-06T10:16:00Z">
         <w:r>
           <w:rPr>
             <w:rFonts w:ascii="Times New Roman" w:hAnsi="Times New Roman" w:cs="Times New Roman"/>
@@ -3939,7 +3988,7 @@
           </m:sup>
         </m:sSubSup>
       </m:oMath>
-      <w:del w:id="56" w:author="Ken Aho" w:date="2023-04-06T10:16:00Z">
+      <w:del w:id="57" w:author="Ken Aho" w:date="2023-04-06T10:16:00Z">
         <w:r>
           <w:rPr>
             <w:rFonts w:ascii="Times New Roman" w:eastAsiaTheme="minorEastAsia" w:hAnsi="Times New Roman" w:cs="Times New Roman"/>
@@ -4061,7 +4110,7 @@
         </w:rPr>
         <w:t xml:space="preserve"> ≥ </w:t>
       </w:r>
-      <w:ins w:id="57" w:author="Ken Aho" w:date="2023-04-06T11:19:00Z">
+      <w:ins w:id="58" w:author="Ken Aho" w:date="2023-04-06T11:19:00Z">
         <w:r>
           <w:rPr>
             <w:rFonts w:ascii="Times New Roman" w:hAnsi="Times New Roman" w:cs="Times New Roman"/>
@@ -4082,7 +4131,7 @@
         </w:rPr>
         <w:t>*</w:t>
       </w:r>
-      <w:ins w:id="58" w:author="Ken Aho" w:date="2023-04-06T11:19:00Z">
+      <w:ins w:id="59" w:author="Ken Aho" w:date="2023-04-06T11:19:00Z">
         <w:r>
           <w:rPr>
             <w:rFonts w:ascii="Times New Roman" w:hAnsi="Times New Roman" w:cs="Times New Roman"/>
@@ -4176,7 +4225,7 @@
           <v:shape id="_x0000_i1037" type="#_x0000_t75" style="width:9pt;height:12pt" o:ole="">
             <v:imagedata r:id="rId29" o:title=""/>
           </v:shape>
-          <o:OLEObject Type="Embed" ProgID="Equation.DSMT4" ShapeID="_x0000_i1037" DrawAspect="Content" ObjectID="_1830596432" r:id="rId30"/>
+          <o:OLEObject Type="Embed" ProgID="Equation.DSMT4" ShapeID="_x0000_i1037" DrawAspect="Content" ObjectID="_1832502355" r:id="rId30"/>
         </w:object>
       </w:r>
       <w:r>
@@ -4191,7 +4240,7 @@
           <v:shape id="_x0000_i1038" type="#_x0000_t75" style="width:9pt;height:14.25pt" o:ole="">
             <v:imagedata r:id="rId31" o:title=""/>
           </v:shape>
-          <o:OLEObject Type="Embed" ProgID="Equation.DSMT4" ShapeID="_x0000_i1038" DrawAspect="Content" ObjectID="_1830596433" r:id="rId32"/>
+          <o:OLEObject Type="Embed" ProgID="Equation.DSMT4" ShapeID="_x0000_i1038" DrawAspect="Content" ObjectID="_1832502356" r:id="rId32"/>
         </w:object>
       </w:r>
     </w:p>
@@ -4268,7 +4317,7 @@
         </w:rPr>
         <w:t xml:space="preserve">) is the number of true positives divided by the number of </w:t>
       </w:r>
-      <w:del w:id="59" w:author="Ken Aho" w:date="2022-02-10T16:21:00Z">
+      <w:del w:id="60" w:author="Ken Aho" w:date="2022-02-10T16:21:00Z">
         <w:r>
           <w:rPr>
             <w:rFonts w:ascii="Times New Roman" w:hAnsi="Times New Roman" w:cs="Times New Roman"/>
@@ -4276,7 +4325,7 @@
           <w:delText xml:space="preserve">observed </w:delText>
         </w:r>
       </w:del>
-      <w:ins w:id="60" w:author="Ken Aho" w:date="2022-02-10T16:21:00Z">
+      <w:ins w:id="61" w:author="Ken Aho" w:date="2022-02-10T16:21:00Z">
         <w:r>
           <w:rPr>
             <w:rFonts w:ascii="Times New Roman" w:hAnsi="Times New Roman" w:cs="Times New Roman"/>
@@ -4316,7 +4365,7 @@
         </w:rPr>
         <w:t xml:space="preserve">) is the number of true negatives divided by the number of </w:t>
       </w:r>
-      <w:del w:id="61" w:author="Ken Aho" w:date="2022-02-10T16:20:00Z">
+      <w:del w:id="62" w:author="Ken Aho" w:date="2022-02-10T16:20:00Z">
         <w:r>
           <w:rPr>
             <w:rFonts w:ascii="Times New Roman" w:hAnsi="Times New Roman" w:cs="Times New Roman"/>
@@ -4324,7 +4373,7 @@
           <w:delText xml:space="preserve">observed </w:delText>
         </w:r>
       </w:del>
-      <w:ins w:id="62" w:author="Ken Aho" w:date="2022-02-10T16:21:00Z">
+      <w:ins w:id="63" w:author="Ken Aho" w:date="2022-02-10T16:21:00Z">
         <w:r>
           <w:rPr>
             <w:rFonts w:ascii="Times New Roman" w:hAnsi="Times New Roman" w:cs="Times New Roman"/>
@@ -4355,7 +4404,7 @@
           <w:rFonts w:ascii="Times New Roman" w:hAnsi="Times New Roman" w:cs="Times New Roman"/>
         </w:rPr>
       </w:pPr>
-      <w:bookmarkStart w:id="63" w:name="_Hlk23237132"/>
+      <w:bookmarkStart w:id="64" w:name="_Hlk23237132"/>
       <w:r>
         <w:rPr>
           <w:rFonts w:ascii="Times New Roman" w:hAnsi="Times New Roman" w:cs="Times New Roman"/>
@@ -4378,7 +4427,7 @@
         </w:rPr>
         <w:t xml:space="preserve"> sentence of section 9.22.</w:t>
       </w:r>
-      <w:bookmarkEnd w:id="63"/>
+      <w:bookmarkEnd w:id="64"/>
       <w:r>
         <w:rPr>
           <w:rFonts w:ascii="Times New Roman" w:hAnsi="Times New Roman" w:cs="Times New Roman"/>
@@ -4392,7 +4441,7 @@
         </w:rPr>
         <w:t xml:space="preserve">We calculate estimates </w:t>
       </w:r>
-      <w:ins w:id="64" w:author="Ken Aho" w:date="2018-04-03T17:07:00Z">
+      <w:ins w:id="65" w:author="Ken Aho" w:date="2018-04-03T17:07:00Z">
         <w:r>
           <w:rPr>
             <w:rFonts w:ascii="Times New Roman" w:hAnsi="Times New Roman" w:cs="Times New Roman"/>
@@ -4429,6 +4478,7 @@
           <w:rFonts w:ascii="Times New Roman" w:hAnsi="Times New Roman" w:cs="Times New Roman"/>
           <w:color w:val="1F497D" w:themeColor="text2"/>
         </w:rPr>
+        <w:lastRenderedPageBreak/>
         <w:t>Page 4</w:t>
       </w:r>
       <w:r>
@@ -4465,7 +4515,7 @@
           <w:rFonts w:ascii="Times New Roman" w:hAnsi="Times New Roman" w:cs="Times New Roman"/>
         </w:rPr>
       </w:pPr>
-      <w:del w:id="65" w:author="Ken Aho" w:date="2018-04-04T08:35:00Z">
+      <w:del w:id="66" w:author="Ken Aho" w:date="2018-04-04T08:35:00Z">
         <w:r>
           <w:rPr>
             <w:rFonts w:ascii="Times New Roman" w:hAnsi="Times New Roman" w:cs="Times New Roman"/>
@@ -4473,7 +4523,7 @@
           <w:delText>b</w:delText>
         </w:r>
       </w:del>
-      <w:ins w:id="66" w:author="Ken Aho" w:date="2018-04-04T08:35:00Z">
+      <w:ins w:id="67" w:author="Ken Aho" w:date="2018-04-04T08:35:00Z">
         <w:r>
           <w:rPr>
             <w:rFonts w:ascii="Times New Roman" w:hAnsi="Times New Roman" w:cs="Times New Roman"/>
@@ -4532,7 +4582,7 @@
         </w:rPr>
         <w:t xml:space="preserve"> consistently </w:t>
       </w:r>
-      <w:del w:id="67" w:author="Ken Aho" w:date="2018-04-04T08:36:00Z">
+      <w:del w:id="68" w:author="Ken Aho" w:date="2018-04-04T08:36:00Z">
         <w:r>
           <w:rPr>
             <w:rFonts w:ascii="Times New Roman" w:hAnsi="Times New Roman" w:cs="Times New Roman"/>
@@ -4540,7 +4590,7 @@
           <w:delText xml:space="preserve">greatly </w:delText>
         </w:r>
       </w:del>
-      <w:ins w:id="68" w:author="Ken Aho" w:date="2018-04-04T08:36:00Z">
+      <w:ins w:id="69" w:author="Ken Aho" w:date="2018-04-04T08:36:00Z">
         <w:r>
           <w:rPr>
             <w:rFonts w:ascii="Times New Roman" w:hAnsi="Times New Roman" w:cs="Times New Roman"/>
@@ -4681,7 +4731,7 @@
         </w:rPr>
         <w:t xml:space="preserve"> “Described in </w:t>
       </w:r>
-      <w:del w:id="69" w:author="Ken Aho" w:date="2024-04-29T16:09:00Z">
+      <w:del w:id="70" w:author="Ken Aho" w:date="2024-04-29T16:09:00Z">
         <w:r>
           <w:rPr>
             <w:rFonts w:ascii="Times New Roman" w:eastAsia="Times New Roman" w:hAnsi="Times New Roman" w:cs="Times New Roman"/>
@@ -4689,7 +4739,7 @@
           <w:delText xml:space="preserve">Exercise </w:delText>
         </w:r>
       </w:del>
-      <w:ins w:id="70" w:author="Ken Aho" w:date="2024-04-29T16:09:00Z">
+      <w:ins w:id="71" w:author="Ken Aho" w:date="2024-04-29T16:09:00Z">
         <w:r>
           <w:rPr>
             <w:rFonts w:ascii="Times New Roman" w:eastAsia="Times New Roman" w:hAnsi="Times New Roman" w:cs="Times New Roman"/>
@@ -4855,7 +4905,7 @@
         </w:rPr>
         <w:t xml:space="preserve">Analyze the data correctly </w:t>
       </w:r>
-      <w:del w:id="71" w:author="Ken Aho" w:date="2018-05-01T10:17:00Z">
+      <w:del w:id="72" w:author="Ken Aho" w:date="2018-05-01T10:17:00Z">
         <w:r>
           <w:rPr>
             <w:rFonts w:ascii="Times New Roman" w:eastAsia="Times New Roman" w:hAnsi="Times New Roman" w:cs="Times New Roman"/>
@@ -4889,7 +4939,7 @@
         <w:spacing w:after="0" w:line="240" w:lineRule="auto"/>
         <w:ind w:left="270" w:hanging="270"/>
         <w:rPr>
-          <w:ins w:id="72" w:author="Ken Aho" w:date="2018-05-01T10:19:00Z"/>
+          <w:ins w:id="73" w:author="Ken Aho" w:date="2018-05-01T10:19:00Z"/>
           <w:rFonts w:ascii="Times New Roman" w:eastAsia="Times New Roman" w:hAnsi="Times New Roman" w:cs="Times New Roman"/>
         </w:rPr>
       </w:pPr>
@@ -4965,7 +5015,7 @@
         </w:rPr>
         <w:t xml:space="preserve">.  </w:t>
       </w:r>
-      <w:ins w:id="73" w:author="Ken Aho" w:date="2018-05-01T10:24:00Z">
+      <w:ins w:id="74" w:author="Ken Aho" w:date="2018-05-01T10:24:00Z">
         <w:r>
           <w:rPr>
             <w:rFonts w:ascii="Times New Roman" w:eastAsia="Times New Roman" w:hAnsi="Times New Roman" w:cs="Times New Roman"/>
@@ -4975,7 +5025,7 @@
           <w:t>D</w:t>
         </w:r>
       </w:ins>
-      <w:ins w:id="74" w:author="Ken Aho" w:date="2018-05-01T10:19:00Z">
+      <w:ins w:id="75" w:author="Ken Aho" w:date="2018-05-01T10:19:00Z">
         <w:r>
           <w:rPr>
             <w:rFonts w:ascii="Times New Roman" w:eastAsia="Times New Roman" w:hAnsi="Times New Roman" w:cs="Times New Roman"/>
@@ -5067,7 +5117,7 @@
         </w:rPr>
         <w:t xml:space="preserve"> </w:t>
       </w:r>
-      <w:del w:id="75" w:author="Ken Aho" w:date="2018-06-27T18:51:00Z">
+      <w:del w:id="76" w:author="Ken Aho" w:date="2018-06-27T18:51:00Z">
         <w:r>
           <w:rPr>
             <w:rFonts w:ascii="Thorndale for VST" w:hAnsi="Thorndale for VST" w:cs="Thorndale for VST"/>
@@ -5102,7 +5152,7 @@
           <w:delText xml:space="preserve"> </w:delText>
         </w:r>
       </w:del>
-      <w:ins w:id="76" w:author="Ken Aho" w:date="2018-06-27T18:52:00Z">
+      <w:ins w:id="77" w:author="Ken Aho" w:date="2018-06-27T18:52:00Z">
         <w:r>
           <w:rPr>
             <w:rFonts w:ascii="Thorndale for VST" w:hAnsi="Thorndale for VST" w:cs="Thorndale for VST"/>

--- a/Addendum/Newest_errorsCRC_hbk_2nd_printing.docx
+++ b/Addendum/Newest_errorsCRC_hbk_2nd_printing.docx
@@ -140,8 +140,6 @@
         </w:rPr>
         <w:t>2</w:t>
       </w:r>
-      <w:bookmarkStart w:id="0" w:name="_GoBack"/>
-      <w:bookmarkEnd w:id="0"/>
       <w:r>
         <w:rPr>
           <w:rFonts w:ascii="Arial" w:hAnsi="Arial" w:cs="Arial"/>
@@ -260,7 +258,7 @@
         <w:t>reductio</w:t>
       </w:r>
       <w:proofErr w:type="spellEnd"/>
-      <w:del w:id="1" w:author="Ken Aho" w:date="2018-01-05T18:32:00Z">
+      <w:del w:id="0" w:author="Ken Aho" w:date="2018-01-05T18:32:00Z">
         <w:r>
           <w:rPr>
             <w:rFonts w:ascii="Times New Roman" w:hAnsi="Times New Roman" w:cs="Times New Roman"/>
@@ -362,7 +360,7 @@
         </w:rPr>
         <w:t xml:space="preserve">The upper bound to the probability of an intersection </w:t>
       </w:r>
-      <w:del w:id="2" w:author="Ken Aho" w:date="2026-01-22T13:39:00Z">
+      <w:del w:id="1" w:author="Ken Aho" w:date="2026-01-22T13:39:00Z">
         <w:r>
           <w:rPr>
             <w:rFonts w:ascii="Times New Roman" w:eastAsia="PalatinoLTStd-Roman" w:hAnsi="Times New Roman" w:cs="Times New Roman"/>
@@ -370,7 +368,7 @@
           <w:delText>occurs under independence</w:delText>
         </w:r>
       </w:del>
-      <w:ins w:id="3" w:author="Ken Aho" w:date="2026-01-22T13:39:00Z">
+      <w:ins w:id="2" w:author="Ken Aho" w:date="2026-01-22T13:39:00Z">
         <w:r>
           <w:rPr>
             <w:rFonts w:ascii="Times New Roman" w:eastAsia="PalatinoLTStd-Roman" w:hAnsi="Times New Roman" w:cs="Times New Roman"/>
@@ -378,7 +376,7 @@
           <w:t xml:space="preserve"> </w:t>
         </w:r>
       </w:ins>
-      <w:ins w:id="4" w:author="Ken Aho" w:date="2026-01-22T13:40:00Z">
+      <w:ins w:id="3" w:author="Ken Aho" w:date="2026-01-22T13:40:00Z">
         <w:r>
           <w:rPr>
             <w:rFonts w:ascii="Times New Roman" w:eastAsia="PalatinoLTStd-Roman" w:hAnsi="Times New Roman" w:cs="Times New Roman"/>
@@ -386,7 +384,7 @@
           <w:t xml:space="preserve">will </w:t>
         </w:r>
       </w:ins>
-      <w:ins w:id="5" w:author="Ken Aho" w:date="2026-01-22T13:39:00Z">
+      <w:ins w:id="4" w:author="Ken Aho" w:date="2026-01-22T13:39:00Z">
         <w:r>
           <w:rPr>
             <w:rFonts w:ascii="Times New Roman" w:eastAsia="PalatinoLTStd-Roman" w:hAnsi="Times New Roman" w:cs="Times New Roman"/>
@@ -394,7 +392,7 @@
           <w:t>equal the</w:t>
         </w:r>
       </w:ins>
-      <w:ins w:id="6" w:author="Ken Aho" w:date="2026-01-22T13:40:00Z">
+      <w:ins w:id="5" w:author="Ken Aho" w:date="2026-01-22T13:40:00Z">
         <w:r>
           <w:rPr>
             <w:rFonts w:ascii="Times New Roman" w:eastAsia="PalatinoLTStd-Roman" w:hAnsi="Times New Roman" w:cs="Times New Roman"/>
@@ -408,7 +406,7 @@
           <w:t xml:space="preserve"> wit</w:t>
         </w:r>
       </w:ins>
-      <w:ins w:id="7" w:author="Ken Aho" w:date="2026-01-22T13:41:00Z">
+      <w:ins w:id="6" w:author="Ken Aho" w:date="2026-01-22T13:41:00Z">
         <w:r>
           <w:rPr>
             <w:rFonts w:ascii="Times New Roman" w:eastAsia="PalatinoLTStd-Roman" w:hAnsi="Times New Roman" w:cs="Times New Roman"/>
@@ -416,7 +414,7 @@
           <w:t xml:space="preserve">h the smallest </w:t>
         </w:r>
       </w:ins>
-      <w:ins w:id="8" w:author="Ken Aho" w:date="2026-01-22T13:42:00Z">
+      <w:ins w:id="7" w:author="Ken Aho" w:date="2026-01-22T13:42:00Z">
         <w:r>
           <w:rPr>
             <w:rFonts w:ascii="Times New Roman" w:eastAsia="PalatinoLTStd-Roman" w:hAnsi="Times New Roman" w:cs="Times New Roman"/>
@@ -424,7 +422,7 @@
           <w:t xml:space="preserve">marginal </w:t>
         </w:r>
       </w:ins>
-      <w:ins w:id="9" w:author="Ken Aho" w:date="2026-01-22T13:41:00Z">
+      <w:ins w:id="8" w:author="Ken Aho" w:date="2026-01-22T13:41:00Z">
         <w:r>
           <w:rPr>
             <w:rFonts w:ascii="Times New Roman" w:eastAsia="PalatinoLTStd-Roman" w:hAnsi="Times New Roman" w:cs="Times New Roman"/>
@@ -432,7 +430,7 @@
           <w:t>probability: min(P(A), P(B), …, P(k)).</w:t>
         </w:r>
       </w:ins>
-      <w:ins w:id="10" w:author="Ken Aho" w:date="2026-01-22T13:40:00Z">
+      <w:ins w:id="9" w:author="Ken Aho" w:date="2026-01-22T13:40:00Z">
         <w:r>
           <w:rPr>
             <w:rFonts w:ascii="Times New Roman" w:eastAsia="PalatinoLTStd-Roman" w:hAnsi="Times New Roman" w:cs="Times New Roman"/>
@@ -487,7 +485,7 @@
         </w:rPr>
         <w:t>Given results in (</w:t>
       </w:r>
-      <w:ins w:id="11" w:author="Ken Aho" w:date="2024-03-14T11:54:00Z">
+      <w:ins w:id="10" w:author="Ken Aho" w:date="2024-03-14T11:54:00Z">
         <w:r>
           <w:rPr>
             <w:rFonts w:ascii="Times New Roman" w:hAnsi="Times New Roman" w:cs="Times New Roman"/>
@@ -496,7 +494,7 @@
           <w:t>b</w:t>
         </w:r>
       </w:ins>
-      <w:del w:id="12" w:author="Ken Aho" w:date="2024-03-14T11:54:00Z">
+      <w:del w:id="11" w:author="Ken Aho" w:date="2024-03-14T11:54:00Z">
         <w:r>
           <w:rPr>
             <w:rFonts w:ascii="Times New Roman" w:hAnsi="Times New Roman" w:cs="Times New Roman"/>
@@ -512,7 +510,7 @@
         </w:rPr>
         <w:t>) and (</w:t>
       </w:r>
-      <w:ins w:id="13" w:author="Ken Aho" w:date="2024-03-14T11:54:00Z">
+      <w:ins w:id="12" w:author="Ken Aho" w:date="2024-03-14T11:54:00Z">
         <w:r>
           <w:rPr>
             <w:rFonts w:ascii="Times New Roman" w:hAnsi="Times New Roman" w:cs="Times New Roman"/>
@@ -521,7 +519,7 @@
           <w:t>c</w:t>
         </w:r>
       </w:ins>
-      <w:del w:id="14" w:author="Ken Aho" w:date="2024-03-14T11:54:00Z">
+      <w:del w:id="13" w:author="Ken Aho" w:date="2024-03-14T11:54:00Z">
         <w:r>
           <w:rPr>
             <w:rFonts w:ascii="Times New Roman" w:hAnsi="Times New Roman" w:cs="Times New Roman"/>
@@ -602,7 +600,7 @@
         </w:rPr>
         <w:t xml:space="preserve">Recently, </w:t>
       </w:r>
-      <w:del w:id="15" w:author="Ken Aho" w:date="2018-07-12T14:25:00Z">
+      <w:del w:id="14" w:author="Ken Aho" w:date="2018-07-12T14:25:00Z">
         <w:r>
           <w:rPr>
             <w:rFonts w:ascii="Times New Roman" w:hAnsi="Times New Roman" w:cs="Times New Roman"/>
@@ -611,7 +609,7 @@
           <w:delText xml:space="preserve">88 </w:delText>
         </w:r>
       </w:del>
-      <w:ins w:id="16" w:author="Ken Aho" w:date="2018-07-12T14:25:00Z">
+      <w:ins w:id="15" w:author="Ken Aho" w:date="2018-07-12T14:25:00Z">
         <w:r>
           <w:rPr>
             <w:rFonts w:ascii="Times New Roman" w:hAnsi="Times New Roman" w:cs="Times New Roman"/>
@@ -642,7 +640,7 @@
         <w:spacing w:after="0" w:line="240" w:lineRule="auto"/>
         <w:ind w:left="270" w:hanging="270"/>
         <w:rPr>
-          <w:ins w:id="17" w:author="Ken Aho" w:date="2018-01-31T12:47:00Z"/>
+          <w:ins w:id="16" w:author="Ken Aho" w:date="2018-01-31T12:47:00Z"/>
           <w:rFonts w:ascii="Times New Roman" w:hAnsi="Times New Roman" w:cs="Times New Roman"/>
           <w:color w:val="1F497D" w:themeColor="text2"/>
         </w:rPr>
@@ -726,7 +724,7 @@
         </w:rPr>
         <w:t xml:space="preserve">for negative binomial dispersion parameter </w:t>
       </w:r>
-      <w:del w:id="18" w:author="Ken Aho" w:date="2018-01-31T12:54:00Z">
+      <w:del w:id="17" w:author="Ken Aho" w:date="2018-01-31T12:54:00Z">
         <w:r>
           <w:rPr>
             <w:rFonts w:ascii="Times New Roman" w:hAnsi="Times New Roman" w:cs="Times New Roman"/>
@@ -741,7 +739,7 @@
           <w:delText xml:space="preserve"> </w:delText>
         </w:r>
       </w:del>
-      <w:ins w:id="19" w:author="Ken Aho" w:date="2018-01-31T12:54:00Z">
+      <w:ins w:id="18" w:author="Ken Aho" w:date="2018-01-31T12:54:00Z">
         <w:r>
           <w:rPr>
             <w:rFonts w:ascii="Times New Roman" w:hAnsi="Times New Roman" w:cs="Times New Roman"/>
@@ -768,7 +766,7 @@
         </w:rPr>
         <w:t>mean</w:t>
       </w:r>
-      <w:del w:id="20" w:author="Ken Aho" w:date="2018-01-31T12:54:00Z">
+      <w:del w:id="19" w:author="Ken Aho" w:date="2018-01-31T12:54:00Z">
         <w:r>
           <w:rPr>
             <w:rFonts w:ascii="Times New Roman" w:hAnsi="Times New Roman" w:cs="Times New Roman"/>
@@ -783,7 +781,7 @@
           <w:delText>k</w:delText>
         </w:r>
       </w:del>
-      <w:ins w:id="21" w:author="Ken Aho" w:date="2018-01-31T12:55:00Z">
+      <w:ins w:id="20" w:author="Ken Aho" w:date="2018-01-31T12:55:00Z">
         <w:r>
           <w:rPr>
             <w:rFonts w:ascii="Times New Roman" w:hAnsi="Times New Roman" w:cs="Times New Roman"/>
@@ -803,7 +801,7 @@
       <w:pPr>
         <w:spacing w:after="0" w:line="240" w:lineRule="auto"/>
         <w:rPr>
-          <w:ins w:id="22" w:author="Ken Aho" w:date="2018-01-31T12:55:00Z"/>
+          <w:ins w:id="21" w:author="Ken Aho" w:date="2018-01-31T12:55:00Z"/>
           <w:rFonts w:ascii="Times New Roman" w:hAnsi="Times New Roman" w:cs="Times New Roman"/>
           <w:color w:val="1F497D" w:themeColor="text2"/>
         </w:rPr>
@@ -886,7 +884,7 @@
         </w:rPr>
         <w:t xml:space="preserve"> &lt;- </w:t>
       </w:r>
-      <w:del w:id="23" w:author="Ken Aho" w:date="2018-01-31T12:57:00Z">
+      <w:del w:id="22" w:author="Ken Aho" w:date="2018-01-31T12:57:00Z">
         <w:r>
           <w:rPr>
             <w:rFonts w:ascii="Courier New" w:hAnsi="Courier New" w:cs="Courier New"/>
@@ -900,7 +898,7 @@
         </w:rPr>
         <w:t xml:space="preserve"> </w:t>
       </w:r>
-      <w:ins w:id="24" w:author="Ken Aho" w:date="2018-01-31T12:57:00Z">
+      <w:ins w:id="23" w:author="Ken Aho" w:date="2018-01-31T12:57:00Z">
         <w:r>
           <w:rPr>
             <w:rFonts w:ascii="Courier New" w:hAnsi="Courier New" w:cs="Courier New"/>
@@ -928,7 +926,7 @@
           <w:t xml:space="preserve">, </w:t>
         </w:r>
       </w:ins>
-      <w:ins w:id="25" w:author="Ken Aho" w:date="2018-01-31T12:58:00Z">
+      <w:ins w:id="24" w:author="Ken Aho" w:date="2018-01-31T12:58:00Z">
         <w:r>
           <w:rPr>
             <w:rFonts w:ascii="Courier New" w:hAnsi="Courier New" w:cs="Courier New"/>
@@ -937,7 +935,7 @@
         </w:r>
       </w:ins>
       <w:proofErr w:type="spellStart"/>
-      <w:ins w:id="26" w:author="Ken Aho" w:date="2018-01-31T12:57:00Z">
+      <w:ins w:id="25" w:author="Ken Aho" w:date="2018-01-31T12:57:00Z">
         <w:r>
           <w:rPr>
             <w:rFonts w:ascii="Courier New" w:hAnsi="Courier New" w:cs="Courier New"/>
@@ -952,7 +950,7 @@
           <w:t>)</w:t>
         </w:r>
       </w:ins>
-      <w:ins w:id="27" w:author="Ken Aho" w:date="2018-01-31T12:58:00Z">
+      <w:ins w:id="26" w:author="Ken Aho" w:date="2018-01-31T12:58:00Z">
         <w:r>
           <w:rPr>
             <w:rFonts w:ascii="Courier New" w:hAnsi="Courier New" w:cs="Courier New"/>
@@ -1171,7 +1169,7 @@
         </w:rPr>
         <w:t>(2,4)</w:t>
       </w:r>
-      <w:ins w:id="28" w:author="Ken Aho" w:date="2024-04-29T16:38:00Z">
+      <w:ins w:id="27" w:author="Ken Aho" w:date="2024-04-29T16:38:00Z">
         <w:r>
           <w:rPr>
             <w:rFonts w:ascii="Times New Roman" w:hAnsi="Times New Roman" w:cs="Times New Roman"/>
@@ -1185,7 +1183,7 @@
         </w:rPr>
         <w:t xml:space="preserve"> </w:t>
       </w:r>
-      <w:del w:id="29" w:author="Ken Aho" w:date="2024-04-29T16:38:00Z">
+      <w:del w:id="28" w:author="Ken Aho" w:date="2024-04-29T16:38:00Z">
         <w:r>
           <w:rPr>
             <w:rFonts w:ascii="Times New Roman" w:hAnsi="Times New Roman" w:cs="Times New Roman"/>
@@ -1206,7 +1204,7 @@
         </w:rPr>
         <w:t>(3,2)</w:t>
       </w:r>
-      <w:ins w:id="30" w:author="Ken Aho" w:date="2024-04-29T16:38:00Z">
+      <w:ins w:id="29" w:author="Ken Aho" w:date="2024-04-29T16:38:00Z">
         <w:r>
           <w:rPr>
             <w:rFonts w:ascii="Times New Roman" w:hAnsi="Times New Roman" w:cs="Times New Roman"/>
@@ -1424,7 +1422,7 @@
         </w:rPr>
         <w:t xml:space="preserve">In Grand Teton National Park </w:t>
       </w:r>
-      <w:del w:id="31" w:author="Ken Aho" w:date="2026-02-13T15:34:00Z">
+      <w:del w:id="30" w:author="Ken Aho" w:date="2026-02-13T15:34:00Z">
         <w:r>
           <w:rPr>
             <w:rFonts w:ascii="Times New Roman" w:hAnsi="Times New Roman" w:cs="Times New Roman"/>
@@ -1868,7 +1866,7 @@
           <v:shape id="_x0000_i1025" type="#_x0000_t75" style="width:159pt;height:33pt" o:ole="">
             <v:imagedata r:id="rId5" o:title=""/>
           </v:shape>
-          <o:OLEObject Type="Embed" ProgID="Equation.DSMT4" ShapeID="_x0000_i1025" DrawAspect="Content" ObjectID="_1832502343" r:id="rId6"/>
+          <o:OLEObject Type="Embed" ProgID="Equation.DSMT4" ShapeID="_x0000_i1025" DrawAspect="Content" ObjectID="_1833077540" r:id="rId6"/>
         </w:object>
       </w:r>
     </w:p>
@@ -1908,7 +1906,7 @@
           <v:shape id="_x0000_i1026" type="#_x0000_t75" style="width:159pt;height:33pt" o:ole="">
             <v:imagedata r:id="rId7" o:title=""/>
           </v:shape>
-          <o:OLEObject Type="Embed" ProgID="Equation.DSMT4" ShapeID="_x0000_i1026" DrawAspect="Content" ObjectID="_1832502344" r:id="rId8"/>
+          <o:OLEObject Type="Embed" ProgID="Equation.DSMT4" ShapeID="_x0000_i1026" DrawAspect="Content" ObjectID="_1833077541" r:id="rId8"/>
         </w:object>
       </w:r>
     </w:p>
@@ -1977,7 +1975,7 @@
         </w:rPr>
         <w:t xml:space="preserve">She wants to use α = 0.05 and </w:t>
       </w:r>
-      <w:ins w:id="32" w:author="Ken Aho" w:date="2022-03-29T17:06:00Z">
+      <w:ins w:id="31" w:author="Ken Aho" w:date="2022-03-29T17:06:00Z">
         <w:r>
           <w:rPr>
             <w:rFonts w:ascii="Times New Roman" w:hAnsi="Times New Roman" w:cs="Times New Roman"/>
@@ -2090,7 +2088,7 @@
           <v:shape id="_x0000_i1027" type="#_x0000_t75" style="width:150pt;height:35.25pt" o:ole="">
             <v:imagedata r:id="rId9" o:title=""/>
           </v:shape>
-          <o:OLEObject Type="Embed" ProgID="Equation.DSMT4" ShapeID="_x0000_i1027" DrawAspect="Content" ObjectID="_1832502345" r:id="rId10"/>
+          <o:OLEObject Type="Embed" ProgID="Equation.DSMT4" ShapeID="_x0000_i1027" DrawAspect="Content" ObjectID="_1833077542" r:id="rId10"/>
         </w:object>
       </w:r>
     </w:p>
@@ -2141,7 +2139,7 @@
           <v:shape id="_x0000_i1028" type="#_x0000_t75" style="width:150pt;height:35.25pt" o:ole="">
             <v:imagedata r:id="rId11" o:title=""/>
           </v:shape>
-          <o:OLEObject Type="Embed" ProgID="Equation.DSMT4" ShapeID="_x0000_i1028" DrawAspect="Content" ObjectID="_1832502346" r:id="rId12"/>
+          <o:OLEObject Type="Embed" ProgID="Equation.DSMT4" ShapeID="_x0000_i1028" DrawAspect="Content" ObjectID="_1833077543" r:id="rId12"/>
         </w:object>
       </w:r>
     </w:p>
@@ -2212,7 +2210,7 @@
         </w:rPr>
         <w:t xml:space="preserve"> = 0.05. </w:t>
       </w:r>
-      <w:ins w:id="33" w:author="Ken Aho" w:date="2022-03-29T17:06:00Z">
+      <w:ins w:id="32" w:author="Ken Aho" w:date="2022-03-29T17:06:00Z">
         <w:r>
           <w:rPr>
             <w:rFonts w:ascii="Times New Roman" w:hAnsi="Times New Roman" w:cs="Times New Roman"/>
@@ -2309,7 +2307,7 @@
         </w:rPr>
         <w:t xml:space="preserve">* will </w:t>
       </w:r>
-      <w:ins w:id="34" w:author="Ken Aho" w:date="2016-03-10T15:51:00Z">
+      <w:ins w:id="33" w:author="Ken Aho" w:date="2016-03-10T15:51:00Z">
         <w:r>
           <w:rPr>
             <w:rFonts w:ascii="Times New Roman" w:eastAsia="PalatinoLTStd-Roman" w:hAnsi="Times New Roman" w:cs="Times New Roman"/>
@@ -2323,7 +2321,7 @@
         </w:rPr>
         <w:t xml:space="preserve">be </w:t>
       </w:r>
-      <w:del w:id="35" w:author="Ken Aho" w:date="2016-03-10T15:51:00Z">
+      <w:del w:id="34" w:author="Ken Aho" w:date="2016-03-10T15:51:00Z">
         <w:r>
           <w:rPr>
             <w:rFonts w:ascii="Times New Roman" w:eastAsia="PalatinoLTStd-Italic" w:hAnsi="Times New Roman" w:cs="Times New Roman"/>
@@ -2339,7 +2337,7 @@
           <w:delText>2</w:delText>
         </w:r>
       </w:del>
-      <w:ins w:id="36" w:author="Ken Aho" w:date="2016-03-10T15:51:00Z">
+      <w:ins w:id="35" w:author="Ken Aho" w:date="2016-03-10T15:51:00Z">
         <w:r>
           <w:rPr>
             <w:rFonts w:ascii="Times New Roman" w:eastAsia="PalatinoLTStd-Italic" w:hAnsi="Times New Roman" w:cs="Times New Roman"/>
@@ -2418,7 +2416,7 @@
         </w:rPr>
         <w:t xml:space="preserve">“With this in mind,  I take a random sample of 20 female freshmen </w:t>
       </w:r>
-      <w:ins w:id="37" w:author="Ken Aho" w:date="2022-03-01T17:15:00Z">
+      <w:ins w:id="36" w:author="Ken Aho" w:date="2022-03-01T17:15:00Z">
         <w:r>
           <w:rPr>
             <w:rFonts w:ascii="Times New Roman" w:eastAsia="PalatinoLTStd-Roman" w:hAnsi="Times New Roman" w:cs="Times New Roman"/>
@@ -2505,7 +2503,7 @@
         </w:rPr>
         <w:t>book.</w:t>
       </w:r>
-      <w:del w:id="38" w:author="Ken Aho" w:date="2018-02-27T09:03:00Z">
+      <w:del w:id="37" w:author="Ken Aho" w:date="2018-02-27T09:03:00Z">
         <w:r>
           <w:rPr>
             <w:rFonts w:ascii="Courier New" w:eastAsia="PalatinoLTStd-Roman" w:hAnsi="Courier New" w:cs="Courier New"/>
@@ -2513,7 +2511,7 @@
           <w:delText>mneu</w:delText>
         </w:r>
       </w:del>
-      <w:ins w:id="39" w:author="Ken Aho" w:date="2018-02-27T09:03:00Z">
+      <w:ins w:id="38" w:author="Ken Aho" w:date="2018-02-27T09:03:00Z">
         <w:r>
           <w:rPr>
             <w:rFonts w:ascii="Courier New" w:eastAsia="PalatinoLTStd-Roman" w:hAnsi="Courier New" w:cs="Courier New"/>
@@ -2556,7 +2554,7 @@
       <w:pPr>
         <w:spacing w:after="0" w:line="240" w:lineRule="auto"/>
         <w:rPr>
-          <w:ins w:id="40" w:author="Ken Aho" w:date="2018-02-27T09:04:00Z"/>
+          <w:ins w:id="39" w:author="Ken Aho" w:date="2018-02-27T09:04:00Z"/>
           <w:rFonts w:ascii="Times New Roman" w:hAnsi="Times New Roman" w:cs="Times New Roman"/>
           <w:b/>
         </w:rPr>
@@ -2625,7 +2623,7 @@
         </w:rPr>
         <w:t xml:space="preserve">area is </w:t>
       </w:r>
-      <w:del w:id="41" w:author="Ken Aho" w:date="2018-03-06T10:58:00Z">
+      <w:del w:id="40" w:author="Ken Aho" w:date="2018-03-06T10:58:00Z">
         <w:r>
           <w:rPr>
             <w:rFonts w:ascii="Times New Roman" w:hAnsi="Times New Roman" w:cs="Times New Roman"/>
@@ -2634,7 +2632,7 @@
           <w:delText>{</w:delText>
         </w:r>
       </w:del>
-      <w:ins w:id="42" w:author="Ken Aho" w:date="2018-03-06T10:58:00Z">
+      <w:ins w:id="41" w:author="Ken Aho" w:date="2018-03-06T10:58:00Z">
         <w:r>
           <w:rPr>
             <w:rFonts w:ascii="Times New Roman" w:hAnsi="Times New Roman" w:cs="Times New Roman"/>
@@ -2650,7 +2648,7 @@
         </w:rPr>
         <w:t>61.59, 94.34</w:t>
       </w:r>
-      <w:ins w:id="43" w:author="Ken Aho" w:date="2018-03-06T10:58:00Z">
+      <w:ins w:id="42" w:author="Ken Aho" w:date="2018-03-06T10:58:00Z">
         <w:r>
           <w:rPr>
             <w:rFonts w:ascii="Times New Roman" w:hAnsi="Times New Roman" w:cs="Times New Roman"/>
@@ -2659,7 +2657,7 @@
           <w:t>)</w:t>
         </w:r>
       </w:ins>
-      <w:del w:id="44" w:author="Ken Aho" w:date="2018-03-06T10:58:00Z">
+      <w:del w:id="43" w:author="Ken Aho" w:date="2018-03-06T10:58:00Z">
         <w:r>
           <w:rPr>
             <w:rFonts w:ascii="Times New Roman" w:hAnsi="Times New Roman" w:cs="Times New Roman"/>
@@ -2722,7 +2720,7 @@
         </w:rPr>
         <w:t>…</w:t>
       </w:r>
-      <w:del w:id="45" w:author="Ken Aho" w:date="2018-03-06T12:19:00Z">
+      <w:del w:id="44" w:author="Ken Aho" w:date="2018-03-06T12:19:00Z">
         <w:r>
           <w:rPr>
             <w:rFonts w:ascii="Times New Roman" w:hAnsi="Times New Roman" w:cs="Times New Roman"/>
@@ -2731,7 +2729,7 @@
           <w:delText>block</w:delText>
         </w:r>
       </w:del>
-      <w:ins w:id="46" w:author="Ken Aho" w:date="2018-03-06T12:19:00Z">
+      <w:ins w:id="45" w:author="Ken Aho" w:date="2018-03-06T12:19:00Z">
         <w:r>
           <w:rPr>
             <w:rFonts w:ascii="Times New Roman" w:hAnsi="Times New Roman" w:cs="Times New Roman"/>
@@ -2747,7 +2745,7 @@
         </w:rPr>
         <w:t xml:space="preserve"> what you can </w:t>
       </w:r>
-      <w:del w:id="47" w:author="Ken Aho" w:date="2018-03-06T12:20:00Z">
+      <w:del w:id="46" w:author="Ken Aho" w:date="2018-03-06T12:20:00Z">
         <w:r>
           <w:rPr>
             <w:rFonts w:ascii="Times New Roman" w:hAnsi="Times New Roman" w:cs="Times New Roman"/>
@@ -2756,7 +2754,7 @@
           <w:delText xml:space="preserve">randomize </w:delText>
         </w:r>
       </w:del>
-      <w:ins w:id="48" w:author="Ken Aho" w:date="2018-03-06T12:20:00Z">
+      <w:ins w:id="47" w:author="Ken Aho" w:date="2018-03-06T12:20:00Z">
         <w:r>
           <w:rPr>
             <w:rFonts w:ascii="Times New Roman" w:hAnsi="Times New Roman" w:cs="Times New Roman"/>
@@ -2833,7 +2831,7 @@
         </w:rPr>
         <w:t xml:space="preserve"> </w:t>
       </w:r>
-      <w:ins w:id="49" w:author="Ken Aho" w:date="2018-02-27T09:07:00Z">
+      <w:ins w:id="48" w:author="Ken Aho" w:date="2018-02-27T09:07:00Z">
         <w:r>
           <w:rPr>
             <w:rFonts w:ascii="Times New Roman" w:hAnsi="Times New Roman" w:cs="Times New Roman"/>
@@ -2988,7 +2986,7 @@
           <v:shape id="_x0000_i1029" type="#_x0000_t75" style="width:20.25pt;height:20.25pt" o:ole="">
             <v:imagedata r:id="rId13" o:title=""/>
           </v:shape>
-          <o:OLEObject Type="Embed" ProgID="Equation.DSMT4" ShapeID="_x0000_i1029" DrawAspect="Content" ObjectID="_1832502347" r:id="rId14"/>
+          <o:OLEObject Type="Embed" ProgID="Equation.DSMT4" ShapeID="_x0000_i1029" DrawAspect="Content" ObjectID="_1833077544" r:id="rId14"/>
         </w:object>
       </w:r>
       <w:r>
@@ -3005,7 +3003,7 @@
           <v:shape id="_x0000_i1030" type="#_x0000_t75" style="width:21pt;height:20.25pt" o:ole="">
             <v:imagedata r:id="rId15" o:title=""/>
           </v:shape>
-          <o:OLEObject Type="Embed" ProgID="Equation.DSMT4" ShapeID="_x0000_i1030" DrawAspect="Content" ObjectID="_1832502348" r:id="rId16"/>
+          <o:OLEObject Type="Embed" ProgID="Equation.DSMT4" ShapeID="_x0000_i1030" DrawAspect="Content" ObjectID="_1833077545" r:id="rId16"/>
         </w:object>
       </w:r>
     </w:p>
@@ -3062,7 +3060,7 @@
           <v:shape id="_x0000_i1031" type="#_x0000_t75" style="width:15pt;height:18.75pt" o:ole="">
             <v:imagedata r:id="rId17" o:title=""/>
           </v:shape>
-          <o:OLEObject Type="Embed" ProgID="Equation.DSMT4" ShapeID="_x0000_i1031" DrawAspect="Content" ObjectID="_1832502349" r:id="rId18"/>
+          <o:OLEObject Type="Embed" ProgID="Equation.DSMT4" ShapeID="_x0000_i1031" DrawAspect="Content" ObjectID="_1833077546" r:id="rId18"/>
         </w:object>
       </w:r>
       <w:r>
@@ -3079,7 +3077,7 @@
           <v:shape id="_x0000_i1032" type="#_x0000_t75" style="width:15.75pt;height:18.75pt" o:ole="">
             <v:imagedata r:id="rId19" o:title=""/>
           </v:shape>
-          <o:OLEObject Type="Embed" ProgID="Equation.DSMT4" ShapeID="_x0000_i1032" DrawAspect="Content" ObjectID="_1832502350" r:id="rId20"/>
+          <o:OLEObject Type="Embed" ProgID="Equation.DSMT4" ShapeID="_x0000_i1032" DrawAspect="Content" ObjectID="_1833077547" r:id="rId20"/>
         </w:object>
       </w:r>
     </w:p>
@@ -3197,7 +3195,7 @@
         <w:adjustRightInd w:val="0"/>
         <w:spacing w:after="0" w:line="240" w:lineRule="auto"/>
         <w:rPr>
-          <w:ins w:id="50" w:author="Ken Aho" w:date="2018-03-26T12:36:00Z"/>
+          <w:ins w:id="49" w:author="Ken Aho" w:date="2018-03-26T12:36:00Z"/>
           <w:rFonts w:ascii="Courier New" w:hAnsi="Courier New" w:cs="Courier New"/>
         </w:rPr>
       </w:pPr>
@@ -3289,7 +3287,7 @@
         </w:rPr>
         <w:t>")</w:t>
       </w:r>
-      <w:ins w:id="51" w:author="Ken Aho" w:date="2017-08-29T09:14:00Z">
+      <w:ins w:id="50" w:author="Ken Aho" w:date="2017-08-29T09:14:00Z">
         <w:r>
           <w:rPr>
             <w:rFonts w:ascii="Courier New" w:hAnsi="Courier New" w:cs="Courier New"/>
@@ -3305,7 +3303,7 @@
         <w:adjustRightInd w:val="0"/>
         <w:spacing w:after="0" w:line="240" w:lineRule="auto"/>
         <w:rPr>
-          <w:ins w:id="52" w:author="Ken Aho" w:date="2018-03-26T12:36:00Z"/>
+          <w:ins w:id="51" w:author="Ken Aho" w:date="2018-03-26T12:36:00Z"/>
           <w:rFonts w:ascii="Courier New" w:hAnsi="Courier New" w:cs="Courier New"/>
         </w:rPr>
       </w:pPr>
@@ -3317,7 +3315,7 @@
         <w:adjustRightInd w:val="0"/>
         <w:spacing w:after="0" w:line="240" w:lineRule="auto"/>
         <w:rPr>
-          <w:ins w:id="53" w:author="Ken Aho" w:date="2018-03-26T12:36:00Z"/>
+          <w:ins w:id="52" w:author="Ken Aho" w:date="2018-03-26T12:36:00Z"/>
           <w:rFonts w:ascii="Courier New" w:hAnsi="Courier New" w:cs="Courier New"/>
         </w:rPr>
       </w:pPr>
@@ -3364,7 +3362,7 @@
           <w:color w:val="1F497D" w:themeColor="text2"/>
         </w:rPr>
       </w:pPr>
-      <w:bookmarkStart w:id="54" w:name="_Hlk23407007"/>
+      <w:bookmarkStart w:id="53" w:name="_Hlk23407007"/>
       <w:r>
         <w:rPr>
           <w:rFonts w:ascii="Times New Roman" w:hAnsi="Times New Roman" w:cs="Times New Roman"/>
@@ -3438,7 +3436,7 @@
         <w:t>That is, replace:</w:t>
       </w:r>
     </w:p>
-    <w:bookmarkEnd w:id="54"/>
+    <w:bookmarkEnd w:id="53"/>
     <w:p>
       <w:pPr>
         <w:pStyle w:val="ListParagraph"/>
@@ -3472,7 +3470,7 @@
           <v:shape id="_x0000_i1033" type="#_x0000_t75" style="width:99.75pt;height:33pt" o:ole="">
             <v:imagedata r:id="rId21" o:title=""/>
           </v:shape>
-          <o:OLEObject Type="Embed" ProgID="Equation.DSMT4" ShapeID="_x0000_i1033" DrawAspect="Content" ObjectID="_1832502351" r:id="rId22"/>
+          <o:OLEObject Type="Embed" ProgID="Equation.DSMT4" ShapeID="_x0000_i1033" DrawAspect="Content" ObjectID="_1833077548" r:id="rId22"/>
         </w:object>
       </w:r>
     </w:p>
@@ -3564,7 +3562,7 @@
           <v:shape id="_x0000_i1034" type="#_x0000_t75" style="width:116.25pt;height:33pt" o:ole="">
             <v:imagedata r:id="rId23" o:title=""/>
           </v:shape>
-          <o:OLEObject Type="Embed" ProgID="Equation.DSMT4" ShapeID="_x0000_i1034" DrawAspect="Content" ObjectID="_1832502352" r:id="rId24"/>
+          <o:OLEObject Type="Embed" ProgID="Equation.DSMT4" ShapeID="_x0000_i1034" DrawAspect="Content" ObjectID="_1833077549" r:id="rId24"/>
         </w:object>
       </w:r>
     </w:p>
@@ -3695,7 +3693,7 @@
           <v:shape id="_x0000_i1035" type="#_x0000_t75" style="width:113.25pt;height:33pt" o:ole="">
             <v:imagedata r:id="rId25" o:title=""/>
           </v:shape>
-          <o:OLEObject Type="Embed" ProgID="Equation.DSMT4" ShapeID="_x0000_i1035" DrawAspect="Content" ObjectID="_1832502353" r:id="rId26"/>
+          <o:OLEObject Type="Embed" ProgID="Equation.DSMT4" ShapeID="_x0000_i1035" DrawAspect="Content" ObjectID="_1833077550" r:id="rId26"/>
         </w:object>
       </w:r>
     </w:p>
@@ -3767,7 +3765,7 @@
           <v:shape id="_x0000_i1036" type="#_x0000_t75" style="width:155.25pt;height:78pt" o:ole="">
             <v:imagedata r:id="rId27" o:title=""/>
           </v:shape>
-          <o:OLEObject Type="Embed" ProgID="Equation.DSMT4" ShapeID="_x0000_i1036" DrawAspect="Content" ObjectID="_1832502354" r:id="rId28"/>
+          <o:OLEObject Type="Embed" ProgID="Equation.DSMT4" ShapeID="_x0000_i1036" DrawAspect="Content" ObjectID="_1833077551" r:id="rId28"/>
         </w:object>
       </w:r>
     </w:p>
@@ -3819,7 +3817,7 @@
         </w:rPr>
         <w:t xml:space="preserve">The </w:t>
       </w:r>
-      <w:ins w:id="55" w:author="Ken Aho" w:date="2023-04-06T10:13:00Z">
+      <w:ins w:id="54" w:author="Ken Aho" w:date="2023-04-06T10:13:00Z">
         <w:r>
           <w:rPr>
             <w:rFonts w:ascii="Times New Roman" w:hAnsi="Times New Roman" w:cs="Times New Roman"/>
@@ -3938,7 +3936,7 @@
         </w:rPr>
         <w:t xml:space="preserve">increases, </w:t>
       </w:r>
-      <w:del w:id="56" w:author="Ken Aho" w:date="2023-04-06T10:16:00Z">
+      <w:del w:id="55" w:author="Ken Aho" w:date="2023-04-06T10:16:00Z">
         <w:r>
           <w:rPr>
             <w:rFonts w:ascii="Times New Roman" w:hAnsi="Times New Roman" w:cs="Times New Roman"/>
@@ -3988,7 +3986,7 @@
           </m:sup>
         </m:sSubSup>
       </m:oMath>
-      <w:del w:id="57" w:author="Ken Aho" w:date="2023-04-06T10:16:00Z">
+      <w:del w:id="56" w:author="Ken Aho" w:date="2023-04-06T10:16:00Z">
         <w:r>
           <w:rPr>
             <w:rFonts w:ascii="Times New Roman" w:eastAsiaTheme="minorEastAsia" w:hAnsi="Times New Roman" w:cs="Times New Roman"/>
@@ -4110,28 +4108,28 @@
         </w:rPr>
         <w:t xml:space="preserve"> ≥ </w:t>
       </w:r>
+      <w:ins w:id="57" w:author="Ken Aho" w:date="2023-04-06T11:19:00Z">
+        <w:r>
+          <w:rPr>
+            <w:rFonts w:ascii="Times New Roman" w:hAnsi="Times New Roman" w:cs="Times New Roman"/>
+          </w:rPr>
+          <w:t>|</w:t>
+        </w:r>
+      </w:ins>
+      <w:r>
+        <w:rPr>
+          <w:rFonts w:ascii="Times New Roman" w:hAnsi="Times New Roman" w:cs="Times New Roman"/>
+          <w:i/>
+        </w:rPr>
+        <w:t>t</w:t>
+      </w:r>
+      <w:r>
+        <w:rPr>
+          <w:rFonts w:ascii="Times New Roman" w:hAnsi="Times New Roman" w:cs="Times New Roman"/>
+        </w:rPr>
+        <w:t>*</w:t>
+      </w:r>
       <w:ins w:id="58" w:author="Ken Aho" w:date="2023-04-06T11:19:00Z">
-        <w:r>
-          <w:rPr>
-            <w:rFonts w:ascii="Times New Roman" w:hAnsi="Times New Roman" w:cs="Times New Roman"/>
-          </w:rPr>
-          <w:t>|</w:t>
-        </w:r>
-      </w:ins>
-      <w:r>
-        <w:rPr>
-          <w:rFonts w:ascii="Times New Roman" w:hAnsi="Times New Roman" w:cs="Times New Roman"/>
-          <w:i/>
-        </w:rPr>
-        <w:t>t</w:t>
-      </w:r>
-      <w:r>
-        <w:rPr>
-          <w:rFonts w:ascii="Times New Roman" w:hAnsi="Times New Roman" w:cs="Times New Roman"/>
-        </w:rPr>
-        <w:t>*</w:t>
-      </w:r>
-      <w:ins w:id="59" w:author="Ken Aho" w:date="2023-04-06T11:19:00Z">
         <w:r>
           <w:rPr>
             <w:rFonts w:ascii="Times New Roman" w:hAnsi="Times New Roman" w:cs="Times New Roman"/>
@@ -4225,7 +4223,7 @@
           <v:shape id="_x0000_i1037" type="#_x0000_t75" style="width:9pt;height:12pt" o:ole="">
             <v:imagedata r:id="rId29" o:title=""/>
           </v:shape>
-          <o:OLEObject Type="Embed" ProgID="Equation.DSMT4" ShapeID="_x0000_i1037" DrawAspect="Content" ObjectID="_1832502355" r:id="rId30"/>
+          <o:OLEObject Type="Embed" ProgID="Equation.DSMT4" ShapeID="_x0000_i1037" DrawAspect="Content" ObjectID="_1833077552" r:id="rId30"/>
         </w:object>
       </w:r>
       <w:r>
@@ -4240,7 +4238,7 @@
           <v:shape id="_x0000_i1038" type="#_x0000_t75" style="width:9pt;height:14.25pt" o:ole="">
             <v:imagedata r:id="rId31" o:title=""/>
           </v:shape>
-          <o:OLEObject Type="Embed" ProgID="Equation.DSMT4" ShapeID="_x0000_i1038" DrawAspect="Content" ObjectID="_1832502356" r:id="rId32"/>
+          <o:OLEObject Type="Embed" ProgID="Equation.DSMT4" ShapeID="_x0000_i1038" DrawAspect="Content" ObjectID="_1833077553" r:id="rId32"/>
         </w:object>
       </w:r>
     </w:p>
@@ -4317,7 +4315,7 @@
         </w:rPr>
         <w:t xml:space="preserve">) is the number of true positives divided by the number of </w:t>
       </w:r>
-      <w:del w:id="60" w:author="Ken Aho" w:date="2022-02-10T16:21:00Z">
+      <w:del w:id="59" w:author="Ken Aho" w:date="2022-02-10T16:21:00Z">
         <w:r>
           <w:rPr>
             <w:rFonts w:ascii="Times New Roman" w:hAnsi="Times New Roman" w:cs="Times New Roman"/>
@@ -4325,7 +4323,7 @@
           <w:delText xml:space="preserve">observed </w:delText>
         </w:r>
       </w:del>
-      <w:ins w:id="61" w:author="Ken Aho" w:date="2022-02-10T16:21:00Z">
+      <w:ins w:id="60" w:author="Ken Aho" w:date="2022-02-10T16:21:00Z">
         <w:r>
           <w:rPr>
             <w:rFonts w:ascii="Times New Roman" w:hAnsi="Times New Roman" w:cs="Times New Roman"/>
@@ -4365,7 +4363,7 @@
         </w:rPr>
         <w:t xml:space="preserve">) is the number of true negatives divided by the number of </w:t>
       </w:r>
-      <w:del w:id="62" w:author="Ken Aho" w:date="2022-02-10T16:20:00Z">
+      <w:del w:id="61" w:author="Ken Aho" w:date="2022-02-10T16:20:00Z">
         <w:r>
           <w:rPr>
             <w:rFonts w:ascii="Times New Roman" w:hAnsi="Times New Roman" w:cs="Times New Roman"/>
@@ -4373,7 +4371,7 @@
           <w:delText xml:space="preserve">observed </w:delText>
         </w:r>
       </w:del>
-      <w:ins w:id="63" w:author="Ken Aho" w:date="2022-02-10T16:21:00Z">
+      <w:ins w:id="62" w:author="Ken Aho" w:date="2022-02-10T16:21:00Z">
         <w:r>
           <w:rPr>
             <w:rFonts w:ascii="Times New Roman" w:hAnsi="Times New Roman" w:cs="Times New Roman"/>
@@ -4404,7 +4402,7 @@
           <w:rFonts w:ascii="Times New Roman" w:hAnsi="Times New Roman" w:cs="Times New Roman"/>
         </w:rPr>
       </w:pPr>
-      <w:bookmarkStart w:id="64" w:name="_Hlk23237132"/>
+      <w:bookmarkStart w:id="63" w:name="_Hlk23237132"/>
       <w:r>
         <w:rPr>
           <w:rFonts w:ascii="Times New Roman" w:hAnsi="Times New Roman" w:cs="Times New Roman"/>
@@ -4427,7 +4425,7 @@
         </w:rPr>
         <w:t xml:space="preserve"> sentence of section 9.22.</w:t>
       </w:r>
-      <w:bookmarkEnd w:id="64"/>
+      <w:bookmarkEnd w:id="63"/>
       <w:r>
         <w:rPr>
           <w:rFonts w:ascii="Times New Roman" w:hAnsi="Times New Roman" w:cs="Times New Roman"/>
@@ -4441,7 +4439,7 @@
         </w:rPr>
         <w:t xml:space="preserve">We calculate estimates </w:t>
       </w:r>
-      <w:ins w:id="65" w:author="Ken Aho" w:date="2018-04-03T17:07:00Z">
+      <w:ins w:id="64" w:author="Ken Aho" w:date="2018-04-03T17:07:00Z">
         <w:r>
           <w:rPr>
             <w:rFonts w:ascii="Times New Roman" w:hAnsi="Times New Roman" w:cs="Times New Roman"/>
@@ -4515,7 +4513,7 @@
           <w:rFonts w:ascii="Times New Roman" w:hAnsi="Times New Roman" w:cs="Times New Roman"/>
         </w:rPr>
       </w:pPr>
-      <w:del w:id="66" w:author="Ken Aho" w:date="2018-04-04T08:35:00Z">
+      <w:del w:id="65" w:author="Ken Aho" w:date="2018-04-04T08:35:00Z">
         <w:r>
           <w:rPr>
             <w:rFonts w:ascii="Times New Roman" w:hAnsi="Times New Roman" w:cs="Times New Roman"/>
@@ -4523,7 +4521,7 @@
           <w:delText>b</w:delText>
         </w:r>
       </w:del>
-      <w:ins w:id="67" w:author="Ken Aho" w:date="2018-04-04T08:35:00Z">
+      <w:ins w:id="66" w:author="Ken Aho" w:date="2018-04-04T08:35:00Z">
         <w:r>
           <w:rPr>
             <w:rFonts w:ascii="Times New Roman" w:hAnsi="Times New Roman" w:cs="Times New Roman"/>
@@ -4582,7 +4580,7 @@
         </w:rPr>
         <w:t xml:space="preserve"> consistently </w:t>
       </w:r>
-      <w:del w:id="68" w:author="Ken Aho" w:date="2018-04-04T08:36:00Z">
+      <w:del w:id="67" w:author="Ken Aho" w:date="2018-04-04T08:36:00Z">
         <w:r>
           <w:rPr>
             <w:rFonts w:ascii="Times New Roman" w:hAnsi="Times New Roman" w:cs="Times New Roman"/>
@@ -4590,7 +4588,7 @@
           <w:delText xml:space="preserve">greatly </w:delText>
         </w:r>
       </w:del>
-      <w:ins w:id="69" w:author="Ken Aho" w:date="2018-04-04T08:36:00Z">
+      <w:ins w:id="68" w:author="Ken Aho" w:date="2018-04-04T08:36:00Z">
         <w:r>
           <w:rPr>
             <w:rFonts w:ascii="Times New Roman" w:hAnsi="Times New Roman" w:cs="Times New Roman"/>
@@ -4731,7 +4729,7 @@
         </w:rPr>
         <w:t xml:space="preserve"> “Described in </w:t>
       </w:r>
-      <w:del w:id="70" w:author="Ken Aho" w:date="2024-04-29T16:09:00Z">
+      <w:del w:id="69" w:author="Ken Aho" w:date="2024-04-29T16:09:00Z">
         <w:r>
           <w:rPr>
             <w:rFonts w:ascii="Times New Roman" w:eastAsia="Times New Roman" w:hAnsi="Times New Roman" w:cs="Times New Roman"/>
@@ -4739,7 +4737,7 @@
           <w:delText xml:space="preserve">Exercise </w:delText>
         </w:r>
       </w:del>
-      <w:ins w:id="71" w:author="Ken Aho" w:date="2024-04-29T16:09:00Z">
+      <w:ins w:id="70" w:author="Ken Aho" w:date="2024-04-29T16:09:00Z">
         <w:r>
           <w:rPr>
             <w:rFonts w:ascii="Times New Roman" w:eastAsia="Times New Roman" w:hAnsi="Times New Roman" w:cs="Times New Roman"/>
@@ -4905,7 +4903,7 @@
         </w:rPr>
         <w:t xml:space="preserve">Analyze the data correctly </w:t>
       </w:r>
-      <w:del w:id="72" w:author="Ken Aho" w:date="2018-05-01T10:17:00Z">
+      <w:del w:id="71" w:author="Ken Aho" w:date="2018-05-01T10:17:00Z">
         <w:r>
           <w:rPr>
             <w:rFonts w:ascii="Times New Roman" w:eastAsia="Times New Roman" w:hAnsi="Times New Roman" w:cs="Times New Roman"/>
@@ -4939,7 +4937,7 @@
         <w:spacing w:after="0" w:line="240" w:lineRule="auto"/>
         <w:ind w:left="270" w:hanging="270"/>
         <w:rPr>
-          <w:ins w:id="73" w:author="Ken Aho" w:date="2018-05-01T10:19:00Z"/>
+          <w:ins w:id="72" w:author="Ken Aho" w:date="2018-05-01T10:19:00Z"/>
           <w:rFonts w:ascii="Times New Roman" w:eastAsia="Times New Roman" w:hAnsi="Times New Roman" w:cs="Times New Roman"/>
         </w:rPr>
       </w:pPr>
@@ -5015,7 +5013,7 @@
         </w:rPr>
         <w:t xml:space="preserve">.  </w:t>
       </w:r>
-      <w:ins w:id="74" w:author="Ken Aho" w:date="2018-05-01T10:24:00Z">
+      <w:ins w:id="73" w:author="Ken Aho" w:date="2018-05-01T10:24:00Z">
         <w:r>
           <w:rPr>
             <w:rFonts w:ascii="Times New Roman" w:eastAsia="Times New Roman" w:hAnsi="Times New Roman" w:cs="Times New Roman"/>
@@ -5025,7 +5023,7 @@
           <w:t>D</w:t>
         </w:r>
       </w:ins>
-      <w:ins w:id="75" w:author="Ken Aho" w:date="2018-05-01T10:19:00Z">
+      <w:ins w:id="74" w:author="Ken Aho" w:date="2018-05-01T10:19:00Z">
         <w:r>
           <w:rPr>
             <w:rFonts w:ascii="Times New Roman" w:eastAsia="Times New Roman" w:hAnsi="Times New Roman" w:cs="Times New Roman"/>
@@ -5117,7 +5115,7 @@
         </w:rPr>
         <w:t xml:space="preserve"> </w:t>
       </w:r>
-      <w:del w:id="76" w:author="Ken Aho" w:date="2018-06-27T18:51:00Z">
+      <w:del w:id="75" w:author="Ken Aho" w:date="2018-06-27T18:51:00Z">
         <w:r>
           <w:rPr>
             <w:rFonts w:ascii="Thorndale for VST" w:hAnsi="Thorndale for VST" w:cs="Thorndale for VST"/>
@@ -5152,7 +5150,7 @@
           <w:delText xml:space="preserve"> </w:delText>
         </w:r>
       </w:del>
-      <w:ins w:id="77" w:author="Ken Aho" w:date="2018-06-27T18:52:00Z">
+      <w:ins w:id="76" w:author="Ken Aho" w:date="2018-06-27T18:52:00Z">
         <w:r>
           <w:rPr>
             <w:rFonts w:ascii="Thorndale for VST" w:hAnsi="Thorndale for VST" w:cs="Thorndale for VST"/>
@@ -5218,6 +5216,74 @@
           <w:color w:val="1F497D" w:themeColor="text2"/>
         </w:rPr>
         <w:t xml:space="preserve">  </w:t>
+      </w:r>
+    </w:p>
+    <w:p>
+      <w:pPr>
+        <w:spacing w:after="0" w:line="240" w:lineRule="auto"/>
+        <w:rPr>
+          <w:rFonts w:ascii="Thorndale for VST" w:hAnsi="Thorndale for VST" w:cs="Thorndale for VST"/>
+          <w:color w:val="1F497D" w:themeColor="text2"/>
+        </w:rPr>
+      </w:pPr>
+    </w:p>
+    <w:p>
+      <w:pPr>
+        <w:spacing w:after="0" w:line="240" w:lineRule="auto"/>
+        <w:rPr>
+          <w:rFonts w:ascii="Thorndale for VST" w:hAnsi="Thorndale for VST" w:cs="Thorndale for VST"/>
+          <w:color w:val="1F497D" w:themeColor="text2"/>
+        </w:rPr>
+      </w:pPr>
+    </w:p>
+    <w:p>
+      <w:pPr>
+        <w:spacing w:after="0" w:line="240" w:lineRule="auto"/>
+        <w:rPr>
+          <w:rFonts w:ascii="Thorndale for VST" w:hAnsi="Thorndale for VST" w:cs="Thorndale for VST"/>
+        </w:rPr>
+      </w:pPr>
+      <w:r>
+        <w:rPr>
+          <w:rFonts w:ascii="Thorndale for VST" w:hAnsi="Thorndale for VST" w:cs="Thorndale for VST"/>
+          <w:b/>
+        </w:rPr>
+        <w:t>Notes</w:t>
+      </w:r>
+      <w:r>
+        <w:rPr>
+          <w:rFonts w:ascii="Thorndale for VST" w:hAnsi="Thorndale for VST" w:cs="Thorndale for VST"/>
+        </w:rPr>
+        <w:t xml:space="preserve"> </w:t>
+      </w:r>
+      <w:r>
+        <w:rPr>
+          <w:rFonts w:ascii="Thorndale for VST" w:hAnsi="Thorndale for VST" w:cs="Thorndale for VST"/>
+          <w:b/>
+        </w:rPr>
+        <w:t>for next edition:</w:t>
+      </w:r>
+      <w:r>
+        <w:rPr>
+          <w:rFonts w:ascii="Thorndale for VST" w:hAnsi="Thorndale for VST" w:cs="Thorndale for VST"/>
+        </w:rPr>
+        <w:t xml:space="preserve"> </w:t>
+      </w:r>
+    </w:p>
+    <w:p>
+      <w:pPr>
+        <w:spacing w:after="0" w:line="240" w:lineRule="auto"/>
+        <w:rPr>
+          <w:rFonts w:ascii="Thorndale for VST" w:hAnsi="Thorndale for VST" w:cs="Thorndale for VST"/>
+        </w:rPr>
+      </w:pPr>
+      <w:bookmarkStart w:id="77" w:name="_GoBack"/>
+      <w:bookmarkEnd w:id="77"/>
+      <w:r>
+        <w:rPr>
+          <w:rFonts w:ascii="Thorndale for VST" w:hAnsi="Thorndale for VST" w:cs="Thorndale for VST"/>
+        </w:rPr>
+        <w:t>Check additions/revisions to Chapter exercises in Canvas/Moodle.</w:t>
       </w:r>
     </w:p>
     <w:p>

--- a/Addendum/Newest_errorsCRC_hbk_2nd_printing.docx
+++ b/Addendum/Newest_errorsCRC_hbk_2nd_printing.docx
@@ -1866,7 +1866,7 @@
           <v:shape id="_x0000_i1025" type="#_x0000_t75" style="width:159pt;height:33pt" o:ole="">
             <v:imagedata r:id="rId5" o:title=""/>
           </v:shape>
-          <o:OLEObject Type="Embed" ProgID="Equation.DSMT4" ShapeID="_x0000_i1025" DrawAspect="Content" ObjectID="_1833077540" r:id="rId6"/>
+          <o:OLEObject Type="Embed" ProgID="Equation.DSMT4" ShapeID="_x0000_i1025" DrawAspect="Content" ObjectID="_1836483566" r:id="rId6"/>
         </w:object>
       </w:r>
     </w:p>
@@ -1906,7 +1906,7 @@
           <v:shape id="_x0000_i1026" type="#_x0000_t75" style="width:159pt;height:33pt" o:ole="">
             <v:imagedata r:id="rId7" o:title=""/>
           </v:shape>
-          <o:OLEObject Type="Embed" ProgID="Equation.DSMT4" ShapeID="_x0000_i1026" DrawAspect="Content" ObjectID="_1833077541" r:id="rId8"/>
+          <o:OLEObject Type="Embed" ProgID="Equation.DSMT4" ShapeID="_x0000_i1026" DrawAspect="Content" ObjectID="_1836483567" r:id="rId8"/>
         </w:object>
       </w:r>
     </w:p>
@@ -2088,7 +2088,7 @@
           <v:shape id="_x0000_i1027" type="#_x0000_t75" style="width:150pt;height:35.25pt" o:ole="">
             <v:imagedata r:id="rId9" o:title=""/>
           </v:shape>
-          <o:OLEObject Type="Embed" ProgID="Equation.DSMT4" ShapeID="_x0000_i1027" DrawAspect="Content" ObjectID="_1833077542" r:id="rId10"/>
+          <o:OLEObject Type="Embed" ProgID="Equation.DSMT4" ShapeID="_x0000_i1027" DrawAspect="Content" ObjectID="_1836483568" r:id="rId10"/>
         </w:object>
       </w:r>
     </w:p>
@@ -2139,7 +2139,7 @@
           <v:shape id="_x0000_i1028" type="#_x0000_t75" style="width:150pt;height:35.25pt" o:ole="">
             <v:imagedata r:id="rId11" o:title=""/>
           </v:shape>
-          <o:OLEObject Type="Embed" ProgID="Equation.DSMT4" ShapeID="_x0000_i1028" DrawAspect="Content" ObjectID="_1833077543" r:id="rId12"/>
+          <o:OLEObject Type="Embed" ProgID="Equation.DSMT4" ShapeID="_x0000_i1028" DrawAspect="Content" ObjectID="_1836483569" r:id="rId12"/>
         </w:object>
       </w:r>
     </w:p>
@@ -2986,7 +2986,7 @@
           <v:shape id="_x0000_i1029" type="#_x0000_t75" style="width:20.25pt;height:20.25pt" o:ole="">
             <v:imagedata r:id="rId13" o:title=""/>
           </v:shape>
-          <o:OLEObject Type="Embed" ProgID="Equation.DSMT4" ShapeID="_x0000_i1029" DrawAspect="Content" ObjectID="_1833077544" r:id="rId14"/>
+          <o:OLEObject Type="Embed" ProgID="Equation.DSMT4" ShapeID="_x0000_i1029" DrawAspect="Content" ObjectID="_1836483570" r:id="rId14"/>
         </w:object>
       </w:r>
       <w:r>
@@ -3003,7 +3003,7 @@
           <v:shape id="_x0000_i1030" type="#_x0000_t75" style="width:21pt;height:20.25pt" o:ole="">
             <v:imagedata r:id="rId15" o:title=""/>
           </v:shape>
-          <o:OLEObject Type="Embed" ProgID="Equation.DSMT4" ShapeID="_x0000_i1030" DrawAspect="Content" ObjectID="_1833077545" r:id="rId16"/>
+          <o:OLEObject Type="Embed" ProgID="Equation.DSMT4" ShapeID="_x0000_i1030" DrawAspect="Content" ObjectID="_1836483571" r:id="rId16"/>
         </w:object>
       </w:r>
     </w:p>
@@ -3060,7 +3060,7 @@
           <v:shape id="_x0000_i1031" type="#_x0000_t75" style="width:15pt;height:18.75pt" o:ole="">
             <v:imagedata r:id="rId17" o:title=""/>
           </v:shape>
-          <o:OLEObject Type="Embed" ProgID="Equation.DSMT4" ShapeID="_x0000_i1031" DrawAspect="Content" ObjectID="_1833077546" r:id="rId18"/>
+          <o:OLEObject Type="Embed" ProgID="Equation.DSMT4" ShapeID="_x0000_i1031" DrawAspect="Content" ObjectID="_1836483572" r:id="rId18"/>
         </w:object>
       </w:r>
       <w:r>
@@ -3077,7 +3077,7 @@
           <v:shape id="_x0000_i1032" type="#_x0000_t75" style="width:15.75pt;height:18.75pt" o:ole="">
             <v:imagedata r:id="rId19" o:title=""/>
           </v:shape>
-          <o:OLEObject Type="Embed" ProgID="Equation.DSMT4" ShapeID="_x0000_i1032" DrawAspect="Content" ObjectID="_1833077547" r:id="rId20"/>
+          <o:OLEObject Type="Embed" ProgID="Equation.DSMT4" ShapeID="_x0000_i1032" DrawAspect="Content" ObjectID="_1836483573" r:id="rId20"/>
         </w:object>
       </w:r>
     </w:p>
@@ -3356,7 +3356,7 @@
           <w:tab w:val="left" w:pos="270"/>
         </w:tabs>
         <w:spacing w:after="0" w:line="240" w:lineRule="auto"/>
-        <w:ind w:hanging="720"/>
+        <w:ind w:left="270" w:hanging="270"/>
         <w:rPr>
           <w:rFonts w:ascii="Times New Roman" w:hAnsi="Times New Roman" w:cs="Times New Roman"/>
           <w:color w:val="1F497D" w:themeColor="text2"/>
@@ -3368,212 +3368,173 @@
           <w:rFonts w:ascii="Times New Roman" w:hAnsi="Times New Roman" w:cs="Times New Roman"/>
           <w:color w:val="1F497D" w:themeColor="text2"/>
         </w:rPr>
-        <w:t xml:space="preserve">Page 346.  Eq. 9.39.  </w:t>
-      </w:r>
-      <w:r>
-        <w:rPr>
-          <w:rFonts w:ascii="Times New Roman" w:hAnsi="Times New Roman" w:cs="Times New Roman"/>
-          <w:color w:val="1F497D" w:themeColor="text2"/>
-        </w:rPr>
-        <w:t>For notational consistency, r</w:t>
-      </w:r>
-      <w:r>
-        <w:rPr>
-          <w:rFonts w:ascii="Times New Roman" w:hAnsi="Times New Roman" w:cs="Times New Roman"/>
-          <w:color w:val="1F497D" w:themeColor="text2"/>
-        </w:rPr>
-        <w:t xml:space="preserve">eplace </w:t>
-      </w:r>
-      <w:r>
-        <w:rPr>
-          <w:rFonts w:ascii="Times New Roman" w:hAnsi="Times New Roman" w:cs="Times New Roman"/>
+        <w:t xml:space="preserve">Page 345. Text preceding last chunk on page.  </w:t>
+      </w:r>
+      <w:r>
+        <w:rPr>
+          <w:rFonts w:ascii="Times New Roman" w:hAnsi="Times New Roman"/>
+          <w:bCs/>
+        </w:rPr>
+        <w:t>Thus we are 95% confident that the mean</w:t>
+      </w:r>
+      <w:r>
+        <w:rPr>
+          <w:rFonts w:ascii="Times New Roman" w:hAnsi="Times New Roman"/>
+          <w:bCs/>
+        </w:rPr>
+        <w:t xml:space="preserve"> </w:t>
+      </w:r>
+      <w:r>
+        <w:rPr>
+          <w:rFonts w:ascii="Times New Roman" w:hAnsi="Times New Roman"/>
+          <w:bCs/>
+        </w:rPr>
+        <w:t xml:space="preserve">of </w:t>
+      </w:r>
+      <w:r>
+        <w:rPr>
+          <w:rFonts w:ascii="Times New Roman" w:hAnsi="Times New Roman"/>
+          <w:bCs/>
           <w:i/>
-          <w:color w:val="1F497D" w:themeColor="text2"/>
-        </w:rPr>
-        <w:t>TSS</w:t>
-      </w:r>
-      <w:r>
-        <w:rPr>
-          <w:rFonts w:ascii="Times New Roman" w:hAnsi="Times New Roman" w:cs="Times New Roman"/>
-          <w:color w:val="1F497D" w:themeColor="text2"/>
-        </w:rPr>
-        <w:t xml:space="preserve"> with </w:t>
-      </w:r>
-      <w:r>
-        <w:rPr>
-          <w:rFonts w:ascii="Times New Roman" w:hAnsi="Times New Roman" w:cs="Times New Roman"/>
+        </w:rPr>
+        <w:t>Y</w:t>
+      </w:r>
+      <w:r>
+        <w:rPr>
+          <w:rFonts w:ascii="Times New Roman" w:hAnsi="Times New Roman"/>
+          <w:bCs/>
           <w:i/>
-          <w:color w:val="1F497D" w:themeColor="text2"/>
-        </w:rPr>
-        <w:t>SSTO</w:t>
-      </w:r>
-      <w:r>
-        <w:rPr>
-          <w:rFonts w:ascii="Times New Roman" w:hAnsi="Times New Roman" w:cs="Times New Roman"/>
-          <w:color w:val="1F497D" w:themeColor="text2"/>
-        </w:rPr>
-        <w:t xml:space="preserve"> in denominators of ratios.  </w:t>
-      </w:r>
-    </w:p>
-    <w:p>
-      <w:pPr>
-        <w:pStyle w:val="ListParagraph"/>
-        <w:tabs>
-          <w:tab w:val="left" w:pos="270"/>
-        </w:tabs>
-        <w:spacing w:after="0" w:line="240" w:lineRule="auto"/>
-        <w:ind w:hanging="450"/>
-        <w:rPr>
-          <w:rFonts w:ascii="Times New Roman" w:hAnsi="Times New Roman" w:cs="Times New Roman"/>
-          <w:color w:val="1F497D" w:themeColor="text2"/>
-        </w:rPr>
-      </w:pPr>
-      <w:r>
-        <w:rPr>
-          <w:rFonts w:ascii="Times New Roman" w:hAnsi="Times New Roman" w:cs="Times New Roman"/>
-          <w:color w:val="1F497D" w:themeColor="text2"/>
-        </w:rPr>
-        <w:t>That is, replace:</w:t>
-      </w:r>
-    </w:p>
-    <w:bookmarkEnd w:id="53"/>
-    <w:p>
-      <w:pPr>
-        <w:pStyle w:val="ListParagraph"/>
-        <w:tabs>
-          <w:tab w:val="left" w:pos="270"/>
-        </w:tabs>
-        <w:spacing w:after="0" w:line="240" w:lineRule="auto"/>
-        <w:rPr>
-          <w:rFonts w:ascii="Times New Roman" w:hAnsi="Times New Roman" w:cs="Times New Roman"/>
-          <w:color w:val="1F497D" w:themeColor="text2"/>
-        </w:rPr>
-      </w:pPr>
-    </w:p>
-    <w:p>
-      <w:pPr>
-        <w:pStyle w:val="ListParagraph"/>
-        <w:tabs>
-          <w:tab w:val="left" w:pos="270"/>
-        </w:tabs>
-        <w:spacing w:after="0" w:line="240" w:lineRule="auto"/>
-        <w:rPr>
-          <w:rFonts w:ascii="Times New Roman" w:hAnsi="Times New Roman" w:cs="Times New Roman"/>
-          <w:color w:val="1F497D" w:themeColor="text2"/>
-        </w:rPr>
-      </w:pPr>
-      <w:r>
-        <w:rPr>
-          <w:position w:val="-24"/>
-        </w:rPr>
-        <w:object w:dxaOrig="1980" w:dyaOrig="620">
-          <v:shape id="_x0000_i1033" type="#_x0000_t75" style="width:99.75pt;height:33pt" o:ole="">
-            <v:imagedata r:id="rId21" o:title=""/>
-          </v:shape>
-          <o:OLEObject Type="Embed" ProgID="Equation.DSMT4" ShapeID="_x0000_i1033" DrawAspect="Content" ObjectID="_1833077548" r:id="rId22"/>
-        </w:object>
-      </w:r>
-    </w:p>
-    <w:p>
-      <w:pPr>
-        <w:pStyle w:val="ListParagraph"/>
-        <w:tabs>
-          <w:tab w:val="left" w:pos="270"/>
-        </w:tabs>
-        <w:spacing w:after="0" w:line="240" w:lineRule="auto"/>
-      </w:pPr>
-    </w:p>
-    <w:p>
-      <w:pPr>
-        <w:tabs>
-          <w:tab w:val="left" w:pos="270"/>
-        </w:tabs>
-        <w:spacing w:after="0" w:line="240" w:lineRule="auto"/>
-        <w:rPr>
-          <w:rFonts w:ascii="Times New Roman" w:hAnsi="Times New Roman" w:cs="Times New Roman"/>
-          <w:color w:val="1F497D" w:themeColor="text2"/>
-        </w:rPr>
-      </w:pPr>
-      <w:r>
-        <w:rPr>
-          <w:rFonts w:ascii="Times New Roman" w:hAnsi="Times New Roman" w:cs="Times New Roman"/>
-          <w:color w:val="1F497D" w:themeColor="text2"/>
-        </w:rPr>
-        <w:tab/>
-      </w:r>
-    </w:p>
-    <w:p>
-      <w:pPr>
-        <w:tabs>
-          <w:tab w:val="left" w:pos="270"/>
-        </w:tabs>
-        <w:spacing w:after="0" w:line="240" w:lineRule="auto"/>
-        <w:rPr>
-          <w:rFonts w:ascii="Times New Roman" w:hAnsi="Times New Roman" w:cs="Times New Roman"/>
-          <w:color w:val="1F497D" w:themeColor="text2"/>
-        </w:rPr>
-      </w:pPr>
-      <w:r>
-        <w:rPr>
-          <w:rFonts w:ascii="Times New Roman" w:hAnsi="Times New Roman" w:cs="Times New Roman"/>
-          <w:color w:val="1F497D" w:themeColor="text2"/>
-        </w:rPr>
-        <w:tab/>
-      </w:r>
-      <w:r>
-        <w:rPr>
-          <w:rFonts w:ascii="Times New Roman" w:hAnsi="Times New Roman" w:cs="Times New Roman"/>
-          <w:color w:val="1F497D" w:themeColor="text2"/>
-        </w:rPr>
-        <w:t>w</w:t>
-      </w:r>
-      <w:r>
-        <w:rPr>
-          <w:rFonts w:ascii="Times New Roman" w:hAnsi="Times New Roman" w:cs="Times New Roman"/>
-          <w:color w:val="1F497D" w:themeColor="text2"/>
-        </w:rPr>
-        <w:t>ith</w:t>
-      </w:r>
-    </w:p>
-    <w:p>
-      <w:pPr>
-        <w:autoSpaceDE w:val="0"/>
-        <w:autoSpaceDN w:val="0"/>
-        <w:adjustRightInd w:val="0"/>
-        <w:spacing w:after="0" w:line="240" w:lineRule="auto"/>
-        <w:rPr>
-          <w:rFonts w:ascii="Courier New" w:hAnsi="Courier New" w:cs="Courier New"/>
-        </w:rPr>
-      </w:pPr>
-    </w:p>
-    <w:p>
-      <w:pPr>
-        <w:autoSpaceDE w:val="0"/>
-        <w:autoSpaceDN w:val="0"/>
-        <w:adjustRightInd w:val="0"/>
-        <w:spacing w:after="0" w:line="240" w:lineRule="auto"/>
-        <w:ind w:firstLine="720"/>
-      </w:pPr>
-      <w:r>
-        <w:rPr>
-          <w:position w:val="-24"/>
-        </w:rPr>
-        <w:object w:dxaOrig="2299" w:dyaOrig="620">
-          <v:shape id="_x0000_i1034" type="#_x0000_t75" style="width:116.25pt;height:33pt" o:ole="">
-            <v:imagedata r:id="rId23" o:title=""/>
-          </v:shape>
-          <o:OLEObject Type="Embed" ProgID="Equation.DSMT4" ShapeID="_x0000_i1034" DrawAspect="Content" ObjectID="_1833077549" r:id="rId24"/>
-        </w:object>
-      </w:r>
-    </w:p>
-    <w:p>
-      <w:pPr>
-        <w:autoSpaceDE w:val="0"/>
-        <w:autoSpaceDN w:val="0"/>
-        <w:adjustRightInd w:val="0"/>
-        <w:spacing w:after="0" w:line="240" w:lineRule="auto"/>
-        <w:ind w:firstLine="720"/>
-      </w:pPr>
+          <w:vertAlign w:val="subscript"/>
+        </w:rPr>
+        <w:t xml:space="preserve"> </w:t>
+      </w:r>
+      <w:r>
+        <w:rPr>
+          <w:rFonts w:ascii="Times New Roman" w:hAnsi="Times New Roman"/>
+          <w:bCs/>
+        </w:rPr>
+        <w:t xml:space="preserve">given </w:t>
+      </w:r>
+      <w:r>
+        <w:rPr>
+          <w:rFonts w:ascii="Times New Roman" w:hAnsi="Times New Roman"/>
+          <w:bCs/>
+          <w:i/>
+        </w:rPr>
+        <w:t>X</w:t>
+      </w:r>
+      <w:r>
+        <w:rPr>
+          <w:rFonts w:ascii="Times New Roman" w:hAnsi="Times New Roman"/>
+          <w:bCs/>
+        </w:rPr>
+        <w:t xml:space="preserve"> = 3080 will lie in the interval</w:t>
+      </w:r>
+      <w:ins w:id="54" w:author="Ken Aho" w:date="2026-03-31T17:19:00Z">
+        <w:r>
+          <w:rPr>
+            <w:rFonts w:ascii="Times New Roman" w:hAnsi="Times New Roman"/>
+            <w:bCs/>
+          </w:rPr>
+          <w:t xml:space="preserve"> (</w:t>
+        </w:r>
+      </w:ins>
+      <w:ins w:id="55" w:author="Ken Aho" w:date="2026-03-31T17:20:00Z">
+        <w:r>
+          <w:rPr>
+            <w:rFonts w:ascii="Times New Roman" w:hAnsi="Times New Roman"/>
+            <w:bCs/>
+          </w:rPr>
+          <w:t>478.35, 510.32</w:t>
+        </w:r>
+      </w:ins>
+      <w:ins w:id="56" w:author="Ken Aho" w:date="2026-03-31T17:19:00Z">
+        <w:r>
+          <w:rPr>
+            <w:rFonts w:ascii="Times New Roman" w:hAnsi="Times New Roman"/>
+            <w:bCs/>
+          </w:rPr>
+          <w:t xml:space="preserve">) </w:t>
+        </w:r>
+      </w:ins>
+      <w:del w:id="57" w:author="Ken Aho" w:date="2026-03-31T17:19:00Z">
+        <w:r>
+          <w:rPr>
+            <w:rFonts w:ascii="Times New Roman" w:hAnsi="Times New Roman"/>
+            <w:bCs/>
+          </w:rPr>
+          <w:delText xml:space="preserve"> (541.12, 573.08</w:delText>
+        </w:r>
+        <w:r>
+          <w:delText>)</w:delText>
+        </w:r>
+      </w:del>
+      <w:r>
+        <w:t xml:space="preserve">, </w:t>
+      </w:r>
+      <w:r>
+        <w:rPr>
+          <w:rFonts w:ascii="Times New Roman" w:hAnsi="Times New Roman"/>
+        </w:rPr>
+        <w:t xml:space="preserve">and we are  95% confident that a future observation of </w:t>
+      </w:r>
+      <w:r>
+        <w:rPr>
+          <w:rFonts w:ascii="Times New Roman" w:hAnsi="Times New Roman"/>
+          <w:i/>
+        </w:rPr>
+        <w:t xml:space="preserve">Y </w:t>
+      </w:r>
+      <w:r>
+        <w:rPr>
+          <w:rFonts w:ascii="Times New Roman" w:hAnsi="Times New Roman"/>
+          <w:bCs/>
+        </w:rPr>
+        <w:t xml:space="preserve">given </w:t>
+      </w:r>
+      <w:r>
+        <w:rPr>
+          <w:rFonts w:ascii="Times New Roman" w:hAnsi="Times New Roman"/>
+          <w:bCs/>
+          <w:i/>
+        </w:rPr>
+        <w:t>X</w:t>
+      </w:r>
+      <w:r>
+        <w:rPr>
+          <w:rFonts w:ascii="Times New Roman" w:hAnsi="Times New Roman"/>
+          <w:bCs/>
+        </w:rPr>
+        <w:t xml:space="preserve"> = 3080 </w:t>
+      </w:r>
+      <w:r>
+        <w:rPr>
+          <w:rFonts w:ascii="Times New Roman" w:hAnsi="Times New Roman"/>
+        </w:rPr>
+        <w:t>will lie in the interval</w:t>
+      </w:r>
+      <w:ins w:id="58" w:author="Ken Aho" w:date="2026-03-31T17:20:00Z">
+        <w:r>
+          <w:rPr>
+            <w:rFonts w:ascii="Times New Roman" w:hAnsi="Times New Roman"/>
+          </w:rPr>
+          <w:t xml:space="preserve"> (4344.40, 554.26) </w:t>
+        </w:r>
+      </w:ins>
+      <w:del w:id="59" w:author="Ken Aho" w:date="2026-03-31T17:20:00Z">
+        <w:r>
+          <w:rPr>
+            <w:rFonts w:ascii="Times New Roman" w:hAnsi="Times New Roman"/>
+          </w:rPr>
+          <w:delText xml:space="preserve"> (497.17, 617.03)</w:delText>
+        </w:r>
+      </w:del>
+      <w:r>
+        <w:rPr>
+          <w:rFonts w:ascii="Times New Roman" w:hAnsi="Times New Roman"/>
+        </w:rPr>
+        <w:t>.</w:t>
+      </w:r>
     </w:p>
     <w:p>
       <w:pPr>
@@ -3597,35 +3558,58 @@
           <w:rFonts w:ascii="Times New Roman" w:hAnsi="Times New Roman" w:cs="Times New Roman"/>
           <w:color w:val="1F497D" w:themeColor="text2"/>
         </w:rPr>
-        <w:t>Page 34</w:t>
-      </w:r>
-      <w:r>
-        <w:rPr>
-          <w:rFonts w:ascii="Times New Roman" w:hAnsi="Times New Roman" w:cs="Times New Roman"/>
-          <w:color w:val="1F497D" w:themeColor="text2"/>
-        </w:rPr>
-        <w:t>7</w:t>
-      </w:r>
-      <w:r>
-        <w:rPr>
-          <w:rFonts w:ascii="Times New Roman" w:hAnsi="Times New Roman" w:cs="Times New Roman"/>
-          <w:color w:val="1F497D" w:themeColor="text2"/>
-        </w:rPr>
-        <w:t>.  Eq. 9.</w:t>
-      </w:r>
-      <w:r>
-        <w:rPr>
-          <w:rFonts w:ascii="Times New Roman" w:hAnsi="Times New Roman" w:cs="Times New Roman"/>
-          <w:color w:val="1F497D" w:themeColor="text2"/>
-        </w:rPr>
-        <w:t>40 is incorrect</w:t>
-      </w:r>
-      <w:r>
-        <w:rPr>
-          <w:rFonts w:ascii="Times New Roman" w:hAnsi="Times New Roman" w:cs="Times New Roman"/>
-          <w:color w:val="1F497D" w:themeColor="text2"/>
-        </w:rPr>
-        <w:t xml:space="preserve">.  </w:t>
+        <w:t xml:space="preserve">Page 346. </w:t>
+      </w:r>
+      <w:r>
+        <w:rPr>
+          <w:rFonts w:ascii="Times New Roman" w:hAnsi="Times New Roman" w:cs="Times New Roman"/>
+          <w:color w:val="1F497D" w:themeColor="text2"/>
+        </w:rPr>
+        <w:t xml:space="preserve">Eq. 9.39.  </w:t>
+      </w:r>
+      <w:r>
+        <w:rPr>
+          <w:rFonts w:ascii="Times New Roman" w:hAnsi="Times New Roman" w:cs="Times New Roman"/>
+          <w:color w:val="1F497D" w:themeColor="text2"/>
+        </w:rPr>
+        <w:t>For notational consistency, r</w:t>
+      </w:r>
+      <w:r>
+        <w:rPr>
+          <w:rFonts w:ascii="Times New Roman" w:hAnsi="Times New Roman" w:cs="Times New Roman"/>
+          <w:color w:val="1F497D" w:themeColor="text2"/>
+        </w:rPr>
+        <w:t xml:space="preserve">eplace </w:t>
+      </w:r>
+      <w:r>
+        <w:rPr>
+          <w:rFonts w:ascii="Times New Roman" w:hAnsi="Times New Roman" w:cs="Times New Roman"/>
+          <w:i/>
+          <w:color w:val="1F497D" w:themeColor="text2"/>
+        </w:rPr>
+        <w:t>TSS</w:t>
+      </w:r>
+      <w:r>
+        <w:rPr>
+          <w:rFonts w:ascii="Times New Roman" w:hAnsi="Times New Roman" w:cs="Times New Roman"/>
+          <w:color w:val="1F497D" w:themeColor="text2"/>
+        </w:rPr>
+        <w:t xml:space="preserve"> with </w:t>
+      </w:r>
+      <w:r>
+        <w:rPr>
+          <w:rFonts w:ascii="Times New Roman" w:hAnsi="Times New Roman" w:cs="Times New Roman"/>
+          <w:i/>
+          <w:color w:val="1F497D" w:themeColor="text2"/>
+        </w:rPr>
+        <w:t>SSTO</w:t>
+      </w:r>
+      <w:r>
+        <w:rPr>
+          <w:rFonts w:ascii="Times New Roman" w:hAnsi="Times New Roman" w:cs="Times New Roman"/>
+          <w:color w:val="1F497D" w:themeColor="text2"/>
+        </w:rPr>
+        <w:t xml:space="preserve"> in denominators of ratios.  </w:t>
       </w:r>
     </w:p>
     <w:p>
@@ -3646,9 +3630,10 @@
           <w:rFonts w:ascii="Times New Roman" w:hAnsi="Times New Roman" w:cs="Times New Roman"/>
           <w:color w:val="1F497D" w:themeColor="text2"/>
         </w:rPr>
-        <w:t>Replace:</w:t>
-      </w:r>
-    </w:p>
+        <w:t>That is, replace:</w:t>
+      </w:r>
+    </w:p>
+    <w:bookmarkEnd w:id="53"/>
     <w:p>
       <w:pPr>
         <w:pStyle w:val="ListParagraph"/>
@@ -3656,7 +3641,6 @@
           <w:tab w:val="left" w:pos="270"/>
         </w:tabs>
         <w:spacing w:after="0" w:line="240" w:lineRule="auto"/>
-        <w:ind w:hanging="450"/>
         <w:rPr>
           <w:rFonts w:ascii="Times New Roman" w:hAnsi="Times New Roman" w:cs="Times New Roman"/>
           <w:color w:val="1F497D" w:themeColor="text2"/>
@@ -3670,30 +3654,20 @@
           <w:tab w:val="left" w:pos="270"/>
         </w:tabs>
         <w:spacing w:after="0" w:line="240" w:lineRule="auto"/>
-        <w:ind w:hanging="450"/>
-        <w:rPr>
-          <w:rFonts w:ascii="Times New Roman" w:hAnsi="Times New Roman" w:cs="Times New Roman"/>
-          <w:color w:val="1F497D" w:themeColor="text2"/>
-        </w:rPr>
-      </w:pPr>
-      <w:r>
-        <w:rPr>
-          <w:rFonts w:ascii="Times New Roman" w:hAnsi="Times New Roman" w:cs="Times New Roman"/>
-          <w:color w:val="1F497D" w:themeColor="text2"/>
-        </w:rPr>
-        <w:tab/>
-      </w:r>
-      <w:r>
-        <w:rPr>
-          <w:rFonts w:ascii="Times New Roman" w:hAnsi="Times New Roman" w:cs="Times New Roman"/>
-          <w:color w:val="1F497D" w:themeColor="text2"/>
-          <w:position w:val="-28"/>
-        </w:rPr>
-        <w:object w:dxaOrig="2260" w:dyaOrig="660">
-          <v:shape id="_x0000_i1035" type="#_x0000_t75" style="width:113.25pt;height:33pt" o:ole="">
-            <v:imagedata r:id="rId25" o:title=""/>
+        <w:rPr>
+          <w:rFonts w:ascii="Times New Roman" w:hAnsi="Times New Roman" w:cs="Times New Roman"/>
+          <w:color w:val="1F497D" w:themeColor="text2"/>
+        </w:rPr>
+      </w:pPr>
+      <w:r>
+        <w:rPr>
+          <w:position w:val="-24"/>
+        </w:rPr>
+        <w:object w:dxaOrig="1980" w:dyaOrig="620">
+          <v:shape id="_x0000_i1388" type="#_x0000_t75" style="width:99.75pt;height:33pt" o:ole="">
+            <v:imagedata r:id="rId21" o:title=""/>
           </v:shape>
-          <o:OLEObject Type="Embed" ProgID="Equation.DSMT4" ShapeID="_x0000_i1035" DrawAspect="Content" ObjectID="_1833077550" r:id="rId26"/>
+          <o:OLEObject Type="Embed" ProgID="Equation.DSMT4" ShapeID="_x0000_i1388" DrawAspect="Content" ObjectID="_1836483574" r:id="rId22"/>
         </w:object>
       </w:r>
     </w:p>
@@ -3704,33 +3678,26 @@
           <w:tab w:val="left" w:pos="270"/>
         </w:tabs>
         <w:spacing w:after="0" w:line="240" w:lineRule="auto"/>
-        <w:ind w:hanging="450"/>
-        <w:rPr>
-          <w:rFonts w:ascii="Times New Roman" w:hAnsi="Times New Roman" w:cs="Times New Roman"/>
-          <w:color w:val="1F497D" w:themeColor="text2"/>
-        </w:rPr>
-      </w:pPr>
-      <w:r>
-        <w:rPr>
-          <w:rFonts w:ascii="Times New Roman" w:hAnsi="Times New Roman" w:cs="Times New Roman"/>
-          <w:color w:val="1F497D" w:themeColor="text2"/>
-        </w:rPr>
-        <w:t>with</w:t>
-      </w:r>
-    </w:p>
-    <w:p>
-      <w:pPr>
-        <w:pStyle w:val="ListParagraph"/>
+      </w:pPr>
+    </w:p>
+    <w:p>
+      <w:pPr>
         <w:tabs>
           <w:tab w:val="left" w:pos="270"/>
         </w:tabs>
         <w:spacing w:after="0" w:line="240" w:lineRule="auto"/>
-        <w:ind w:hanging="450"/>
-        <w:rPr>
-          <w:rFonts w:ascii="Times New Roman" w:hAnsi="Times New Roman" w:cs="Times New Roman"/>
-          <w:color w:val="1F497D" w:themeColor="text2"/>
-        </w:rPr>
-      </w:pPr>
+        <w:rPr>
+          <w:rFonts w:ascii="Times New Roman" w:hAnsi="Times New Roman" w:cs="Times New Roman"/>
+          <w:color w:val="1F497D" w:themeColor="text2"/>
+        </w:rPr>
+      </w:pPr>
+      <w:r>
+        <w:rPr>
+          <w:rFonts w:ascii="Times New Roman" w:hAnsi="Times New Roman" w:cs="Times New Roman"/>
+          <w:color w:val="1F497D" w:themeColor="text2"/>
+        </w:rPr>
+        <w:tab/>
+      </w:r>
     </w:p>
     <w:p>
       <w:pPr>
@@ -3755,30 +3722,54 @@
           <w:rFonts w:ascii="Times New Roman" w:hAnsi="Times New Roman" w:cs="Times New Roman"/>
           <w:color w:val="1F497D" w:themeColor="text2"/>
         </w:rPr>
-        <w:tab/>
-      </w:r>
-      <w:r>
-        <w:rPr>
-          <w:position w:val="-72"/>
-        </w:rPr>
-        <w:object w:dxaOrig="3100" w:dyaOrig="1560">
-          <v:shape id="_x0000_i1036" type="#_x0000_t75" style="width:155.25pt;height:78pt" o:ole="">
-            <v:imagedata r:id="rId27" o:title=""/>
+        <w:t>w</w:t>
+      </w:r>
+      <w:r>
+        <w:rPr>
+          <w:rFonts w:ascii="Times New Roman" w:hAnsi="Times New Roman" w:cs="Times New Roman"/>
+          <w:color w:val="1F497D" w:themeColor="text2"/>
+        </w:rPr>
+        <w:t>ith</w:t>
+      </w:r>
+    </w:p>
+    <w:p>
+      <w:pPr>
+        <w:autoSpaceDE w:val="0"/>
+        <w:autoSpaceDN w:val="0"/>
+        <w:adjustRightInd w:val="0"/>
+        <w:spacing w:after="0" w:line="240" w:lineRule="auto"/>
+        <w:rPr>
+          <w:rFonts w:ascii="Courier New" w:hAnsi="Courier New" w:cs="Courier New"/>
+        </w:rPr>
+      </w:pPr>
+    </w:p>
+    <w:p>
+      <w:pPr>
+        <w:autoSpaceDE w:val="0"/>
+        <w:autoSpaceDN w:val="0"/>
+        <w:adjustRightInd w:val="0"/>
+        <w:spacing w:after="0" w:line="240" w:lineRule="auto"/>
+        <w:ind w:firstLine="720"/>
+      </w:pPr>
+      <w:r>
+        <w:rPr>
+          <w:position w:val="-24"/>
+        </w:rPr>
+        <w:object w:dxaOrig="2299" w:dyaOrig="620">
+          <v:shape id="_x0000_i1389" type="#_x0000_t75" style="width:116.25pt;height:33pt" o:ole="">
+            <v:imagedata r:id="rId23" o:title=""/>
           </v:shape>
-          <o:OLEObject Type="Embed" ProgID="Equation.DSMT4" ShapeID="_x0000_i1036" DrawAspect="Content" ObjectID="_1833077551" r:id="rId28"/>
+          <o:OLEObject Type="Embed" ProgID="Equation.DSMT4" ShapeID="_x0000_i1389" DrawAspect="Content" ObjectID="_1836483575" r:id="rId24"/>
         </w:object>
       </w:r>
     </w:p>
     <w:p>
       <w:pPr>
-        <w:pStyle w:val="ListParagraph"/>
-        <w:tabs>
-          <w:tab w:val="left" w:pos="270"/>
-        </w:tabs>
-        <w:spacing w:after="0" w:line="240" w:lineRule="auto"/>
-        <w:rPr>
-          <w:rFonts w:ascii="Times New Roman" w:hAnsi="Times New Roman" w:cs="Times New Roman"/>
-        </w:rPr>
+        <w:autoSpaceDE w:val="0"/>
+        <w:autoSpaceDN w:val="0"/>
+        <w:adjustRightInd w:val="0"/>
+        <w:spacing w:after="0" w:line="240" w:lineRule="auto"/>
+        <w:ind w:firstLine="720"/>
       </w:pPr>
     </w:p>
     <w:p>
@@ -3795,6 +3786,212 @@
         <w:ind w:hanging="720"/>
         <w:rPr>
           <w:rFonts w:ascii="Times New Roman" w:hAnsi="Times New Roman" w:cs="Times New Roman"/>
+          <w:color w:val="1F497D" w:themeColor="text2"/>
+        </w:rPr>
+      </w:pPr>
+      <w:r>
+        <w:rPr>
+          <w:rFonts w:ascii="Times New Roman" w:hAnsi="Times New Roman" w:cs="Times New Roman"/>
+          <w:color w:val="1F497D" w:themeColor="text2"/>
+        </w:rPr>
+        <w:t>Page 34</w:t>
+      </w:r>
+      <w:r>
+        <w:rPr>
+          <w:rFonts w:ascii="Times New Roman" w:hAnsi="Times New Roman" w:cs="Times New Roman"/>
+          <w:color w:val="1F497D" w:themeColor="text2"/>
+        </w:rPr>
+        <w:t>7</w:t>
+      </w:r>
+      <w:r>
+        <w:rPr>
+          <w:rFonts w:ascii="Times New Roman" w:hAnsi="Times New Roman" w:cs="Times New Roman"/>
+          <w:color w:val="1F497D" w:themeColor="text2"/>
+        </w:rPr>
+        <w:t>.  Eq. 9.</w:t>
+      </w:r>
+      <w:r>
+        <w:rPr>
+          <w:rFonts w:ascii="Times New Roman" w:hAnsi="Times New Roman" w:cs="Times New Roman"/>
+          <w:color w:val="1F497D" w:themeColor="text2"/>
+        </w:rPr>
+        <w:t>40 is incorrect</w:t>
+      </w:r>
+      <w:r>
+        <w:rPr>
+          <w:rFonts w:ascii="Times New Roman" w:hAnsi="Times New Roman" w:cs="Times New Roman"/>
+          <w:color w:val="1F497D" w:themeColor="text2"/>
+        </w:rPr>
+        <w:t xml:space="preserve">.  </w:t>
+      </w:r>
+    </w:p>
+    <w:p>
+      <w:pPr>
+        <w:pStyle w:val="ListParagraph"/>
+        <w:tabs>
+          <w:tab w:val="left" w:pos="270"/>
+        </w:tabs>
+        <w:spacing w:after="0" w:line="240" w:lineRule="auto"/>
+        <w:ind w:hanging="450"/>
+        <w:rPr>
+          <w:rFonts w:ascii="Times New Roman" w:hAnsi="Times New Roman" w:cs="Times New Roman"/>
+          <w:color w:val="1F497D" w:themeColor="text2"/>
+        </w:rPr>
+      </w:pPr>
+      <w:r>
+        <w:rPr>
+          <w:rFonts w:ascii="Times New Roman" w:hAnsi="Times New Roman" w:cs="Times New Roman"/>
+          <w:color w:val="1F497D" w:themeColor="text2"/>
+        </w:rPr>
+        <w:t>Replace:</w:t>
+      </w:r>
+    </w:p>
+    <w:p>
+      <w:pPr>
+        <w:pStyle w:val="ListParagraph"/>
+        <w:tabs>
+          <w:tab w:val="left" w:pos="270"/>
+        </w:tabs>
+        <w:spacing w:after="0" w:line="240" w:lineRule="auto"/>
+        <w:ind w:hanging="450"/>
+        <w:rPr>
+          <w:rFonts w:ascii="Times New Roman" w:hAnsi="Times New Roman" w:cs="Times New Roman"/>
+          <w:color w:val="1F497D" w:themeColor="text2"/>
+        </w:rPr>
+      </w:pPr>
+    </w:p>
+    <w:p>
+      <w:pPr>
+        <w:pStyle w:val="ListParagraph"/>
+        <w:tabs>
+          <w:tab w:val="left" w:pos="270"/>
+        </w:tabs>
+        <w:spacing w:after="0" w:line="240" w:lineRule="auto"/>
+        <w:ind w:hanging="450"/>
+        <w:rPr>
+          <w:rFonts w:ascii="Times New Roman" w:hAnsi="Times New Roman" w:cs="Times New Roman"/>
+          <w:color w:val="1F497D" w:themeColor="text2"/>
+        </w:rPr>
+      </w:pPr>
+      <w:r>
+        <w:rPr>
+          <w:rFonts w:ascii="Times New Roman" w:hAnsi="Times New Roman" w:cs="Times New Roman"/>
+          <w:color w:val="1F497D" w:themeColor="text2"/>
+        </w:rPr>
+        <w:tab/>
+      </w:r>
+      <w:r>
+        <w:rPr>
+          <w:rFonts w:ascii="Times New Roman" w:hAnsi="Times New Roman" w:cs="Times New Roman"/>
+          <w:color w:val="1F497D" w:themeColor="text2"/>
+          <w:position w:val="-28"/>
+        </w:rPr>
+        <w:object w:dxaOrig="2260" w:dyaOrig="660">
+          <v:shape id="_x0000_i1390" type="#_x0000_t75" style="width:113.25pt;height:33pt" o:ole="">
+            <v:imagedata r:id="rId25" o:title=""/>
+          </v:shape>
+          <o:OLEObject Type="Embed" ProgID="Equation.DSMT4" ShapeID="_x0000_i1390" DrawAspect="Content" ObjectID="_1836483576" r:id="rId26"/>
+        </w:object>
+      </w:r>
+    </w:p>
+    <w:p>
+      <w:pPr>
+        <w:pStyle w:val="ListParagraph"/>
+        <w:tabs>
+          <w:tab w:val="left" w:pos="270"/>
+        </w:tabs>
+        <w:spacing w:after="0" w:line="240" w:lineRule="auto"/>
+        <w:ind w:hanging="450"/>
+        <w:rPr>
+          <w:rFonts w:ascii="Times New Roman" w:hAnsi="Times New Roman" w:cs="Times New Roman"/>
+          <w:color w:val="1F497D" w:themeColor="text2"/>
+        </w:rPr>
+      </w:pPr>
+      <w:r>
+        <w:rPr>
+          <w:rFonts w:ascii="Times New Roman" w:hAnsi="Times New Roman" w:cs="Times New Roman"/>
+          <w:color w:val="1F497D" w:themeColor="text2"/>
+        </w:rPr>
+        <w:t>with</w:t>
+      </w:r>
+    </w:p>
+    <w:p>
+      <w:pPr>
+        <w:pStyle w:val="ListParagraph"/>
+        <w:tabs>
+          <w:tab w:val="left" w:pos="270"/>
+        </w:tabs>
+        <w:spacing w:after="0" w:line="240" w:lineRule="auto"/>
+        <w:ind w:hanging="450"/>
+        <w:rPr>
+          <w:rFonts w:ascii="Times New Roman" w:hAnsi="Times New Roman" w:cs="Times New Roman"/>
+          <w:color w:val="1F497D" w:themeColor="text2"/>
+        </w:rPr>
+      </w:pPr>
+    </w:p>
+    <w:p>
+      <w:pPr>
+        <w:tabs>
+          <w:tab w:val="left" w:pos="270"/>
+        </w:tabs>
+        <w:spacing w:after="0" w:line="240" w:lineRule="auto"/>
+        <w:rPr>
+          <w:rFonts w:ascii="Times New Roman" w:hAnsi="Times New Roman" w:cs="Times New Roman"/>
+          <w:color w:val="1F497D" w:themeColor="text2"/>
+        </w:rPr>
+      </w:pPr>
+      <w:r>
+        <w:rPr>
+          <w:rFonts w:ascii="Times New Roman" w:hAnsi="Times New Roman" w:cs="Times New Roman"/>
+          <w:color w:val="1F497D" w:themeColor="text2"/>
+        </w:rPr>
+        <w:tab/>
+      </w:r>
+      <w:r>
+        <w:rPr>
+          <w:rFonts w:ascii="Times New Roman" w:hAnsi="Times New Roman" w:cs="Times New Roman"/>
+          <w:color w:val="1F497D" w:themeColor="text2"/>
+        </w:rPr>
+        <w:tab/>
+      </w:r>
+      <w:r>
+        <w:rPr>
+          <w:position w:val="-72"/>
+        </w:rPr>
+        <w:object w:dxaOrig="3100" w:dyaOrig="1560">
+          <v:shape id="_x0000_i1391" type="#_x0000_t75" style="width:155.25pt;height:78pt" o:ole="">
+            <v:imagedata r:id="rId27" o:title=""/>
+          </v:shape>
+          <o:OLEObject Type="Embed" ProgID="Equation.DSMT4" ShapeID="_x0000_i1391" DrawAspect="Content" ObjectID="_1836483577" r:id="rId28"/>
+        </w:object>
+      </w:r>
+    </w:p>
+    <w:p>
+      <w:pPr>
+        <w:pStyle w:val="ListParagraph"/>
+        <w:tabs>
+          <w:tab w:val="left" w:pos="270"/>
+        </w:tabs>
+        <w:spacing w:after="0" w:line="240" w:lineRule="auto"/>
+        <w:rPr>
+          <w:rFonts w:ascii="Times New Roman" w:hAnsi="Times New Roman" w:cs="Times New Roman"/>
+        </w:rPr>
+      </w:pPr>
+    </w:p>
+    <w:p>
+      <w:pPr>
+        <w:pStyle w:val="ListParagraph"/>
+        <w:numPr>
+          <w:ilvl w:val="0"/>
+          <w:numId w:val="10"/>
+        </w:numPr>
+        <w:tabs>
+          <w:tab w:val="left" w:pos="270"/>
+        </w:tabs>
+        <w:spacing w:after="0" w:line="240" w:lineRule="auto"/>
+        <w:ind w:left="270" w:hanging="270"/>
+        <w:rPr>
+          <w:rFonts w:ascii="Times New Roman" w:hAnsi="Times New Roman" w:cs="Times New Roman"/>
         </w:rPr>
       </w:pPr>
       <w:r>
@@ -3817,7 +4014,7 @@
         </w:rPr>
         <w:t xml:space="preserve">The </w:t>
       </w:r>
-      <w:ins w:id="54" w:author="Ken Aho" w:date="2023-04-06T10:13:00Z">
+      <w:ins w:id="60" w:author="Ken Aho" w:date="2023-04-06T10:13:00Z">
         <w:r>
           <w:rPr>
             <w:rFonts w:ascii="Times New Roman" w:hAnsi="Times New Roman" w:cs="Times New Roman"/>
@@ -3829,7 +4026,19 @@
         <w:rPr>
           <w:rFonts w:ascii="Times New Roman" w:hAnsi="Times New Roman" w:cs="Times New Roman"/>
         </w:rPr>
-        <w:t xml:space="preserve">denominator of 9.53 is the </w:t>
+        <w:t xml:space="preserve">denominator of </w:t>
+      </w:r>
+      <w:r>
+        <w:rPr>
+          <w:rFonts w:ascii="Times New Roman" w:hAnsi="Times New Roman" w:cs="Times New Roman"/>
+        </w:rPr>
+        <w:t xml:space="preserve">Equation </w:t>
+      </w:r>
+      <w:r>
+        <w:rPr>
+          <w:rFonts w:ascii="Times New Roman" w:hAnsi="Times New Roman" w:cs="Times New Roman"/>
+        </w:rPr>
+        <w:t xml:space="preserve">9.53 is the </w:t>
       </w:r>
       <w:r>
         <w:rPr>
@@ -3842,8 +4051,22 @@
         <w:rPr>
           <w:rFonts w:ascii="Times New Roman" w:hAnsi="Times New Roman" w:cs="Times New Roman"/>
         </w:rPr>
-        <w:t>th VIF.  This is</w:t>
-      </w:r>
+        <w:t>th VIF.  Th</w:t>
+      </w:r>
+      <w:r>
+        <w:rPr>
+          <w:rFonts w:ascii="Times New Roman" w:hAnsi="Times New Roman" w:cs="Times New Roman"/>
+        </w:rPr>
+        <w:t>at</w:t>
+      </w:r>
+      <w:r>
+        <w:rPr>
+          <w:rFonts w:ascii="Times New Roman" w:hAnsi="Times New Roman" w:cs="Times New Roman"/>
+        </w:rPr>
+        <w:t xml:space="preserve"> is</w:t>
+      </w:r>
+      <w:bookmarkStart w:id="61" w:name="_GoBack"/>
+      <w:bookmarkEnd w:id="61"/>
       <w:r>
         <w:rPr>
           <w:rFonts w:ascii="Times New Roman" w:hAnsi="Times New Roman" w:cs="Times New Roman"/>
@@ -3936,7 +4159,7 @@
         </w:rPr>
         <w:t xml:space="preserve">increases, </w:t>
       </w:r>
-      <w:del w:id="55" w:author="Ken Aho" w:date="2023-04-06T10:16:00Z">
+      <w:del w:id="62" w:author="Ken Aho" w:date="2023-04-06T10:16:00Z">
         <w:r>
           <w:rPr>
             <w:rFonts w:ascii="Times New Roman" w:hAnsi="Times New Roman" w:cs="Times New Roman"/>
@@ -3986,7 +4209,7 @@
           </m:sup>
         </m:sSubSup>
       </m:oMath>
-      <w:del w:id="56" w:author="Ken Aho" w:date="2023-04-06T10:16:00Z">
+      <w:del w:id="63" w:author="Ken Aho" w:date="2023-04-06T10:16:00Z">
         <w:r>
           <w:rPr>
             <w:rFonts w:ascii="Times New Roman" w:eastAsiaTheme="minorEastAsia" w:hAnsi="Times New Roman" w:cs="Times New Roman"/>
@@ -4108,7 +4331,7 @@
         </w:rPr>
         <w:t xml:space="preserve"> ≥ </w:t>
       </w:r>
-      <w:ins w:id="57" w:author="Ken Aho" w:date="2023-04-06T11:19:00Z">
+      <w:ins w:id="64" w:author="Ken Aho" w:date="2023-04-06T11:19:00Z">
         <w:r>
           <w:rPr>
             <w:rFonts w:ascii="Times New Roman" w:hAnsi="Times New Roman" w:cs="Times New Roman"/>
@@ -4129,7 +4352,7 @@
         </w:rPr>
         <w:t>*</w:t>
       </w:r>
-      <w:ins w:id="58" w:author="Ken Aho" w:date="2023-04-06T11:19:00Z">
+      <w:ins w:id="65" w:author="Ken Aho" w:date="2023-04-06T11:19:00Z">
         <w:r>
           <w:rPr>
             <w:rFonts w:ascii="Times New Roman" w:hAnsi="Times New Roman" w:cs="Times New Roman"/>
@@ -4220,10 +4443,10 @@
           <w:position w:val="-4"/>
         </w:rPr>
         <w:object w:dxaOrig="180" w:dyaOrig="260">
-          <v:shape id="_x0000_i1037" type="#_x0000_t75" style="width:9pt;height:12pt" o:ole="">
+          <v:shape id="_x0000_i1392" type="#_x0000_t75" style="width:9pt;height:12pt" o:ole="">
             <v:imagedata r:id="rId29" o:title=""/>
           </v:shape>
-          <o:OLEObject Type="Embed" ProgID="Equation.DSMT4" ShapeID="_x0000_i1037" DrawAspect="Content" ObjectID="_1833077552" r:id="rId30"/>
+          <o:OLEObject Type="Embed" ProgID="Equation.DSMT4" ShapeID="_x0000_i1392" DrawAspect="Content" ObjectID="_1836483578" r:id="rId30"/>
         </w:object>
       </w:r>
       <w:r>
@@ -4235,10 +4458,10 @@
           <w:position w:val="-4"/>
         </w:rPr>
         <w:object w:dxaOrig="180" w:dyaOrig="279">
-          <v:shape id="_x0000_i1038" type="#_x0000_t75" style="width:9pt;height:14.25pt" o:ole="">
+          <v:shape id="_x0000_i1393" type="#_x0000_t75" style="width:9pt;height:14.25pt" o:ole="">
             <v:imagedata r:id="rId31" o:title=""/>
           </v:shape>
-          <o:OLEObject Type="Embed" ProgID="Equation.DSMT4" ShapeID="_x0000_i1038" DrawAspect="Content" ObjectID="_1833077553" r:id="rId32"/>
+          <o:OLEObject Type="Embed" ProgID="Equation.DSMT4" ShapeID="_x0000_i1393" DrawAspect="Content" ObjectID="_1836483579" r:id="rId32"/>
         </w:object>
       </w:r>
     </w:p>
@@ -4287,6 +4510,7 @@
         <w:rPr>
           <w:rFonts w:ascii="Times New Roman" w:hAnsi="Times New Roman" w:cs="Times New Roman"/>
         </w:rPr>
+        <w:lastRenderedPageBreak/>
         <w:t xml:space="preserve">The </w:t>
       </w:r>
       <w:r>
@@ -4315,7 +4539,7 @@
         </w:rPr>
         <w:t xml:space="preserve">) is the number of true positives divided by the number of </w:t>
       </w:r>
-      <w:del w:id="59" w:author="Ken Aho" w:date="2022-02-10T16:21:00Z">
+      <w:del w:id="66" w:author="Ken Aho" w:date="2022-02-10T16:21:00Z">
         <w:r>
           <w:rPr>
             <w:rFonts w:ascii="Times New Roman" w:hAnsi="Times New Roman" w:cs="Times New Roman"/>
@@ -4323,7 +4547,7 @@
           <w:delText xml:space="preserve">observed </w:delText>
         </w:r>
       </w:del>
-      <w:ins w:id="60" w:author="Ken Aho" w:date="2022-02-10T16:21:00Z">
+      <w:ins w:id="67" w:author="Ken Aho" w:date="2022-02-10T16:21:00Z">
         <w:r>
           <w:rPr>
             <w:rFonts w:ascii="Times New Roman" w:hAnsi="Times New Roman" w:cs="Times New Roman"/>
@@ -4363,7 +4587,7 @@
         </w:rPr>
         <w:t xml:space="preserve">) is the number of true negatives divided by the number of </w:t>
       </w:r>
-      <w:del w:id="61" w:author="Ken Aho" w:date="2022-02-10T16:20:00Z">
+      <w:del w:id="68" w:author="Ken Aho" w:date="2022-02-10T16:20:00Z">
         <w:r>
           <w:rPr>
             <w:rFonts w:ascii="Times New Roman" w:hAnsi="Times New Roman" w:cs="Times New Roman"/>
@@ -4371,7 +4595,7 @@
           <w:delText xml:space="preserve">observed </w:delText>
         </w:r>
       </w:del>
-      <w:ins w:id="62" w:author="Ken Aho" w:date="2022-02-10T16:21:00Z">
+      <w:ins w:id="69" w:author="Ken Aho" w:date="2022-02-10T16:21:00Z">
         <w:r>
           <w:rPr>
             <w:rFonts w:ascii="Times New Roman" w:hAnsi="Times New Roman" w:cs="Times New Roman"/>
@@ -4402,7 +4626,7 @@
           <w:rFonts w:ascii="Times New Roman" w:hAnsi="Times New Roman" w:cs="Times New Roman"/>
         </w:rPr>
       </w:pPr>
-      <w:bookmarkStart w:id="63" w:name="_Hlk23237132"/>
+      <w:bookmarkStart w:id="70" w:name="_Hlk23237132"/>
       <w:r>
         <w:rPr>
           <w:rFonts w:ascii="Times New Roman" w:hAnsi="Times New Roman" w:cs="Times New Roman"/>
@@ -4425,7 +4649,7 @@
         </w:rPr>
         <w:t xml:space="preserve"> sentence of section 9.22.</w:t>
       </w:r>
-      <w:bookmarkEnd w:id="63"/>
+      <w:bookmarkEnd w:id="70"/>
       <w:r>
         <w:rPr>
           <w:rFonts w:ascii="Times New Roman" w:hAnsi="Times New Roman" w:cs="Times New Roman"/>
@@ -4439,7 +4663,7 @@
         </w:rPr>
         <w:t xml:space="preserve">We calculate estimates </w:t>
       </w:r>
-      <w:ins w:id="64" w:author="Ken Aho" w:date="2018-04-03T17:07:00Z">
+      <w:ins w:id="71" w:author="Ken Aho" w:date="2018-04-03T17:07:00Z">
         <w:r>
           <w:rPr>
             <w:rFonts w:ascii="Times New Roman" w:hAnsi="Times New Roman" w:cs="Times New Roman"/>
@@ -4476,7 +4700,6 @@
           <w:rFonts w:ascii="Times New Roman" w:hAnsi="Times New Roman" w:cs="Times New Roman"/>
           <w:color w:val="1F497D" w:themeColor="text2"/>
         </w:rPr>
-        <w:lastRenderedPageBreak/>
         <w:t>Page 4</w:t>
       </w:r>
       <w:r>
@@ -4513,7 +4736,7 @@
           <w:rFonts w:ascii="Times New Roman" w:hAnsi="Times New Roman" w:cs="Times New Roman"/>
         </w:rPr>
       </w:pPr>
-      <w:del w:id="65" w:author="Ken Aho" w:date="2018-04-04T08:35:00Z">
+      <w:del w:id="72" w:author="Ken Aho" w:date="2018-04-04T08:35:00Z">
         <w:r>
           <w:rPr>
             <w:rFonts w:ascii="Times New Roman" w:hAnsi="Times New Roman" w:cs="Times New Roman"/>
@@ -4521,7 +4744,7 @@
           <w:delText>b</w:delText>
         </w:r>
       </w:del>
-      <w:ins w:id="66" w:author="Ken Aho" w:date="2018-04-04T08:35:00Z">
+      <w:ins w:id="73" w:author="Ken Aho" w:date="2018-04-04T08:35:00Z">
         <w:r>
           <w:rPr>
             <w:rFonts w:ascii="Times New Roman" w:hAnsi="Times New Roman" w:cs="Times New Roman"/>
@@ -4580,7 +4803,7 @@
         </w:rPr>
         <w:t xml:space="preserve"> consistently </w:t>
       </w:r>
-      <w:del w:id="67" w:author="Ken Aho" w:date="2018-04-04T08:36:00Z">
+      <w:del w:id="74" w:author="Ken Aho" w:date="2018-04-04T08:36:00Z">
         <w:r>
           <w:rPr>
             <w:rFonts w:ascii="Times New Roman" w:hAnsi="Times New Roman" w:cs="Times New Roman"/>
@@ -4588,7 +4811,7 @@
           <w:delText xml:space="preserve">greatly </w:delText>
         </w:r>
       </w:del>
-      <w:ins w:id="68" w:author="Ken Aho" w:date="2018-04-04T08:36:00Z">
+      <w:ins w:id="75" w:author="Ken Aho" w:date="2018-04-04T08:36:00Z">
         <w:r>
           <w:rPr>
             <w:rFonts w:ascii="Times New Roman" w:hAnsi="Times New Roman" w:cs="Times New Roman"/>
@@ -4729,7 +4952,7 @@
         </w:rPr>
         <w:t xml:space="preserve"> “Described in </w:t>
       </w:r>
-      <w:del w:id="69" w:author="Ken Aho" w:date="2024-04-29T16:09:00Z">
+      <w:del w:id="76" w:author="Ken Aho" w:date="2024-04-29T16:09:00Z">
         <w:r>
           <w:rPr>
             <w:rFonts w:ascii="Times New Roman" w:eastAsia="Times New Roman" w:hAnsi="Times New Roman" w:cs="Times New Roman"/>
@@ -4737,7 +4960,7 @@
           <w:delText xml:space="preserve">Exercise </w:delText>
         </w:r>
       </w:del>
-      <w:ins w:id="70" w:author="Ken Aho" w:date="2024-04-29T16:09:00Z">
+      <w:ins w:id="77" w:author="Ken Aho" w:date="2024-04-29T16:09:00Z">
         <w:r>
           <w:rPr>
             <w:rFonts w:ascii="Times New Roman" w:eastAsia="Times New Roman" w:hAnsi="Times New Roman" w:cs="Times New Roman"/>
@@ -4903,7 +5126,7 @@
         </w:rPr>
         <w:t xml:space="preserve">Analyze the data correctly </w:t>
       </w:r>
-      <w:del w:id="71" w:author="Ken Aho" w:date="2018-05-01T10:17:00Z">
+      <w:del w:id="78" w:author="Ken Aho" w:date="2018-05-01T10:17:00Z">
         <w:r>
           <w:rPr>
             <w:rFonts w:ascii="Times New Roman" w:eastAsia="Times New Roman" w:hAnsi="Times New Roman" w:cs="Times New Roman"/>
@@ -4937,7 +5160,7 @@
         <w:spacing w:after="0" w:line="240" w:lineRule="auto"/>
         <w:ind w:left="270" w:hanging="270"/>
         <w:rPr>
-          <w:ins w:id="72" w:author="Ken Aho" w:date="2018-05-01T10:19:00Z"/>
+          <w:ins w:id="79" w:author="Ken Aho" w:date="2018-05-01T10:19:00Z"/>
           <w:rFonts w:ascii="Times New Roman" w:eastAsia="Times New Roman" w:hAnsi="Times New Roman" w:cs="Times New Roman"/>
         </w:rPr>
       </w:pPr>
@@ -5013,7 +5236,7 @@
         </w:rPr>
         <w:t xml:space="preserve">.  </w:t>
       </w:r>
-      <w:ins w:id="73" w:author="Ken Aho" w:date="2018-05-01T10:24:00Z">
+      <w:ins w:id="80" w:author="Ken Aho" w:date="2018-05-01T10:24:00Z">
         <w:r>
           <w:rPr>
             <w:rFonts w:ascii="Times New Roman" w:eastAsia="Times New Roman" w:hAnsi="Times New Roman" w:cs="Times New Roman"/>
@@ -5023,7 +5246,7 @@
           <w:t>D</w:t>
         </w:r>
       </w:ins>
-      <w:ins w:id="74" w:author="Ken Aho" w:date="2018-05-01T10:19:00Z">
+      <w:ins w:id="81" w:author="Ken Aho" w:date="2018-05-01T10:19:00Z">
         <w:r>
           <w:rPr>
             <w:rFonts w:ascii="Times New Roman" w:eastAsia="Times New Roman" w:hAnsi="Times New Roman" w:cs="Times New Roman"/>
@@ -5115,7 +5338,7 @@
         </w:rPr>
         <w:t xml:space="preserve"> </w:t>
       </w:r>
-      <w:del w:id="75" w:author="Ken Aho" w:date="2018-06-27T18:51:00Z">
+      <w:del w:id="82" w:author="Ken Aho" w:date="2018-06-27T18:51:00Z">
         <w:r>
           <w:rPr>
             <w:rFonts w:ascii="Thorndale for VST" w:hAnsi="Thorndale for VST" w:cs="Thorndale for VST"/>
@@ -5150,7 +5373,7 @@
           <w:delText xml:space="preserve"> </w:delText>
         </w:r>
       </w:del>
-      <w:ins w:id="76" w:author="Ken Aho" w:date="2018-06-27T18:52:00Z">
+      <w:ins w:id="83" w:author="Ken Aho" w:date="2018-06-27T18:52:00Z">
         <w:r>
           <w:rPr>
             <w:rFonts w:ascii="Thorndale for VST" w:hAnsi="Thorndale for VST" w:cs="Thorndale for VST"/>
@@ -5277,8 +5500,6 @@
           <w:rFonts w:ascii="Thorndale for VST" w:hAnsi="Thorndale for VST" w:cs="Thorndale for VST"/>
         </w:rPr>
       </w:pPr>
-      <w:bookmarkStart w:id="77" w:name="_GoBack"/>
-      <w:bookmarkEnd w:id="77"/>
       <w:r>
         <w:rPr>
           <w:rFonts w:ascii="Thorndale for VST" w:hAnsi="Thorndale for VST" w:cs="Thorndale for VST"/>
@@ -5398,6 +5619,96 @@
     </w:lvl>
   </w:abstractNum>
   <w:abstractNum w:abstractNumId="1" w15:restartNumberingAfterBreak="0">
+    <w:nsid w:val="0C9E4560"/>
+    <w:multiLevelType w:val="hybridMultilevel"/>
+    <w:tmpl w:val="7F4ACC96"/>
+    <w:lvl w:ilvl="0" w:tplc="9684C256">
+      <w:start w:val="1"/>
+      <w:numFmt w:val="decimal"/>
+      <w:lvlText w:val="%1."/>
+      <w:lvlJc w:val="left"/>
+      <w:pPr>
+        <w:ind w:left="720" w:hanging="360"/>
+      </w:pPr>
+      <w:rPr>
+        <w:rFonts w:hint="default"/>
+        <w:color w:val="auto"/>
+      </w:rPr>
+    </w:lvl>
+    <w:lvl w:ilvl="1" w:tplc="04090019" w:tentative="1">
+      <w:start w:val="1"/>
+      <w:numFmt w:val="lowerLetter"/>
+      <w:lvlText w:val="%2."/>
+      <w:lvlJc w:val="left"/>
+      <w:pPr>
+        <w:ind w:left="1440" w:hanging="360"/>
+      </w:pPr>
+    </w:lvl>
+    <w:lvl w:ilvl="2" w:tplc="0409001B" w:tentative="1">
+      <w:start w:val="1"/>
+      <w:numFmt w:val="lowerRoman"/>
+      <w:lvlText w:val="%3."/>
+      <w:lvlJc w:val="right"/>
+      <w:pPr>
+        <w:ind w:left="2160" w:hanging="180"/>
+      </w:pPr>
+    </w:lvl>
+    <w:lvl w:ilvl="3" w:tplc="0409000F" w:tentative="1">
+      <w:start w:val="1"/>
+      <w:numFmt w:val="decimal"/>
+      <w:lvlText w:val="%4."/>
+      <w:lvlJc w:val="left"/>
+      <w:pPr>
+        <w:ind w:left="2880" w:hanging="360"/>
+      </w:pPr>
+    </w:lvl>
+    <w:lvl w:ilvl="4" w:tplc="04090019" w:tentative="1">
+      <w:start w:val="1"/>
+      <w:numFmt w:val="lowerLetter"/>
+      <w:lvlText w:val="%5."/>
+      <w:lvlJc w:val="left"/>
+      <w:pPr>
+        <w:ind w:left="3600" w:hanging="360"/>
+      </w:pPr>
+    </w:lvl>
+    <w:lvl w:ilvl="5" w:tplc="0409001B" w:tentative="1">
+      <w:start w:val="1"/>
+      <w:numFmt w:val="lowerRoman"/>
+      <w:lvlText w:val="%6."/>
+      <w:lvlJc w:val="right"/>
+      <w:pPr>
+        <w:ind w:left="4320" w:hanging="180"/>
+      </w:pPr>
+    </w:lvl>
+    <w:lvl w:ilvl="6" w:tplc="0409000F" w:tentative="1">
+      <w:start w:val="1"/>
+      <w:numFmt w:val="decimal"/>
+      <w:lvlText w:val="%7."/>
+      <w:lvlJc w:val="left"/>
+      <w:pPr>
+        <w:ind w:left="5040" w:hanging="360"/>
+      </w:pPr>
+    </w:lvl>
+    <w:lvl w:ilvl="7" w:tplc="04090019" w:tentative="1">
+      <w:start w:val="1"/>
+      <w:numFmt w:val="lowerLetter"/>
+      <w:lvlText w:val="%8."/>
+      <w:lvlJc w:val="left"/>
+      <w:pPr>
+        <w:ind w:left="5760" w:hanging="360"/>
+      </w:pPr>
+    </w:lvl>
+    <w:lvl w:ilvl="8" w:tplc="0409001B" w:tentative="1">
+      <w:start w:val="1"/>
+      <w:numFmt w:val="lowerRoman"/>
+      <w:lvlText w:val="%9."/>
+      <w:lvlJc w:val="right"/>
+      <w:pPr>
+        <w:ind w:left="6480" w:hanging="180"/>
+      </w:pPr>
+    </w:lvl>
+  </w:abstractNum>
+  <w:abstractNum w:abstractNumId="2" w15:restartNumberingAfterBreak="0">
     <w:nsid w:val="122E2C66"/>
     <w:multiLevelType w:val="hybridMultilevel"/>
     <w:tmpl w:val="F19EF980"/>
@@ -5486,7 +5797,7 @@
       </w:pPr>
     </w:lvl>
   </w:abstractNum>
-  <w:abstractNum w:abstractNumId="2" w15:restartNumberingAfterBreak="0">
+  <w:abstractNum w:abstractNumId="3" w15:restartNumberingAfterBreak="0">
     <w:nsid w:val="14AE1B30"/>
     <w:multiLevelType w:val="hybridMultilevel"/>
     <w:tmpl w:val="50F2CD14"/>
@@ -5576,7 +5887,7 @@
       </w:pPr>
     </w:lvl>
   </w:abstractNum>
-  <w:abstractNum w:abstractNumId="3" w15:restartNumberingAfterBreak="0">
+  <w:abstractNum w:abstractNumId="4" w15:restartNumberingAfterBreak="0">
     <w:nsid w:val="1F0E042F"/>
     <w:multiLevelType w:val="hybridMultilevel"/>
     <w:tmpl w:val="3C945FB4"/>
@@ -5666,7 +5977,7 @@
       </w:pPr>
     </w:lvl>
   </w:abstractNum>
-  <w:abstractNum w:abstractNumId="4" w15:restartNumberingAfterBreak="0">
+  <w:abstractNum w:abstractNumId="5" w15:restartNumberingAfterBreak="0">
     <w:nsid w:val="1F286C6A"/>
     <w:multiLevelType w:val="hybridMultilevel"/>
     <w:tmpl w:val="786C4E4C"/>
@@ -5756,7 +6067,7 @@
       </w:pPr>
     </w:lvl>
   </w:abstractNum>
-  <w:abstractNum w:abstractNumId="5" w15:restartNumberingAfterBreak="0">
+  <w:abstractNum w:abstractNumId="6" w15:restartNumberingAfterBreak="0">
     <w:nsid w:val="20C37E9F"/>
     <w:multiLevelType w:val="hybridMultilevel"/>
     <w:tmpl w:val="484267C0"/>
@@ -5846,7 +6157,7 @@
       </w:pPr>
     </w:lvl>
   </w:abstractNum>
-  <w:abstractNum w:abstractNumId="6" w15:restartNumberingAfterBreak="0">
+  <w:abstractNum w:abstractNumId="7" w15:restartNumberingAfterBreak="0">
     <w:nsid w:val="258A4DEF"/>
     <w:multiLevelType w:val="multilevel"/>
     <w:tmpl w:val="7DE683C0"/>
@@ -5935,7 +6246,7 @@
       </w:pPr>
     </w:lvl>
   </w:abstractNum>
-  <w:abstractNum w:abstractNumId="7" w15:restartNumberingAfterBreak="0">
+  <w:abstractNum w:abstractNumId="8" w15:restartNumberingAfterBreak="0">
     <w:nsid w:val="298D309F"/>
     <w:multiLevelType w:val="hybridMultilevel"/>
     <w:tmpl w:val="DCD453DE"/>
@@ -6025,10 +6336,10 @@
       </w:pPr>
     </w:lvl>
   </w:abstractNum>
-  <w:abstractNum w:abstractNumId="8" w15:restartNumberingAfterBreak="0">
+  <w:abstractNum w:abstractNumId="9" w15:restartNumberingAfterBreak="0">
     <w:nsid w:val="2B68665C"/>
     <w:multiLevelType w:val="hybridMultilevel"/>
-    <w:tmpl w:val="484267C0"/>
+    <w:tmpl w:val="7F4ACC96"/>
     <w:lvl w:ilvl="0" w:tplc="9684C256">
       <w:start w:val="1"/>
       <w:numFmt w:val="decimal"/>
@@ -6115,7 +6426,7 @@
       </w:pPr>
     </w:lvl>
   </w:abstractNum>
-  <w:abstractNum w:abstractNumId="9" w15:restartNumberingAfterBreak="0">
+  <w:abstractNum w:abstractNumId="10" w15:restartNumberingAfterBreak="0">
     <w:nsid w:val="2CC82C28"/>
     <w:multiLevelType w:val="multilevel"/>
     <w:tmpl w:val="7DE683C0"/>
@@ -6204,7 +6515,7 @@
       </w:pPr>
     </w:lvl>
   </w:abstractNum>
-  <w:abstractNum w:abstractNumId="10" w15:restartNumberingAfterBreak="0">
+  <w:abstractNum w:abstractNumId="11" w15:restartNumberingAfterBreak="0">
     <w:nsid w:val="3E271180"/>
     <w:multiLevelType w:val="hybridMultilevel"/>
     <w:tmpl w:val="6D249B2C"/>
@@ -6294,7 +6605,7 @@
       </w:pPr>
     </w:lvl>
   </w:abstractNum>
-  <w:abstractNum w:abstractNumId="11" w15:restartNumberingAfterBreak="0">
+  <w:abstractNum w:abstractNumId="12" w15:restartNumberingAfterBreak="0">
     <w:nsid w:val="44820406"/>
     <w:multiLevelType w:val="hybridMultilevel"/>
     <w:tmpl w:val="2E886438"/>
@@ -6384,7 +6695,7 @@
       </w:pPr>
     </w:lvl>
   </w:abstractNum>
-  <w:abstractNum w:abstractNumId="12" w15:restartNumberingAfterBreak="0">
+  <w:abstractNum w:abstractNumId="13" w15:restartNumberingAfterBreak="0">
     <w:nsid w:val="5E2B66C4"/>
     <w:multiLevelType w:val="hybridMultilevel"/>
     <w:tmpl w:val="786C4E4C"/>
@@ -6474,7 +6785,7 @@
       </w:pPr>
     </w:lvl>
   </w:abstractNum>
-  <w:abstractNum w:abstractNumId="13" w15:restartNumberingAfterBreak="0">
+  <w:abstractNum w:abstractNumId="14" w15:restartNumberingAfterBreak="0">
     <w:nsid w:val="5F493A27"/>
     <w:multiLevelType w:val="hybridMultilevel"/>
     <w:tmpl w:val="3EF83C9A"/>
@@ -6565,7 +6876,7 @@
       </w:pPr>
     </w:lvl>
   </w:abstractNum>
-  <w:abstractNum w:abstractNumId="14" w15:restartNumberingAfterBreak="0">
+  <w:abstractNum w:abstractNumId="15" w15:restartNumberingAfterBreak="0">
     <w:nsid w:val="5FC95A4F"/>
     <w:multiLevelType w:val="hybridMultilevel"/>
     <w:tmpl w:val="BEC04E5C"/>
@@ -6654,7 +6965,7 @@
       </w:pPr>
     </w:lvl>
   </w:abstractNum>
-  <w:abstractNum w:abstractNumId="15" w15:restartNumberingAfterBreak="0">
+  <w:abstractNum w:abstractNumId="16" w15:restartNumberingAfterBreak="0">
     <w:nsid w:val="61F9531E"/>
     <w:multiLevelType w:val="hybridMultilevel"/>
     <w:tmpl w:val="DCC0542E"/>
@@ -6744,7 +7055,7 @@
       </w:pPr>
     </w:lvl>
   </w:abstractNum>
-  <w:abstractNum w:abstractNumId="16" w15:restartNumberingAfterBreak="0">
+  <w:abstractNum w:abstractNumId="17" w15:restartNumberingAfterBreak="0">
     <w:nsid w:val="646131F7"/>
     <w:multiLevelType w:val="hybridMultilevel"/>
     <w:tmpl w:val="23B2EC90"/>
@@ -6834,7 +7145,7 @@
       </w:pPr>
     </w:lvl>
   </w:abstractNum>
-  <w:abstractNum w:abstractNumId="17" w15:restartNumberingAfterBreak="0">
+  <w:abstractNum w:abstractNumId="18" w15:restartNumberingAfterBreak="0">
     <w:nsid w:val="67962B67"/>
     <w:multiLevelType w:val="hybridMultilevel"/>
     <w:tmpl w:val="7DE683C0"/>
@@ -6923,7 +7234,7 @@
       </w:pPr>
     </w:lvl>
   </w:abstractNum>
-  <w:abstractNum w:abstractNumId="18" w15:restartNumberingAfterBreak="0">
+  <w:abstractNum w:abstractNumId="19" w15:restartNumberingAfterBreak="0">
     <w:nsid w:val="6B8E77B3"/>
     <w:multiLevelType w:val="hybridMultilevel"/>
     <w:tmpl w:val="A94C7202"/>
@@ -7015,46 +7326,46 @@
     </w:lvl>
   </w:abstractNum>
   <w:num w:numId="1">
+    <w:abstractNumId w:val="12"/>
+  </w:num>
+  <w:num w:numId="2">
+    <w:abstractNumId w:val="9"/>
+  </w:num>
+  <w:num w:numId="3">
+    <w:abstractNumId w:val="2"/>
+  </w:num>
+  <w:num w:numId="4">
+    <w:abstractNumId w:val="13"/>
+  </w:num>
+  <w:num w:numId="5">
+    <w:abstractNumId w:val="3"/>
+  </w:num>
+  <w:num w:numId="6">
+    <w:abstractNumId w:val="5"/>
+  </w:num>
+  <w:num w:numId="7">
     <w:abstractNumId w:val="11"/>
   </w:num>
-  <w:num w:numId="2">
+  <w:num w:numId="8">
+    <w:abstractNumId w:val="19"/>
+  </w:num>
+  <w:num w:numId="9">
+    <w:abstractNumId w:val="14"/>
+  </w:num>
+  <w:num w:numId="10">
+    <w:abstractNumId w:val="6"/>
+  </w:num>
+  <w:num w:numId="11">
+    <w:abstractNumId w:val="15"/>
+  </w:num>
+  <w:num w:numId="12">
     <w:abstractNumId w:val="8"/>
   </w:num>
-  <w:num w:numId="3">
-    <w:abstractNumId w:val="1"/>
-  </w:num>
-  <w:num w:numId="4">
-    <w:abstractNumId w:val="12"/>
-  </w:num>
-  <w:num w:numId="5">
-    <w:abstractNumId w:val="2"/>
-  </w:num>
-  <w:num w:numId="6">
-    <w:abstractNumId w:val="4"/>
-  </w:num>
-  <w:num w:numId="7">
-    <w:abstractNumId w:val="10"/>
-  </w:num>
-  <w:num w:numId="8">
-    <w:abstractNumId w:val="18"/>
-  </w:num>
-  <w:num w:numId="9">
-    <w:abstractNumId w:val="13"/>
-  </w:num>
-  <w:num w:numId="10">
-    <w:abstractNumId w:val="5"/>
-  </w:num>
-  <w:num w:numId="11">
-    <w:abstractNumId w:val="14"/>
-  </w:num>
-  <w:num w:numId="12">
-    <w:abstractNumId w:val="7"/>
-  </w:num>
   <w:num w:numId="13">
-    <w:abstractNumId w:val="16"/>
+    <w:abstractNumId w:val="17"/>
   </w:num>
   <w:num w:numId="14">
-    <w:abstractNumId w:val="15"/>
+    <w:abstractNumId w:val="16"/>
   </w:num>
   <w:num w:numId="15">
     <w:abstractNumId w:val="0"/>
@@ -7090,16 +7401,19 @@
     <w:abstractNumId w:val="0"/>
   </w:num>
   <w:num w:numId="17">
-    <w:abstractNumId w:val="17"/>
+    <w:abstractNumId w:val="18"/>
   </w:num>
   <w:num w:numId="18">
-    <w:abstractNumId w:val="6"/>
+    <w:abstractNumId w:val="7"/>
   </w:num>
   <w:num w:numId="19">
-    <w:abstractNumId w:val="9"/>
+    <w:abstractNumId w:val="10"/>
   </w:num>
   <w:num w:numId="20">
-    <w:abstractNumId w:val="3"/>
+    <w:abstractNumId w:val="4"/>
+  </w:num>
+  <w:num w:numId="21">
+    <w:abstractNumId w:val="1"/>
   </w:num>
 </w:numbering>
 </file>
@@ -7167,7 +7481,7 @@
     <w:lsdException w:name="caption" w:semiHidden="1" w:uiPriority="35" w:unhideWhenUsed="1" w:qFormat="1"/>
     <w:lsdException w:name="table of figures" w:semiHidden="1" w:unhideWhenUsed="1"/>
     <w:lsdException w:name="envelope address" w:semiHidden="1" w:unhideWhenUsed="1"/>
-    <w:lsdException w:name="envelope return" w:semiHidden="1" w:unhideWhenUsed="1"/>
+    <w:lsdException w:name="envelope return" w:semiHidden="1" w:uiPriority="0" w:unhideWhenUsed="1"/>
     <w:lsdException w:name="footnote reference" w:semiHidden="1" w:unhideWhenUsed="1"/>
     <w:lsdException w:name="annotation reference" w:semiHidden="1" w:unhideWhenUsed="1"/>
     <w:lsdException w:name="line number" w:semiHidden="1" w:unhideWhenUsed="1"/>
@@ -7600,6 +7914,30 @@
       <w:color w:val="808080"/>
     </w:rPr>
   </w:style>
+  <w:style w:type="paragraph" w:styleId="EnvelopeReturn">
+    <w:name w:val="envelope return"/>
+    <w:basedOn w:val="Normal"/>
+    <w:link w:val="EnvelopeReturnChar"/>
+    <w:rsid w:val="00510328"/>
+    <w:pPr>
+      <w:spacing w:after="0" w:line="240" w:lineRule="auto"/>
+    </w:pPr>
+    <w:rPr>
+      <w:rFonts w:ascii="Arial" w:eastAsia="Times New Roman" w:hAnsi="Arial" w:cs="Times New Roman"/>
+      <w:sz w:val="24"/>
+      <w:szCs w:val="20"/>
+    </w:rPr>
+  </w:style>
+  <w:style w:type="character" w:customStyle="1" w:styleId="EnvelopeReturnChar">
+    <w:name w:val="Envelope Return Char"/>
+    <w:link w:val="EnvelopeReturn"/>
+    <w:rsid w:val="00510328"/>
+    <w:rPr>
+      <w:rFonts w:ascii="Arial" w:eastAsia="Times New Roman" w:hAnsi="Arial" w:cs="Times New Roman"/>
+      <w:sz w:val="24"/>
+      <w:szCs w:val="20"/>
+    </w:rPr>
+  </w:style>
 </w:styles>
 </file>
 

--- a/Addendum/Newest_errorsCRC_hbk_2nd_printing.docx
+++ b/Addendum/Newest_errorsCRC_hbk_2nd_printing.docx
@@ -138,7 +138,7 @@
           <w:sz w:val="24"/>
           <w:szCs w:val="24"/>
         </w:rPr>
-        <w:t>2</w:t>
+        <w:t>4</w:t>
       </w:r>
       <w:r>
         <w:rPr>
@@ -154,7 +154,7 @@
           <w:sz w:val="24"/>
           <w:szCs w:val="24"/>
         </w:rPr>
-        <w:t>13</w:t>
+        <w:t>20</w:t>
       </w:r>
       <w:r>
         <w:rPr>
@@ -1866,7 +1866,7 @@
           <v:shape id="_x0000_i1025" type="#_x0000_t75" style="width:159pt;height:33pt" o:ole="">
             <v:imagedata r:id="rId5" o:title=""/>
           </v:shape>
-          <o:OLEObject Type="Embed" ProgID="Equation.DSMT4" ShapeID="_x0000_i1025" DrawAspect="Content" ObjectID="_1836483566" r:id="rId6"/>
+          <o:OLEObject Type="Embed" ProgID="Equation.DSMT4" ShapeID="_x0000_i1025" DrawAspect="Content" ObjectID="_1838786081" r:id="rId6"/>
         </w:object>
       </w:r>
     </w:p>
@@ -1906,7 +1906,7 @@
           <v:shape id="_x0000_i1026" type="#_x0000_t75" style="width:159pt;height:33pt" o:ole="">
             <v:imagedata r:id="rId7" o:title=""/>
           </v:shape>
-          <o:OLEObject Type="Embed" ProgID="Equation.DSMT4" ShapeID="_x0000_i1026" DrawAspect="Content" ObjectID="_1836483567" r:id="rId8"/>
+          <o:OLEObject Type="Embed" ProgID="Equation.DSMT4" ShapeID="_x0000_i1026" DrawAspect="Content" ObjectID="_1838786082" r:id="rId8"/>
         </w:object>
       </w:r>
     </w:p>
@@ -2088,7 +2088,7 @@
           <v:shape id="_x0000_i1027" type="#_x0000_t75" style="width:150pt;height:35.25pt" o:ole="">
             <v:imagedata r:id="rId9" o:title=""/>
           </v:shape>
-          <o:OLEObject Type="Embed" ProgID="Equation.DSMT4" ShapeID="_x0000_i1027" DrawAspect="Content" ObjectID="_1836483568" r:id="rId10"/>
+          <o:OLEObject Type="Embed" ProgID="Equation.DSMT4" ShapeID="_x0000_i1027" DrawAspect="Content" ObjectID="_1838786083" r:id="rId10"/>
         </w:object>
       </w:r>
     </w:p>
@@ -2139,7 +2139,7 @@
           <v:shape id="_x0000_i1028" type="#_x0000_t75" style="width:150pt;height:35.25pt" o:ole="">
             <v:imagedata r:id="rId11" o:title=""/>
           </v:shape>
-          <o:OLEObject Type="Embed" ProgID="Equation.DSMT4" ShapeID="_x0000_i1028" DrawAspect="Content" ObjectID="_1836483569" r:id="rId12"/>
+          <o:OLEObject Type="Embed" ProgID="Equation.DSMT4" ShapeID="_x0000_i1028" DrawAspect="Content" ObjectID="_1838786084" r:id="rId12"/>
         </w:object>
       </w:r>
     </w:p>
@@ -2986,7 +2986,7 @@
           <v:shape id="_x0000_i1029" type="#_x0000_t75" style="width:20.25pt;height:20.25pt" o:ole="">
             <v:imagedata r:id="rId13" o:title=""/>
           </v:shape>
-          <o:OLEObject Type="Embed" ProgID="Equation.DSMT4" ShapeID="_x0000_i1029" DrawAspect="Content" ObjectID="_1836483570" r:id="rId14"/>
+          <o:OLEObject Type="Embed" ProgID="Equation.DSMT4" ShapeID="_x0000_i1029" DrawAspect="Content" ObjectID="_1838786085" r:id="rId14"/>
         </w:object>
       </w:r>
       <w:r>
@@ -3003,7 +3003,7 @@
           <v:shape id="_x0000_i1030" type="#_x0000_t75" style="width:21pt;height:20.25pt" o:ole="">
             <v:imagedata r:id="rId15" o:title=""/>
           </v:shape>
-          <o:OLEObject Type="Embed" ProgID="Equation.DSMT4" ShapeID="_x0000_i1030" DrawAspect="Content" ObjectID="_1836483571" r:id="rId16"/>
+          <o:OLEObject Type="Embed" ProgID="Equation.DSMT4" ShapeID="_x0000_i1030" DrawAspect="Content" ObjectID="_1838786086" r:id="rId16"/>
         </w:object>
       </w:r>
     </w:p>
@@ -3060,7 +3060,7 @@
           <v:shape id="_x0000_i1031" type="#_x0000_t75" style="width:15pt;height:18.75pt" o:ole="">
             <v:imagedata r:id="rId17" o:title=""/>
           </v:shape>
-          <o:OLEObject Type="Embed" ProgID="Equation.DSMT4" ShapeID="_x0000_i1031" DrawAspect="Content" ObjectID="_1836483572" r:id="rId18"/>
+          <o:OLEObject Type="Embed" ProgID="Equation.DSMT4" ShapeID="_x0000_i1031" DrawAspect="Content" ObjectID="_1838786087" r:id="rId18"/>
         </w:object>
       </w:r>
       <w:r>
@@ -3077,7 +3077,7 @@
           <v:shape id="_x0000_i1032" type="#_x0000_t75" style="width:15.75pt;height:18.75pt" o:ole="">
             <v:imagedata r:id="rId19" o:title=""/>
           </v:shape>
-          <o:OLEObject Type="Embed" ProgID="Equation.DSMT4" ShapeID="_x0000_i1032" DrawAspect="Content" ObjectID="_1836483573" r:id="rId20"/>
+          <o:OLEObject Type="Embed" ProgID="Equation.DSMT4" ShapeID="_x0000_i1032" DrawAspect="Content" ObjectID="_1838786088" r:id="rId20"/>
         </w:object>
       </w:r>
     </w:p>
@@ -3664,10 +3664,10 @@
           <w:position w:val="-24"/>
         </w:rPr>
         <w:object w:dxaOrig="1980" w:dyaOrig="620">
-          <v:shape id="_x0000_i1388" type="#_x0000_t75" style="width:99.75pt;height:33pt" o:ole="">
+          <v:shape id="_x0000_i1033" type="#_x0000_t75" style="width:99.75pt;height:33pt" o:ole="">
             <v:imagedata r:id="rId21" o:title=""/>
           </v:shape>
-          <o:OLEObject Type="Embed" ProgID="Equation.DSMT4" ShapeID="_x0000_i1388" DrawAspect="Content" ObjectID="_1836483574" r:id="rId22"/>
+          <o:OLEObject Type="Embed" ProgID="Equation.DSMT4" ShapeID="_x0000_i1033" DrawAspect="Content" ObjectID="_1838786089" r:id="rId22"/>
         </w:object>
       </w:r>
     </w:p>
@@ -3756,10 +3756,10 @@
           <w:position w:val="-24"/>
         </w:rPr>
         <w:object w:dxaOrig="2299" w:dyaOrig="620">
-          <v:shape id="_x0000_i1389" type="#_x0000_t75" style="width:116.25pt;height:33pt" o:ole="">
+          <v:shape id="_x0000_i1034" type="#_x0000_t75" style="width:116.25pt;height:33pt" o:ole="">
             <v:imagedata r:id="rId23" o:title=""/>
           </v:shape>
-          <o:OLEObject Type="Embed" ProgID="Equation.DSMT4" ShapeID="_x0000_i1389" DrawAspect="Content" ObjectID="_1836483575" r:id="rId24"/>
+          <o:OLEObject Type="Embed" ProgID="Equation.DSMT4" ShapeID="_x0000_i1034" DrawAspect="Content" ObjectID="_1838786090" r:id="rId24"/>
         </w:object>
       </w:r>
     </w:p>
@@ -3887,10 +3887,10 @@
           <w:position w:val="-28"/>
         </w:rPr>
         <w:object w:dxaOrig="2260" w:dyaOrig="660">
-          <v:shape id="_x0000_i1390" type="#_x0000_t75" style="width:113.25pt;height:33pt" o:ole="">
+          <v:shape id="_x0000_i1035" type="#_x0000_t75" style="width:113.25pt;height:33pt" o:ole="">
             <v:imagedata r:id="rId25" o:title=""/>
           </v:shape>
-          <o:OLEObject Type="Embed" ProgID="Equation.DSMT4" ShapeID="_x0000_i1390" DrawAspect="Content" ObjectID="_1836483576" r:id="rId26"/>
+          <o:OLEObject Type="Embed" ProgID="Equation.DSMT4" ShapeID="_x0000_i1035" DrawAspect="Content" ObjectID="_1838786091" r:id="rId26"/>
         </w:object>
       </w:r>
     </w:p>
@@ -3959,10 +3959,10 @@
           <w:position w:val="-72"/>
         </w:rPr>
         <w:object w:dxaOrig="3100" w:dyaOrig="1560">
-          <v:shape id="_x0000_i1391" type="#_x0000_t75" style="width:155.25pt;height:78pt" o:ole="">
+          <v:shape id="_x0000_i1036" type="#_x0000_t75" style="width:155.25pt;height:78pt" o:ole="">
             <v:imagedata r:id="rId27" o:title=""/>
           </v:shape>
-          <o:OLEObject Type="Embed" ProgID="Equation.DSMT4" ShapeID="_x0000_i1391" DrawAspect="Content" ObjectID="_1836483577" r:id="rId28"/>
+          <o:OLEObject Type="Embed" ProgID="Equation.DSMT4" ShapeID="_x0000_i1036" DrawAspect="Content" ObjectID="_1838786092" r:id="rId28"/>
         </w:object>
       </w:r>
     </w:p>
@@ -4065,8 +4065,6 @@
         </w:rPr>
         <w:t xml:space="preserve"> is</w:t>
       </w:r>
-      <w:bookmarkStart w:id="61" w:name="_GoBack"/>
-      <w:bookmarkEnd w:id="61"/>
       <w:r>
         <w:rPr>
           <w:rFonts w:ascii="Times New Roman" w:hAnsi="Times New Roman" w:cs="Times New Roman"/>
@@ -4159,7 +4157,7 @@
         </w:rPr>
         <w:t xml:space="preserve">increases, </w:t>
       </w:r>
-      <w:del w:id="62" w:author="Ken Aho" w:date="2023-04-06T10:16:00Z">
+      <w:del w:id="61" w:author="Ken Aho" w:date="2023-04-06T10:16:00Z">
         <w:r>
           <w:rPr>
             <w:rFonts w:ascii="Times New Roman" w:hAnsi="Times New Roman" w:cs="Times New Roman"/>
@@ -4209,7 +4207,7 @@
           </m:sup>
         </m:sSubSup>
       </m:oMath>
-      <w:del w:id="63" w:author="Ken Aho" w:date="2023-04-06T10:16:00Z">
+      <w:del w:id="62" w:author="Ken Aho" w:date="2023-04-06T10:16:00Z">
         <w:r>
           <w:rPr>
             <w:rFonts w:ascii="Times New Roman" w:eastAsiaTheme="minorEastAsia" w:hAnsi="Times New Roman" w:cs="Times New Roman"/>
@@ -4331,28 +4329,28 @@
         </w:rPr>
         <w:t xml:space="preserve"> ≥ </w:t>
       </w:r>
+      <w:ins w:id="63" w:author="Ken Aho" w:date="2023-04-06T11:19:00Z">
+        <w:r>
+          <w:rPr>
+            <w:rFonts w:ascii="Times New Roman" w:hAnsi="Times New Roman" w:cs="Times New Roman"/>
+          </w:rPr>
+          <w:t>|</w:t>
+        </w:r>
+      </w:ins>
+      <w:r>
+        <w:rPr>
+          <w:rFonts w:ascii="Times New Roman" w:hAnsi="Times New Roman" w:cs="Times New Roman"/>
+          <w:i/>
+        </w:rPr>
+        <w:t>t</w:t>
+      </w:r>
+      <w:r>
+        <w:rPr>
+          <w:rFonts w:ascii="Times New Roman" w:hAnsi="Times New Roman" w:cs="Times New Roman"/>
+        </w:rPr>
+        <w:t>*</w:t>
+      </w:r>
       <w:ins w:id="64" w:author="Ken Aho" w:date="2023-04-06T11:19:00Z">
-        <w:r>
-          <w:rPr>
-            <w:rFonts w:ascii="Times New Roman" w:hAnsi="Times New Roman" w:cs="Times New Roman"/>
-          </w:rPr>
-          <w:t>|</w:t>
-        </w:r>
-      </w:ins>
-      <w:r>
-        <w:rPr>
-          <w:rFonts w:ascii="Times New Roman" w:hAnsi="Times New Roman" w:cs="Times New Roman"/>
-          <w:i/>
-        </w:rPr>
-        <w:t>t</w:t>
-      </w:r>
-      <w:r>
-        <w:rPr>
-          <w:rFonts w:ascii="Times New Roman" w:hAnsi="Times New Roman" w:cs="Times New Roman"/>
-        </w:rPr>
-        <w:t>*</w:t>
-      </w:r>
-      <w:ins w:id="65" w:author="Ken Aho" w:date="2023-04-06T11:19:00Z">
         <w:r>
           <w:rPr>
             <w:rFonts w:ascii="Times New Roman" w:hAnsi="Times New Roman" w:cs="Times New Roman"/>
@@ -4443,10 +4441,10 @@
           <w:position w:val="-4"/>
         </w:rPr>
         <w:object w:dxaOrig="180" w:dyaOrig="260">
-          <v:shape id="_x0000_i1392" type="#_x0000_t75" style="width:9pt;height:12pt" o:ole="">
+          <v:shape id="_x0000_i1037" type="#_x0000_t75" style="width:9pt;height:12pt" o:ole="">
             <v:imagedata r:id="rId29" o:title=""/>
           </v:shape>
-          <o:OLEObject Type="Embed" ProgID="Equation.DSMT4" ShapeID="_x0000_i1392" DrawAspect="Content" ObjectID="_1836483578" r:id="rId30"/>
+          <o:OLEObject Type="Embed" ProgID="Equation.DSMT4" ShapeID="_x0000_i1037" DrawAspect="Content" ObjectID="_1838786093" r:id="rId30"/>
         </w:object>
       </w:r>
       <w:r>
@@ -4458,10 +4456,10 @@
           <w:position w:val="-4"/>
         </w:rPr>
         <w:object w:dxaOrig="180" w:dyaOrig="279">
-          <v:shape id="_x0000_i1393" type="#_x0000_t75" style="width:9pt;height:14.25pt" o:ole="">
+          <v:shape id="_x0000_i1038" type="#_x0000_t75" style="width:9pt;height:14.25pt" o:ole="">
             <v:imagedata r:id="rId31" o:title=""/>
           </v:shape>
-          <o:OLEObject Type="Embed" ProgID="Equation.DSMT4" ShapeID="_x0000_i1393" DrawAspect="Content" ObjectID="_1836483579" r:id="rId32"/>
+          <o:OLEObject Type="Embed" ProgID="Equation.DSMT4" ShapeID="_x0000_i1038" DrawAspect="Content" ObjectID="_1838786094" r:id="rId32"/>
         </w:object>
       </w:r>
     </w:p>
@@ -4539,7 +4537,7 @@
         </w:rPr>
         <w:t xml:space="preserve">) is the number of true positives divided by the number of </w:t>
       </w:r>
-      <w:del w:id="66" w:author="Ken Aho" w:date="2022-02-10T16:21:00Z">
+      <w:del w:id="65" w:author="Ken Aho" w:date="2022-02-10T16:21:00Z">
         <w:r>
           <w:rPr>
             <w:rFonts w:ascii="Times New Roman" w:hAnsi="Times New Roman" w:cs="Times New Roman"/>
@@ -4547,7 +4545,7 @@
           <w:delText xml:space="preserve">observed </w:delText>
         </w:r>
       </w:del>
-      <w:ins w:id="67" w:author="Ken Aho" w:date="2022-02-10T16:21:00Z">
+      <w:ins w:id="66" w:author="Ken Aho" w:date="2022-02-10T16:21:00Z">
         <w:r>
           <w:rPr>
             <w:rFonts w:ascii="Times New Roman" w:hAnsi="Times New Roman" w:cs="Times New Roman"/>
@@ -4587,7 +4585,7 @@
         </w:rPr>
         <w:t xml:space="preserve">) is the number of true negatives divided by the number of </w:t>
       </w:r>
-      <w:del w:id="68" w:author="Ken Aho" w:date="2022-02-10T16:20:00Z">
+      <w:del w:id="67" w:author="Ken Aho" w:date="2022-02-10T16:20:00Z">
         <w:r>
           <w:rPr>
             <w:rFonts w:ascii="Times New Roman" w:hAnsi="Times New Roman" w:cs="Times New Roman"/>
@@ -4595,7 +4593,7 @@
           <w:delText xml:space="preserve">observed </w:delText>
         </w:r>
       </w:del>
-      <w:ins w:id="69" w:author="Ken Aho" w:date="2022-02-10T16:21:00Z">
+      <w:ins w:id="68" w:author="Ken Aho" w:date="2022-02-10T16:21:00Z">
         <w:r>
           <w:rPr>
             <w:rFonts w:ascii="Times New Roman" w:hAnsi="Times New Roman" w:cs="Times New Roman"/>
@@ -4626,7 +4624,7 @@
           <w:rFonts w:ascii="Times New Roman" w:hAnsi="Times New Roman" w:cs="Times New Roman"/>
         </w:rPr>
       </w:pPr>
-      <w:bookmarkStart w:id="70" w:name="_Hlk23237132"/>
+      <w:bookmarkStart w:id="69" w:name="_Hlk23237132"/>
       <w:r>
         <w:rPr>
           <w:rFonts w:ascii="Times New Roman" w:hAnsi="Times New Roman" w:cs="Times New Roman"/>
@@ -4649,7 +4647,7 @@
         </w:rPr>
         <w:t xml:space="preserve"> sentence of section 9.22.</w:t>
       </w:r>
-      <w:bookmarkEnd w:id="70"/>
+      <w:bookmarkEnd w:id="69"/>
       <w:r>
         <w:rPr>
           <w:rFonts w:ascii="Times New Roman" w:hAnsi="Times New Roman" w:cs="Times New Roman"/>
@@ -4663,7 +4661,7 @@
         </w:rPr>
         <w:t xml:space="preserve">We calculate estimates </w:t>
       </w:r>
-      <w:ins w:id="71" w:author="Ken Aho" w:date="2018-04-03T17:07:00Z">
+      <w:ins w:id="70" w:author="Ken Aho" w:date="2018-04-03T17:07:00Z">
         <w:r>
           <w:rPr>
             <w:rFonts w:ascii="Times New Roman" w:hAnsi="Times New Roman" w:cs="Times New Roman"/>
@@ -4689,7 +4687,7 @@
           <w:tab w:val="left" w:pos="270"/>
         </w:tabs>
         <w:spacing w:after="0" w:line="240" w:lineRule="auto"/>
-        <w:ind w:hanging="720"/>
+        <w:ind w:left="360"/>
         <w:rPr>
           <w:rFonts w:ascii="Times New Roman" w:hAnsi="Times New Roman" w:cs="Times New Roman"/>
           <w:color w:val="1F497D" w:themeColor="text2"/>
@@ -4736,7 +4734,7 @@
           <w:rFonts w:ascii="Times New Roman" w:hAnsi="Times New Roman" w:cs="Times New Roman"/>
         </w:rPr>
       </w:pPr>
-      <w:del w:id="72" w:author="Ken Aho" w:date="2018-04-04T08:35:00Z">
+      <w:del w:id="71" w:author="Ken Aho" w:date="2018-04-04T08:35:00Z">
         <w:r>
           <w:rPr>
             <w:rFonts w:ascii="Times New Roman" w:hAnsi="Times New Roman" w:cs="Times New Roman"/>
@@ -4744,7 +4742,7 @@
           <w:delText>b</w:delText>
         </w:r>
       </w:del>
-      <w:ins w:id="73" w:author="Ken Aho" w:date="2018-04-04T08:35:00Z">
+      <w:ins w:id="72" w:author="Ken Aho" w:date="2018-04-04T08:35:00Z">
         <w:r>
           <w:rPr>
             <w:rFonts w:ascii="Times New Roman" w:hAnsi="Times New Roman" w:cs="Times New Roman"/>
@@ -4803,7 +4801,7 @@
         </w:rPr>
         <w:t xml:space="preserve"> consistently </w:t>
       </w:r>
-      <w:del w:id="74" w:author="Ken Aho" w:date="2018-04-04T08:36:00Z">
+      <w:del w:id="73" w:author="Ken Aho" w:date="2018-04-04T08:36:00Z">
         <w:r>
           <w:rPr>
             <w:rFonts w:ascii="Times New Roman" w:hAnsi="Times New Roman" w:cs="Times New Roman"/>
@@ -4811,7 +4809,7 @@
           <w:delText xml:space="preserve">greatly </w:delText>
         </w:r>
       </w:del>
-      <w:ins w:id="75" w:author="Ken Aho" w:date="2018-04-04T08:36:00Z">
+      <w:ins w:id="74" w:author="Ken Aho" w:date="2018-04-04T08:36:00Z">
         <w:r>
           <w:rPr>
             <w:rFonts w:ascii="Times New Roman" w:hAnsi="Times New Roman" w:cs="Times New Roman"/>
@@ -4937,42 +4935,111 @@
         <w:ind w:left="270" w:hanging="270"/>
         <w:rPr>
           <w:rFonts w:ascii="Times New Roman" w:hAnsi="Times New Roman" w:cs="Times New Roman"/>
-        </w:rPr>
-      </w:pPr>
-      <w:r>
-        <w:rPr>
-          <w:rFonts w:ascii="Times New Roman" w:eastAsia="Times New Roman" w:hAnsi="Times New Roman" w:cs="Times New Roman"/>
-          <w:color w:val="1F497D" w:themeColor="text2"/>
-        </w:rPr>
-        <w:t>Page 497.  Question 1</w:t>
-      </w:r>
-      <w:r>
-        <w:rPr>
-          <w:rFonts w:ascii="Times New Roman" w:eastAsia="Times New Roman" w:hAnsi="Times New Roman" w:cs="Times New Roman"/>
-        </w:rPr>
-        <w:t xml:space="preserve"> “Described in </w:t>
-      </w:r>
-      <w:del w:id="76" w:author="Ken Aho" w:date="2024-04-29T16:09:00Z">
-        <w:r>
-          <w:rPr>
-            <w:rFonts w:ascii="Times New Roman" w:eastAsia="Times New Roman" w:hAnsi="Times New Roman" w:cs="Times New Roman"/>
-          </w:rPr>
-          <w:delText xml:space="preserve">Exercise </w:delText>
-        </w:r>
-      </w:del>
-      <w:ins w:id="77" w:author="Ken Aho" w:date="2024-04-29T16:09:00Z">
-        <w:r>
-          <w:rPr>
-            <w:rFonts w:ascii="Times New Roman" w:eastAsia="Times New Roman" w:hAnsi="Times New Roman" w:cs="Times New Roman"/>
-          </w:rPr>
-          <w:t xml:space="preserve">Example </w:t>
-        </w:r>
-      </w:ins>
-      <w:r>
-        <w:rPr>
-          <w:rFonts w:ascii="Times New Roman" w:eastAsia="Times New Roman" w:hAnsi="Times New Roman" w:cs="Times New Roman"/>
-        </w:rPr>
-        <w:t>10.2”.</w:t>
+          <w:color w:val="1F497D" w:themeColor="text2"/>
+        </w:rPr>
+      </w:pPr>
+      <w:r>
+        <w:rPr>
+          <w:rFonts w:ascii="Times New Roman" w:hAnsi="Times New Roman" w:cs="Times New Roman"/>
+          <w:color w:val="1F497D" w:themeColor="text2"/>
+        </w:rPr>
+        <w:t>Page 447. Eq. 30</w:t>
+      </w:r>
+      <w:r>
+        <w:rPr>
+          <w:rFonts w:ascii="Times New Roman" w:hAnsi="Times New Roman" w:cs="Times New Roman"/>
+          <w:color w:val="1F497D" w:themeColor="text2"/>
+        </w:rPr>
+        <w:t xml:space="preserve">. </w:t>
+      </w:r>
+      <w:r>
+        <w:rPr>
+          <w:rFonts w:ascii="Times New Roman" w:hAnsi="Times New Roman" w:cs="Times New Roman"/>
+        </w:rPr>
+        <w:t>Replace</w:t>
+      </w:r>
+      <w:r>
+        <w:rPr>
+          <w:rFonts w:ascii="Times New Roman" w:hAnsi="Times New Roman" w:cs="Times New Roman"/>
+          <w:color w:val="1F497D" w:themeColor="text2"/>
+        </w:rPr>
+        <w:t xml:space="preserve"> </w:t>
+      </w:r>
+      <m:oMath>
+        <m:sSub>
+          <m:sSubPr>
+            <m:ctrlPr>
+              <w:rPr>
+                <w:rFonts w:ascii="Cambria Math" w:hAnsi="Cambria Math" w:cs="Times New Roman"/>
+                <w:i/>
+              </w:rPr>
+            </m:ctrlPr>
+          </m:sSubPr>
+          <m:e>
+            <m:r>
+              <w:rPr>
+                <w:rFonts w:ascii="Cambria Math" w:hAnsi="Cambria Math" w:cs="Times New Roman"/>
+              </w:rPr>
+              <m:t>σ</m:t>
+            </m:r>
+          </m:e>
+          <m:sub>
+            <m:r>
+              <w:rPr>
+                <w:rFonts w:ascii="Cambria Math" w:hAnsi="Cambria Math" w:cs="Times New Roman"/>
+              </w:rPr>
+              <m:t>2A</m:t>
+            </m:r>
+          </m:sub>
+        </m:sSub>
+      </m:oMath>
+      <w:r>
+        <w:rPr>
+          <w:rFonts w:ascii="Times New Roman" w:eastAsiaTheme="minorEastAsia" w:hAnsi="Times New Roman" w:cs="Times New Roman"/>
+        </w:rPr>
+        <w:t xml:space="preserve"> with </w:t>
+      </w:r>
+      <m:oMath>
+        <m:sSubSup>
+          <m:sSubSupPr>
+            <m:ctrlPr>
+              <w:rPr>
+                <w:rFonts w:ascii="Cambria Math" w:eastAsiaTheme="minorEastAsia" w:hAnsi="Cambria Math" w:cs="Times New Roman"/>
+                <w:i/>
+              </w:rPr>
+            </m:ctrlPr>
+          </m:sSubSupPr>
+          <m:e>
+            <m:r>
+              <w:rPr>
+                <w:rFonts w:ascii="Cambria Math" w:eastAsiaTheme="minorEastAsia" w:hAnsi="Cambria Math" w:cs="Times New Roman"/>
+              </w:rPr>
+              <m:t>σ</m:t>
+            </m:r>
+          </m:e>
+          <m:sub>
+            <m:r>
+              <w:rPr>
+                <w:rFonts w:ascii="Cambria Math" w:eastAsiaTheme="minorEastAsia" w:hAnsi="Cambria Math" w:cs="Times New Roman"/>
+              </w:rPr>
+              <m:t>A</m:t>
+            </m:r>
+          </m:sub>
+          <m:sup>
+            <m:r>
+              <w:rPr>
+                <w:rFonts w:ascii="Cambria Math" w:eastAsiaTheme="minorEastAsia" w:hAnsi="Cambria Math" w:cs="Times New Roman"/>
+              </w:rPr>
+              <m:t>2</m:t>
+            </m:r>
+          </m:sup>
+        </m:sSubSup>
+      </m:oMath>
+      <w:r>
+        <w:rPr>
+          <w:rFonts w:ascii="Times New Roman" w:eastAsiaTheme="minorEastAsia" w:hAnsi="Times New Roman" w:cs="Times New Roman"/>
+        </w:rPr>
+        <w:t>.</w:t>
       </w:r>
     </w:p>
     <w:p>
@@ -4986,105 +5053,67 @@
         <w:ind w:left="270" w:hanging="270"/>
         <w:rPr>
           <w:rFonts w:ascii="Times New Roman" w:hAnsi="Times New Roman" w:cs="Times New Roman"/>
-        </w:rPr>
-      </w:pPr>
-      <w:r>
-        <w:rPr>
-          <w:rFonts w:ascii="Times New Roman" w:eastAsia="Times New Roman" w:hAnsi="Times New Roman" w:cs="Times New Roman"/>
-          <w:color w:val="1F497D" w:themeColor="text2"/>
-        </w:rPr>
-        <w:t xml:space="preserve">Page 500.  Question 13.  </w:t>
-      </w:r>
-      <w:r>
-        <w:rPr>
-          <w:rFonts w:ascii="Times New Roman" w:eastAsia="Times New Roman" w:hAnsi="Times New Roman" w:cs="Times New Roman"/>
-        </w:rPr>
-        <w:t>To allow adequate replication use the following data:</w:t>
-      </w:r>
-    </w:p>
-    <w:p>
-      <w:pPr>
-        <w:pStyle w:val="ListParagraph"/>
-        <w:spacing w:after="0" w:line="240" w:lineRule="auto"/>
-        <w:ind w:left="270"/>
+          <w:color w:val="1F497D" w:themeColor="text2"/>
+        </w:rPr>
+      </w:pPr>
+      <w:r>
+        <w:rPr>
+          <w:rFonts w:ascii="Times New Roman" w:hAnsi="Times New Roman" w:cs="Times New Roman"/>
+          <w:color w:val="1F497D" w:themeColor="text2"/>
+        </w:rPr>
+        <w:t xml:space="preserve">Page 480. Ex 10.17. First line of code. Comment to first line of code in Example should read: </w:t>
+      </w:r>
+      <w:r>
         <w:rPr>
           <w:rFonts w:ascii="Courier New" w:hAnsi="Courier New" w:cs="Courier New"/>
-          <w:sz w:val="20"/>
-          <w:szCs w:val="20"/>
-        </w:rPr>
-      </w:pPr>
+        </w:rPr>
+        <w:t xml:space="preserve"># </w:t>
+      </w:r>
+      <w:proofErr w:type="spellStart"/>
       <w:r>
         <w:rPr>
           <w:rFonts w:ascii="Courier New" w:hAnsi="Courier New" w:cs="Courier New"/>
-          <w:sz w:val="20"/>
-          <w:szCs w:val="20"/>
-        </w:rPr>
-        <w:t xml:space="preserve">scores &lt;- </w:t>
-      </w:r>
-      <w:proofErr w:type="spellStart"/>
+        </w:rPr>
+        <w:t>yrs</w:t>
+      </w:r>
+      <w:proofErr w:type="spellEnd"/>
       <w:r>
         <w:rPr>
           <w:rFonts w:ascii="Courier New" w:hAnsi="Courier New" w:cs="Courier New"/>
-          <w:sz w:val="20"/>
-          <w:szCs w:val="20"/>
-        </w:rPr>
-        <w:t>data.frame</w:t>
-      </w:r>
-      <w:proofErr w:type="spellEnd"/>
+        </w:rPr>
+        <w:t xml:space="preserve"> matrix from</w:t>
+      </w:r>
+      <w:del w:id="75" w:author="Ken Aho" w:date="2026-04-27T08:59:00Z">
+        <w:r>
+          <w:rPr>
+            <w:rFonts w:ascii="Courier New" w:hAnsi="Courier New" w:cs="Courier New"/>
+          </w:rPr>
+          <w:delText xml:space="preserve"> Exercise 10.15</w:delText>
+        </w:r>
+      </w:del>
+      <w:ins w:id="76" w:author="Ken Aho" w:date="2026-04-27T08:59:00Z">
+        <w:r>
+          <w:rPr>
+            <w:rFonts w:ascii="Courier New" w:hAnsi="Courier New" w:cs="Courier New"/>
+          </w:rPr>
+          <w:t xml:space="preserve"> Example 10.16</w:t>
+        </w:r>
+      </w:ins>
+      <w:bookmarkStart w:id="77" w:name="_GoBack"/>
+      <w:bookmarkEnd w:id="77"/>
       <w:r>
         <w:rPr>
           <w:rFonts w:ascii="Courier New" w:hAnsi="Courier New" w:cs="Courier New"/>
-          <w:sz w:val="20"/>
-          <w:szCs w:val="20"/>
-        </w:rPr>
-        <w:t>(</w:t>
-      </w:r>
-      <w:proofErr w:type="spellStart"/>
-      <w:r>
-        <w:rPr>
-          <w:rFonts w:ascii="Courier New" w:hAnsi="Courier New" w:cs="Courier New"/>
-          <w:sz w:val="20"/>
-          <w:szCs w:val="20"/>
-        </w:rPr>
-        <w:t>APscores</w:t>
-      </w:r>
-      <w:proofErr w:type="spellEnd"/>
-      <w:r>
-        <w:rPr>
-          <w:rFonts w:ascii="Courier New" w:hAnsi="Courier New" w:cs="Courier New"/>
-          <w:sz w:val="20"/>
-          <w:szCs w:val="20"/>
-        </w:rPr>
-        <w:t xml:space="preserve"> = c(4.6, 4.8, 4, 3.4, 3.4, 2.1, 4.1, 3.9,</w:t>
-      </w:r>
-      <w:r>
-        <w:rPr>
-          <w:rFonts w:ascii="Courier New" w:hAnsi="Courier New" w:cs="Courier New"/>
-          <w:sz w:val="20"/>
-          <w:szCs w:val="20"/>
-        </w:rPr>
-        <w:br/>
-        <w:t>4, 4.1, 3.8, 1.2, 4.5, 4.9, 4.3, 3.5, 3.6, 3.2, 3.9, 4.3, 3.8, 4.2, 4.4,</w:t>
-      </w:r>
-      <w:r>
-        <w:rPr>
-          <w:rFonts w:ascii="Courier New" w:hAnsi="Courier New" w:cs="Courier New"/>
-          <w:sz w:val="20"/>
-          <w:szCs w:val="20"/>
-        </w:rPr>
-        <w:br/>
-        <w:t>2.4), school = factor(rep(c(1,2), each = 6)), town = c("Burley", "Pocatello", "Boise"), instructor = factor(rep(c(rep(1, 3), rep(2, 3)), 2)), class = factor(rep(c(1,2), each=12)))</w:t>
-      </w:r>
-    </w:p>
-    <w:p>
-      <w:pPr>
-        <w:pStyle w:val="ListParagraph"/>
-        <w:spacing w:after="0" w:line="240" w:lineRule="auto"/>
-        <w:ind w:left="270" w:hanging="270"/>
-        <w:rPr>
-          <w:rFonts w:ascii="Times New Roman" w:hAnsi="Times New Roman" w:cs="Times New Roman"/>
-        </w:rPr>
-      </w:pPr>
+        </w:rPr>
+        <w:t xml:space="preserve"> </w:t>
+      </w:r>
+      <w:r>
+        <w:rPr>
+          <w:rFonts w:ascii="Times New Roman" w:hAnsi="Times New Roman" w:cs="Times New Roman"/>
+          <w:color w:val="1F497D" w:themeColor="text2"/>
+        </w:rPr>
+        <w:t xml:space="preserve">  </w:t>
+      </w:r>
     </w:p>
     <w:p>
       <w:pPr>
@@ -5096,14 +5125,181 @@
         <w:spacing w:after="0" w:line="240" w:lineRule="auto"/>
         <w:ind w:left="270" w:hanging="270"/>
         <w:rPr>
+          <w:rFonts w:ascii="Times New Roman" w:hAnsi="Times New Roman" w:cs="Times New Roman"/>
+        </w:rPr>
+      </w:pPr>
+      <w:r>
+        <w:rPr>
           <w:rFonts w:ascii="Times New Roman" w:eastAsia="Times New Roman" w:hAnsi="Times New Roman" w:cs="Times New Roman"/>
-        </w:rPr>
-      </w:pPr>
+          <w:color w:val="1F497D" w:themeColor="text2"/>
+        </w:rPr>
+        <w:t>Page 497.  Question 1</w:t>
+      </w:r>
       <w:r>
         <w:rPr>
           <w:rFonts w:ascii="Times New Roman" w:eastAsia="Times New Roman" w:hAnsi="Times New Roman" w:cs="Times New Roman"/>
           <w:color w:val="1F497D" w:themeColor="text2"/>
         </w:rPr>
+        <w:t>.</w:t>
+      </w:r>
+      <w:r>
+        <w:rPr>
+          <w:rFonts w:ascii="Times New Roman" w:eastAsia="Times New Roman" w:hAnsi="Times New Roman" w:cs="Times New Roman"/>
+        </w:rPr>
+        <w:t xml:space="preserve"> “Described in </w:t>
+      </w:r>
+      <w:del w:id="78" w:author="Ken Aho" w:date="2024-04-29T16:09:00Z">
+        <w:r>
+          <w:rPr>
+            <w:rFonts w:ascii="Times New Roman" w:eastAsia="Times New Roman" w:hAnsi="Times New Roman" w:cs="Times New Roman"/>
+          </w:rPr>
+          <w:delText xml:space="preserve">Exercise </w:delText>
+        </w:r>
+      </w:del>
+      <w:ins w:id="79" w:author="Ken Aho" w:date="2024-04-29T16:09:00Z">
+        <w:r>
+          <w:rPr>
+            <w:rFonts w:ascii="Times New Roman" w:eastAsia="Times New Roman" w:hAnsi="Times New Roman" w:cs="Times New Roman"/>
+          </w:rPr>
+          <w:t xml:space="preserve">Example </w:t>
+        </w:r>
+      </w:ins>
+      <w:r>
+        <w:rPr>
+          <w:rFonts w:ascii="Times New Roman" w:eastAsia="Times New Roman" w:hAnsi="Times New Roman" w:cs="Times New Roman"/>
+        </w:rPr>
+        <w:t>10.2”.</w:t>
+      </w:r>
+    </w:p>
+    <w:p>
+      <w:pPr>
+        <w:pStyle w:val="ListParagraph"/>
+        <w:numPr>
+          <w:ilvl w:val="0"/>
+          <w:numId w:val="17"/>
+        </w:numPr>
+        <w:spacing w:after="0" w:line="240" w:lineRule="auto"/>
+        <w:ind w:left="270" w:hanging="270"/>
+        <w:rPr>
+          <w:rFonts w:ascii="Times New Roman" w:hAnsi="Times New Roman" w:cs="Times New Roman"/>
+        </w:rPr>
+      </w:pPr>
+      <w:r>
+        <w:rPr>
+          <w:rFonts w:ascii="Times New Roman" w:eastAsia="Times New Roman" w:hAnsi="Times New Roman" w:cs="Times New Roman"/>
+          <w:color w:val="1F497D" w:themeColor="text2"/>
+        </w:rPr>
+        <w:t xml:space="preserve">Page 500.  Question 13.  </w:t>
+      </w:r>
+      <w:r>
+        <w:rPr>
+          <w:rFonts w:ascii="Times New Roman" w:eastAsia="Times New Roman" w:hAnsi="Times New Roman" w:cs="Times New Roman"/>
+        </w:rPr>
+        <w:t>To allow adequate replication use the following data:</w:t>
+      </w:r>
+    </w:p>
+    <w:p>
+      <w:pPr>
+        <w:pStyle w:val="ListParagraph"/>
+        <w:spacing w:after="0" w:line="240" w:lineRule="auto"/>
+        <w:ind w:left="270"/>
+        <w:rPr>
+          <w:rFonts w:ascii="Courier New" w:hAnsi="Courier New" w:cs="Courier New"/>
+          <w:sz w:val="20"/>
+          <w:szCs w:val="20"/>
+        </w:rPr>
+      </w:pPr>
+      <w:r>
+        <w:rPr>
+          <w:rFonts w:ascii="Courier New" w:hAnsi="Courier New" w:cs="Courier New"/>
+          <w:sz w:val="20"/>
+          <w:szCs w:val="20"/>
+        </w:rPr>
+        <w:t xml:space="preserve">scores &lt;- </w:t>
+      </w:r>
+      <w:proofErr w:type="spellStart"/>
+      <w:r>
+        <w:rPr>
+          <w:rFonts w:ascii="Courier New" w:hAnsi="Courier New" w:cs="Courier New"/>
+          <w:sz w:val="20"/>
+          <w:szCs w:val="20"/>
+        </w:rPr>
+        <w:t>data.frame</w:t>
+      </w:r>
+      <w:proofErr w:type="spellEnd"/>
+      <w:r>
+        <w:rPr>
+          <w:rFonts w:ascii="Courier New" w:hAnsi="Courier New" w:cs="Courier New"/>
+          <w:sz w:val="20"/>
+          <w:szCs w:val="20"/>
+        </w:rPr>
+        <w:t>(</w:t>
+      </w:r>
+      <w:proofErr w:type="spellStart"/>
+      <w:r>
+        <w:rPr>
+          <w:rFonts w:ascii="Courier New" w:hAnsi="Courier New" w:cs="Courier New"/>
+          <w:sz w:val="20"/>
+          <w:szCs w:val="20"/>
+        </w:rPr>
+        <w:t>APscores</w:t>
+      </w:r>
+      <w:proofErr w:type="spellEnd"/>
+      <w:r>
+        <w:rPr>
+          <w:rFonts w:ascii="Courier New" w:hAnsi="Courier New" w:cs="Courier New"/>
+          <w:sz w:val="20"/>
+          <w:szCs w:val="20"/>
+        </w:rPr>
+        <w:t xml:space="preserve"> = c(4.6, 4.8, 4, 3.4, 3.4, 2.1, 4.1, 3.9,</w:t>
+      </w:r>
+      <w:r>
+        <w:rPr>
+          <w:rFonts w:ascii="Courier New" w:hAnsi="Courier New" w:cs="Courier New"/>
+          <w:sz w:val="20"/>
+          <w:szCs w:val="20"/>
+        </w:rPr>
+        <w:br/>
+        <w:t>4, 4.1, 3.8, 1.2, 4.5, 4.9, 4.3, 3.5, 3.6, 3.2, 3.9, 4.3, 3.8, 4.2, 4.4,</w:t>
+      </w:r>
+      <w:r>
+        <w:rPr>
+          <w:rFonts w:ascii="Courier New" w:hAnsi="Courier New" w:cs="Courier New"/>
+          <w:sz w:val="20"/>
+          <w:szCs w:val="20"/>
+        </w:rPr>
+        <w:br/>
+        <w:t>2.4), school = factor(rep(c(1,2), each = 6)), town = c("Burley", "Pocatello", "Boise"), instructor = factor(rep(c(rep(1, 3), rep(2, 3)), 2)), class = factor(rep(c(1,2), each=12)))</w:t>
+      </w:r>
+    </w:p>
+    <w:p>
+      <w:pPr>
+        <w:pStyle w:val="ListParagraph"/>
+        <w:spacing w:after="0" w:line="240" w:lineRule="auto"/>
+        <w:ind w:left="270" w:hanging="270"/>
+        <w:rPr>
+          <w:rFonts w:ascii="Times New Roman" w:hAnsi="Times New Roman" w:cs="Times New Roman"/>
+        </w:rPr>
+      </w:pPr>
+    </w:p>
+    <w:p>
+      <w:pPr>
+        <w:pStyle w:val="ListParagraph"/>
+        <w:numPr>
+          <w:ilvl w:val="0"/>
+          <w:numId w:val="17"/>
+        </w:numPr>
+        <w:spacing w:after="0" w:line="240" w:lineRule="auto"/>
+        <w:ind w:left="270" w:hanging="270"/>
+        <w:rPr>
+          <w:rFonts w:ascii="Times New Roman" w:eastAsia="Times New Roman" w:hAnsi="Times New Roman" w:cs="Times New Roman"/>
+        </w:rPr>
+      </w:pPr>
+      <w:r>
+        <w:rPr>
+          <w:rFonts w:ascii="Times New Roman" w:eastAsia="Times New Roman" w:hAnsi="Times New Roman" w:cs="Times New Roman"/>
+          <w:color w:val="1F497D" w:themeColor="text2"/>
+        </w:rPr>
         <w:t>Page 50</w:t>
       </w:r>
       <w:r>
@@ -5126,7 +5322,7 @@
         </w:rPr>
         <w:t xml:space="preserve">Analyze the data correctly </w:t>
       </w:r>
-      <w:del w:id="78" w:author="Ken Aho" w:date="2018-05-01T10:17:00Z">
+      <w:del w:id="80" w:author="Ken Aho" w:date="2018-05-01T10:17:00Z">
         <w:r>
           <w:rPr>
             <w:rFonts w:ascii="Times New Roman" w:eastAsia="Times New Roman" w:hAnsi="Times New Roman" w:cs="Times New Roman"/>
@@ -5160,7 +5356,7 @@
         <w:spacing w:after="0" w:line="240" w:lineRule="auto"/>
         <w:ind w:left="270" w:hanging="270"/>
         <w:rPr>
-          <w:ins w:id="79" w:author="Ken Aho" w:date="2018-05-01T10:19:00Z"/>
+          <w:ins w:id="81" w:author="Ken Aho" w:date="2018-05-01T10:19:00Z"/>
           <w:rFonts w:ascii="Times New Roman" w:eastAsia="Times New Roman" w:hAnsi="Times New Roman" w:cs="Times New Roman"/>
         </w:rPr>
       </w:pPr>
@@ -5236,7 +5432,7 @@
         </w:rPr>
         <w:t xml:space="preserve">.  </w:t>
       </w:r>
-      <w:ins w:id="80" w:author="Ken Aho" w:date="2018-05-01T10:24:00Z">
+      <w:ins w:id="82" w:author="Ken Aho" w:date="2018-05-01T10:24:00Z">
         <w:r>
           <w:rPr>
             <w:rFonts w:ascii="Times New Roman" w:eastAsia="Times New Roman" w:hAnsi="Times New Roman" w:cs="Times New Roman"/>
@@ -5246,7 +5442,7 @@
           <w:t>D</w:t>
         </w:r>
       </w:ins>
-      <w:ins w:id="81" w:author="Ken Aho" w:date="2018-05-01T10:19:00Z">
+      <w:ins w:id="83" w:author="Ken Aho" w:date="2018-05-01T10:19:00Z">
         <w:r>
           <w:rPr>
             <w:rFonts w:ascii="Times New Roman" w:eastAsia="Times New Roman" w:hAnsi="Times New Roman" w:cs="Times New Roman"/>
@@ -5338,7 +5534,7 @@
         </w:rPr>
         <w:t xml:space="preserve"> </w:t>
       </w:r>
-      <w:del w:id="82" w:author="Ken Aho" w:date="2018-06-27T18:51:00Z">
+      <w:del w:id="84" w:author="Ken Aho" w:date="2018-06-27T18:51:00Z">
         <w:r>
           <w:rPr>
             <w:rFonts w:ascii="Thorndale for VST" w:hAnsi="Thorndale for VST" w:cs="Thorndale for VST"/>
@@ -5373,7 +5569,7 @@
           <w:delText xml:space="preserve"> </w:delText>
         </w:r>
       </w:del>
-      <w:ins w:id="83" w:author="Ken Aho" w:date="2018-06-27T18:52:00Z">
+      <w:ins w:id="85" w:author="Ken Aho" w:date="2018-06-27T18:52:00Z">
         <w:r>
           <w:rPr>
             <w:rFonts w:ascii="Thorndale for VST" w:hAnsi="Thorndale for VST" w:cs="Thorndale for VST"/>

--- a/Addendum/Newest_errorsCRC_hbk_2nd_printing.docx
+++ b/Addendum/Newest_errorsCRC_hbk_2nd_printing.docx
@@ -138,7 +138,7 @@
           <w:sz w:val="24"/>
           <w:szCs w:val="24"/>
         </w:rPr>
-        <w:t>4</w:t>
+        <w:t>5</w:t>
       </w:r>
       <w:r>
         <w:rPr>
@@ -154,7 +154,7 @@
           <w:sz w:val="24"/>
           <w:szCs w:val="24"/>
         </w:rPr>
-        <w:t>20</w:t>
+        <w:t>1</w:t>
       </w:r>
       <w:r>
         <w:rPr>
@@ -280,6 +280,8 @@
         </w:rPr>
         <w:t xml:space="preserve"> </w:t>
       </w:r>
+      <w:bookmarkStart w:id="1" w:name="_GoBack"/>
+      <w:bookmarkEnd w:id="1"/>
     </w:p>
     <w:p>
       <w:pPr>
@@ -360,7 +362,7 @@
         </w:rPr>
         <w:t xml:space="preserve">The upper bound to the probability of an intersection </w:t>
       </w:r>
-      <w:del w:id="1" w:author="Ken Aho" w:date="2026-01-22T13:39:00Z">
+      <w:del w:id="2" w:author="Ken Aho" w:date="2026-01-22T13:39:00Z">
         <w:r>
           <w:rPr>
             <w:rFonts w:ascii="Times New Roman" w:eastAsia="PalatinoLTStd-Roman" w:hAnsi="Times New Roman" w:cs="Times New Roman"/>
@@ -368,7 +370,7 @@
           <w:delText>occurs under independence</w:delText>
         </w:r>
       </w:del>
-      <w:ins w:id="2" w:author="Ken Aho" w:date="2026-01-22T13:39:00Z">
+      <w:ins w:id="3" w:author="Ken Aho" w:date="2026-01-22T13:39:00Z">
         <w:r>
           <w:rPr>
             <w:rFonts w:ascii="Times New Roman" w:eastAsia="PalatinoLTStd-Roman" w:hAnsi="Times New Roman" w:cs="Times New Roman"/>
@@ -376,7 +378,7 @@
           <w:t xml:space="preserve"> </w:t>
         </w:r>
       </w:ins>
-      <w:ins w:id="3" w:author="Ken Aho" w:date="2026-01-22T13:40:00Z">
+      <w:ins w:id="4" w:author="Ken Aho" w:date="2026-01-22T13:40:00Z">
         <w:r>
           <w:rPr>
             <w:rFonts w:ascii="Times New Roman" w:eastAsia="PalatinoLTStd-Roman" w:hAnsi="Times New Roman" w:cs="Times New Roman"/>
@@ -384,7 +386,7 @@
           <w:t xml:space="preserve">will </w:t>
         </w:r>
       </w:ins>
-      <w:ins w:id="4" w:author="Ken Aho" w:date="2026-01-22T13:39:00Z">
+      <w:ins w:id="5" w:author="Ken Aho" w:date="2026-01-22T13:39:00Z">
         <w:r>
           <w:rPr>
             <w:rFonts w:ascii="Times New Roman" w:eastAsia="PalatinoLTStd-Roman" w:hAnsi="Times New Roman" w:cs="Times New Roman"/>
@@ -392,7 +394,7 @@
           <w:t>equal the</w:t>
         </w:r>
       </w:ins>
-      <w:ins w:id="5" w:author="Ken Aho" w:date="2026-01-22T13:40:00Z">
+      <w:ins w:id="6" w:author="Ken Aho" w:date="2026-01-22T13:40:00Z">
         <w:r>
           <w:rPr>
             <w:rFonts w:ascii="Times New Roman" w:eastAsia="PalatinoLTStd-Roman" w:hAnsi="Times New Roman" w:cs="Times New Roman"/>
@@ -406,7 +408,7 @@
           <w:t xml:space="preserve"> wit</w:t>
         </w:r>
       </w:ins>
-      <w:ins w:id="6" w:author="Ken Aho" w:date="2026-01-22T13:41:00Z">
+      <w:ins w:id="7" w:author="Ken Aho" w:date="2026-01-22T13:41:00Z">
         <w:r>
           <w:rPr>
             <w:rFonts w:ascii="Times New Roman" w:eastAsia="PalatinoLTStd-Roman" w:hAnsi="Times New Roman" w:cs="Times New Roman"/>
@@ -414,7 +416,7 @@
           <w:t xml:space="preserve">h the smallest </w:t>
         </w:r>
       </w:ins>
-      <w:ins w:id="7" w:author="Ken Aho" w:date="2026-01-22T13:42:00Z">
+      <w:ins w:id="8" w:author="Ken Aho" w:date="2026-01-22T13:42:00Z">
         <w:r>
           <w:rPr>
             <w:rFonts w:ascii="Times New Roman" w:eastAsia="PalatinoLTStd-Roman" w:hAnsi="Times New Roman" w:cs="Times New Roman"/>
@@ -422,7 +424,7 @@
           <w:t xml:space="preserve">marginal </w:t>
         </w:r>
       </w:ins>
-      <w:ins w:id="8" w:author="Ken Aho" w:date="2026-01-22T13:41:00Z">
+      <w:ins w:id="9" w:author="Ken Aho" w:date="2026-01-22T13:41:00Z">
         <w:r>
           <w:rPr>
             <w:rFonts w:ascii="Times New Roman" w:eastAsia="PalatinoLTStd-Roman" w:hAnsi="Times New Roman" w:cs="Times New Roman"/>
@@ -430,7 +432,7 @@
           <w:t>probability: min(P(A), P(B), …, P(k)).</w:t>
         </w:r>
       </w:ins>
-      <w:ins w:id="9" w:author="Ken Aho" w:date="2026-01-22T13:40:00Z">
+      <w:ins w:id="10" w:author="Ken Aho" w:date="2026-01-22T13:40:00Z">
         <w:r>
           <w:rPr>
             <w:rFonts w:ascii="Times New Roman" w:eastAsia="PalatinoLTStd-Roman" w:hAnsi="Times New Roman" w:cs="Times New Roman"/>
@@ -485,7 +487,7 @@
         </w:rPr>
         <w:t>Given results in (</w:t>
       </w:r>
-      <w:ins w:id="10" w:author="Ken Aho" w:date="2024-03-14T11:54:00Z">
+      <w:ins w:id="11" w:author="Ken Aho" w:date="2024-03-14T11:54:00Z">
         <w:r>
           <w:rPr>
             <w:rFonts w:ascii="Times New Roman" w:hAnsi="Times New Roman" w:cs="Times New Roman"/>
@@ -494,7 +496,7 @@
           <w:t>b</w:t>
         </w:r>
       </w:ins>
-      <w:del w:id="11" w:author="Ken Aho" w:date="2024-03-14T11:54:00Z">
+      <w:del w:id="12" w:author="Ken Aho" w:date="2024-03-14T11:54:00Z">
         <w:r>
           <w:rPr>
             <w:rFonts w:ascii="Times New Roman" w:hAnsi="Times New Roman" w:cs="Times New Roman"/>
@@ -510,7 +512,7 @@
         </w:rPr>
         <w:t>) and (</w:t>
       </w:r>
-      <w:ins w:id="12" w:author="Ken Aho" w:date="2024-03-14T11:54:00Z">
+      <w:ins w:id="13" w:author="Ken Aho" w:date="2024-03-14T11:54:00Z">
         <w:r>
           <w:rPr>
             <w:rFonts w:ascii="Times New Roman" w:hAnsi="Times New Roman" w:cs="Times New Roman"/>
@@ -519,7 +521,7 @@
           <w:t>c</w:t>
         </w:r>
       </w:ins>
-      <w:del w:id="13" w:author="Ken Aho" w:date="2024-03-14T11:54:00Z">
+      <w:del w:id="14" w:author="Ken Aho" w:date="2024-03-14T11:54:00Z">
         <w:r>
           <w:rPr>
             <w:rFonts w:ascii="Times New Roman" w:hAnsi="Times New Roman" w:cs="Times New Roman"/>
@@ -600,7 +602,7 @@
         </w:rPr>
         <w:t xml:space="preserve">Recently, </w:t>
       </w:r>
-      <w:del w:id="14" w:author="Ken Aho" w:date="2018-07-12T14:25:00Z">
+      <w:del w:id="15" w:author="Ken Aho" w:date="2018-07-12T14:25:00Z">
         <w:r>
           <w:rPr>
             <w:rFonts w:ascii="Times New Roman" w:hAnsi="Times New Roman" w:cs="Times New Roman"/>
@@ -609,7 +611,7 @@
           <w:delText xml:space="preserve">88 </w:delText>
         </w:r>
       </w:del>
-      <w:ins w:id="15" w:author="Ken Aho" w:date="2018-07-12T14:25:00Z">
+      <w:ins w:id="16" w:author="Ken Aho" w:date="2018-07-12T14:25:00Z">
         <w:r>
           <w:rPr>
             <w:rFonts w:ascii="Times New Roman" w:hAnsi="Times New Roman" w:cs="Times New Roman"/>
@@ -640,7 +642,7 @@
         <w:spacing w:after="0" w:line="240" w:lineRule="auto"/>
         <w:ind w:left="270" w:hanging="270"/>
         <w:rPr>
-          <w:ins w:id="16" w:author="Ken Aho" w:date="2018-01-31T12:47:00Z"/>
+          <w:ins w:id="17" w:author="Ken Aho" w:date="2018-01-31T12:47:00Z"/>
           <w:rFonts w:ascii="Times New Roman" w:hAnsi="Times New Roman" w:cs="Times New Roman"/>
           <w:color w:val="1F497D" w:themeColor="text2"/>
         </w:rPr>
@@ -724,7 +726,7 @@
         </w:rPr>
         <w:t xml:space="preserve">for negative binomial dispersion parameter </w:t>
       </w:r>
-      <w:del w:id="17" w:author="Ken Aho" w:date="2018-01-31T12:54:00Z">
+      <w:del w:id="18" w:author="Ken Aho" w:date="2018-01-31T12:54:00Z">
         <w:r>
           <w:rPr>
             <w:rFonts w:ascii="Times New Roman" w:hAnsi="Times New Roman" w:cs="Times New Roman"/>
@@ -739,7 +741,7 @@
           <w:delText xml:space="preserve"> </w:delText>
         </w:r>
       </w:del>
-      <w:ins w:id="18" w:author="Ken Aho" w:date="2018-01-31T12:54:00Z">
+      <w:ins w:id="19" w:author="Ken Aho" w:date="2018-01-31T12:54:00Z">
         <w:r>
           <w:rPr>
             <w:rFonts w:ascii="Times New Roman" w:hAnsi="Times New Roman" w:cs="Times New Roman"/>
@@ -766,7 +768,7 @@
         </w:rPr>
         <w:t>mean</w:t>
       </w:r>
-      <w:del w:id="19" w:author="Ken Aho" w:date="2018-01-31T12:54:00Z">
+      <w:del w:id="20" w:author="Ken Aho" w:date="2018-01-31T12:54:00Z">
         <w:r>
           <w:rPr>
             <w:rFonts w:ascii="Times New Roman" w:hAnsi="Times New Roman" w:cs="Times New Roman"/>
@@ -781,7 +783,7 @@
           <w:delText>k</w:delText>
         </w:r>
       </w:del>
-      <w:ins w:id="20" w:author="Ken Aho" w:date="2018-01-31T12:55:00Z">
+      <w:ins w:id="21" w:author="Ken Aho" w:date="2018-01-31T12:55:00Z">
         <w:r>
           <w:rPr>
             <w:rFonts w:ascii="Times New Roman" w:hAnsi="Times New Roman" w:cs="Times New Roman"/>
@@ -801,7 +803,7 @@
       <w:pPr>
         <w:spacing w:after="0" w:line="240" w:lineRule="auto"/>
         <w:rPr>
-          <w:ins w:id="21" w:author="Ken Aho" w:date="2018-01-31T12:55:00Z"/>
+          <w:ins w:id="22" w:author="Ken Aho" w:date="2018-01-31T12:55:00Z"/>
           <w:rFonts w:ascii="Times New Roman" w:hAnsi="Times New Roman" w:cs="Times New Roman"/>
           <w:color w:val="1F497D" w:themeColor="text2"/>
         </w:rPr>
@@ -884,7 +886,7 @@
         </w:rPr>
         <w:t xml:space="preserve"> &lt;- </w:t>
       </w:r>
-      <w:del w:id="22" w:author="Ken Aho" w:date="2018-01-31T12:57:00Z">
+      <w:del w:id="23" w:author="Ken Aho" w:date="2018-01-31T12:57:00Z">
         <w:r>
           <w:rPr>
             <w:rFonts w:ascii="Courier New" w:hAnsi="Courier New" w:cs="Courier New"/>
@@ -898,7 +900,7 @@
         </w:rPr>
         <w:t xml:space="preserve"> </w:t>
       </w:r>
-      <w:ins w:id="23" w:author="Ken Aho" w:date="2018-01-31T12:57:00Z">
+      <w:ins w:id="24" w:author="Ken Aho" w:date="2018-01-31T12:57:00Z">
         <w:r>
           <w:rPr>
             <w:rFonts w:ascii="Courier New" w:hAnsi="Courier New" w:cs="Courier New"/>
@@ -926,7 +928,7 @@
           <w:t xml:space="preserve">, </w:t>
         </w:r>
       </w:ins>
-      <w:ins w:id="24" w:author="Ken Aho" w:date="2018-01-31T12:58:00Z">
+      <w:ins w:id="25" w:author="Ken Aho" w:date="2018-01-31T12:58:00Z">
         <w:r>
           <w:rPr>
             <w:rFonts w:ascii="Courier New" w:hAnsi="Courier New" w:cs="Courier New"/>
@@ -935,7 +937,7 @@
         </w:r>
       </w:ins>
       <w:proofErr w:type="spellStart"/>
-      <w:ins w:id="25" w:author="Ken Aho" w:date="2018-01-31T12:57:00Z">
+      <w:ins w:id="26" w:author="Ken Aho" w:date="2018-01-31T12:57:00Z">
         <w:r>
           <w:rPr>
             <w:rFonts w:ascii="Courier New" w:hAnsi="Courier New" w:cs="Courier New"/>
@@ -950,7 +952,7 @@
           <w:t>)</w:t>
         </w:r>
       </w:ins>
-      <w:ins w:id="26" w:author="Ken Aho" w:date="2018-01-31T12:58:00Z">
+      <w:ins w:id="27" w:author="Ken Aho" w:date="2018-01-31T12:58:00Z">
         <w:r>
           <w:rPr>
             <w:rFonts w:ascii="Courier New" w:hAnsi="Courier New" w:cs="Courier New"/>
@@ -1169,7 +1171,7 @@
         </w:rPr>
         <w:t>(2,4)</w:t>
       </w:r>
-      <w:ins w:id="27" w:author="Ken Aho" w:date="2024-04-29T16:38:00Z">
+      <w:ins w:id="28" w:author="Ken Aho" w:date="2024-04-29T16:38:00Z">
         <w:r>
           <w:rPr>
             <w:rFonts w:ascii="Times New Roman" w:hAnsi="Times New Roman" w:cs="Times New Roman"/>
@@ -1183,7 +1185,7 @@
         </w:rPr>
         <w:t xml:space="preserve"> </w:t>
       </w:r>
-      <w:del w:id="28" w:author="Ken Aho" w:date="2024-04-29T16:38:00Z">
+      <w:del w:id="29" w:author="Ken Aho" w:date="2024-04-29T16:38:00Z">
         <w:r>
           <w:rPr>
             <w:rFonts w:ascii="Times New Roman" w:hAnsi="Times New Roman" w:cs="Times New Roman"/>
@@ -1204,7 +1206,7 @@
         </w:rPr>
         <w:t>(3,2)</w:t>
       </w:r>
-      <w:ins w:id="29" w:author="Ken Aho" w:date="2024-04-29T16:38:00Z">
+      <w:ins w:id="30" w:author="Ken Aho" w:date="2024-04-29T16:38:00Z">
         <w:r>
           <w:rPr>
             <w:rFonts w:ascii="Times New Roman" w:hAnsi="Times New Roman" w:cs="Times New Roman"/>
@@ -1422,7 +1424,7 @@
         </w:rPr>
         <w:t xml:space="preserve">In Grand Teton National Park </w:t>
       </w:r>
-      <w:del w:id="30" w:author="Ken Aho" w:date="2026-02-13T15:34:00Z">
+      <w:del w:id="31" w:author="Ken Aho" w:date="2026-02-13T15:34:00Z">
         <w:r>
           <w:rPr>
             <w:rFonts w:ascii="Times New Roman" w:hAnsi="Times New Roman" w:cs="Times New Roman"/>
@@ -1866,7 +1868,7 @@
           <v:shape id="_x0000_i1025" type="#_x0000_t75" style="width:159pt;height:33pt" o:ole="">
             <v:imagedata r:id="rId5" o:title=""/>
           </v:shape>
-          <o:OLEObject Type="Embed" ProgID="Equation.DSMT4" ShapeID="_x0000_i1025" DrawAspect="Content" ObjectID="_1838786081" r:id="rId6"/>
+          <o:OLEObject Type="Embed" ProgID="Equation.DSMT4" ShapeID="_x0000_i1025" DrawAspect="Content" ObjectID="_1839146171" r:id="rId6"/>
         </w:object>
       </w:r>
     </w:p>
@@ -1906,7 +1908,7 @@
           <v:shape id="_x0000_i1026" type="#_x0000_t75" style="width:159pt;height:33pt" o:ole="">
             <v:imagedata r:id="rId7" o:title=""/>
           </v:shape>
-          <o:OLEObject Type="Embed" ProgID="Equation.DSMT4" ShapeID="_x0000_i1026" DrawAspect="Content" ObjectID="_1838786082" r:id="rId8"/>
+          <o:OLEObject Type="Embed" ProgID="Equation.DSMT4" ShapeID="_x0000_i1026" DrawAspect="Content" ObjectID="_1839146172" r:id="rId8"/>
         </w:object>
       </w:r>
     </w:p>
@@ -1975,7 +1977,7 @@
         </w:rPr>
         <w:t xml:space="preserve">She wants to use α = 0.05 and </w:t>
       </w:r>
-      <w:ins w:id="31" w:author="Ken Aho" w:date="2022-03-29T17:06:00Z">
+      <w:ins w:id="32" w:author="Ken Aho" w:date="2022-03-29T17:06:00Z">
         <w:r>
           <w:rPr>
             <w:rFonts w:ascii="Times New Roman" w:hAnsi="Times New Roman" w:cs="Times New Roman"/>
@@ -2088,7 +2090,7 @@
           <v:shape id="_x0000_i1027" type="#_x0000_t75" style="width:150pt;height:35.25pt" o:ole="">
             <v:imagedata r:id="rId9" o:title=""/>
           </v:shape>
-          <o:OLEObject Type="Embed" ProgID="Equation.DSMT4" ShapeID="_x0000_i1027" DrawAspect="Content" ObjectID="_1838786083" r:id="rId10"/>
+          <o:OLEObject Type="Embed" ProgID="Equation.DSMT4" ShapeID="_x0000_i1027" DrawAspect="Content" ObjectID="_1839146173" r:id="rId10"/>
         </w:object>
       </w:r>
     </w:p>
@@ -2139,7 +2141,7 @@
           <v:shape id="_x0000_i1028" type="#_x0000_t75" style="width:150pt;height:35.25pt" o:ole="">
             <v:imagedata r:id="rId11" o:title=""/>
           </v:shape>
-          <o:OLEObject Type="Embed" ProgID="Equation.DSMT4" ShapeID="_x0000_i1028" DrawAspect="Content" ObjectID="_1838786084" r:id="rId12"/>
+          <o:OLEObject Type="Embed" ProgID="Equation.DSMT4" ShapeID="_x0000_i1028" DrawAspect="Content" ObjectID="_1839146174" r:id="rId12"/>
         </w:object>
       </w:r>
     </w:p>
@@ -2210,7 +2212,7 @@
         </w:rPr>
         <w:t xml:space="preserve"> = 0.05. </w:t>
       </w:r>
-      <w:ins w:id="32" w:author="Ken Aho" w:date="2022-03-29T17:06:00Z">
+      <w:ins w:id="33" w:author="Ken Aho" w:date="2022-03-29T17:06:00Z">
         <w:r>
           <w:rPr>
             <w:rFonts w:ascii="Times New Roman" w:hAnsi="Times New Roman" w:cs="Times New Roman"/>
@@ -2307,7 +2309,7 @@
         </w:rPr>
         <w:t xml:space="preserve">* will </w:t>
       </w:r>
-      <w:ins w:id="33" w:author="Ken Aho" w:date="2016-03-10T15:51:00Z">
+      <w:ins w:id="34" w:author="Ken Aho" w:date="2016-03-10T15:51:00Z">
         <w:r>
           <w:rPr>
             <w:rFonts w:ascii="Times New Roman" w:eastAsia="PalatinoLTStd-Roman" w:hAnsi="Times New Roman" w:cs="Times New Roman"/>
@@ -2321,7 +2323,7 @@
         </w:rPr>
         <w:t xml:space="preserve">be </w:t>
       </w:r>
-      <w:del w:id="34" w:author="Ken Aho" w:date="2016-03-10T15:51:00Z">
+      <w:del w:id="35" w:author="Ken Aho" w:date="2016-03-10T15:51:00Z">
         <w:r>
           <w:rPr>
             <w:rFonts w:ascii="Times New Roman" w:eastAsia="PalatinoLTStd-Italic" w:hAnsi="Times New Roman" w:cs="Times New Roman"/>
@@ -2337,7 +2339,7 @@
           <w:delText>2</w:delText>
         </w:r>
       </w:del>
-      <w:ins w:id="35" w:author="Ken Aho" w:date="2016-03-10T15:51:00Z">
+      <w:ins w:id="36" w:author="Ken Aho" w:date="2016-03-10T15:51:00Z">
         <w:r>
           <w:rPr>
             <w:rFonts w:ascii="Times New Roman" w:eastAsia="PalatinoLTStd-Italic" w:hAnsi="Times New Roman" w:cs="Times New Roman"/>
@@ -2416,7 +2418,7 @@
         </w:rPr>
         <w:t xml:space="preserve">“With this in mind,  I take a random sample of 20 female freshmen </w:t>
       </w:r>
-      <w:ins w:id="36" w:author="Ken Aho" w:date="2022-03-01T17:15:00Z">
+      <w:ins w:id="37" w:author="Ken Aho" w:date="2022-03-01T17:15:00Z">
         <w:r>
           <w:rPr>
             <w:rFonts w:ascii="Times New Roman" w:eastAsia="PalatinoLTStd-Roman" w:hAnsi="Times New Roman" w:cs="Times New Roman"/>
@@ -2503,7 +2505,7 @@
         </w:rPr>
         <w:t>book.</w:t>
       </w:r>
-      <w:del w:id="37" w:author="Ken Aho" w:date="2018-02-27T09:03:00Z">
+      <w:del w:id="38" w:author="Ken Aho" w:date="2018-02-27T09:03:00Z">
         <w:r>
           <w:rPr>
             <w:rFonts w:ascii="Courier New" w:eastAsia="PalatinoLTStd-Roman" w:hAnsi="Courier New" w:cs="Courier New"/>
@@ -2511,7 +2513,7 @@
           <w:delText>mneu</w:delText>
         </w:r>
       </w:del>
-      <w:ins w:id="38" w:author="Ken Aho" w:date="2018-02-27T09:03:00Z">
+      <w:ins w:id="39" w:author="Ken Aho" w:date="2018-02-27T09:03:00Z">
         <w:r>
           <w:rPr>
             <w:rFonts w:ascii="Courier New" w:eastAsia="PalatinoLTStd-Roman" w:hAnsi="Courier New" w:cs="Courier New"/>
@@ -2554,7 +2556,7 @@
       <w:pPr>
         <w:spacing w:after="0" w:line="240" w:lineRule="auto"/>
         <w:rPr>
-          <w:ins w:id="39" w:author="Ken Aho" w:date="2018-02-27T09:04:00Z"/>
+          <w:ins w:id="40" w:author="Ken Aho" w:date="2018-02-27T09:04:00Z"/>
           <w:rFonts w:ascii="Times New Roman" w:hAnsi="Times New Roman" w:cs="Times New Roman"/>
           <w:b/>
         </w:rPr>
@@ -2623,7 +2625,7 @@
         </w:rPr>
         <w:t xml:space="preserve">area is </w:t>
       </w:r>
-      <w:del w:id="40" w:author="Ken Aho" w:date="2018-03-06T10:58:00Z">
+      <w:del w:id="41" w:author="Ken Aho" w:date="2018-03-06T10:58:00Z">
         <w:r>
           <w:rPr>
             <w:rFonts w:ascii="Times New Roman" w:hAnsi="Times New Roman" w:cs="Times New Roman"/>
@@ -2632,7 +2634,7 @@
           <w:delText>{</w:delText>
         </w:r>
       </w:del>
-      <w:ins w:id="41" w:author="Ken Aho" w:date="2018-03-06T10:58:00Z">
+      <w:ins w:id="42" w:author="Ken Aho" w:date="2018-03-06T10:58:00Z">
         <w:r>
           <w:rPr>
             <w:rFonts w:ascii="Times New Roman" w:hAnsi="Times New Roman" w:cs="Times New Roman"/>
@@ -2648,7 +2650,7 @@
         </w:rPr>
         <w:t>61.59, 94.34</w:t>
       </w:r>
-      <w:ins w:id="42" w:author="Ken Aho" w:date="2018-03-06T10:58:00Z">
+      <w:ins w:id="43" w:author="Ken Aho" w:date="2018-03-06T10:58:00Z">
         <w:r>
           <w:rPr>
             <w:rFonts w:ascii="Times New Roman" w:hAnsi="Times New Roman" w:cs="Times New Roman"/>
@@ -2657,7 +2659,7 @@
           <w:t>)</w:t>
         </w:r>
       </w:ins>
-      <w:del w:id="43" w:author="Ken Aho" w:date="2018-03-06T10:58:00Z">
+      <w:del w:id="44" w:author="Ken Aho" w:date="2018-03-06T10:58:00Z">
         <w:r>
           <w:rPr>
             <w:rFonts w:ascii="Times New Roman" w:hAnsi="Times New Roman" w:cs="Times New Roman"/>
@@ -2720,7 +2722,7 @@
         </w:rPr>
         <w:t>…</w:t>
       </w:r>
-      <w:del w:id="44" w:author="Ken Aho" w:date="2018-03-06T12:19:00Z">
+      <w:del w:id="45" w:author="Ken Aho" w:date="2018-03-06T12:19:00Z">
         <w:r>
           <w:rPr>
             <w:rFonts w:ascii="Times New Roman" w:hAnsi="Times New Roman" w:cs="Times New Roman"/>
@@ -2729,7 +2731,7 @@
           <w:delText>block</w:delText>
         </w:r>
       </w:del>
-      <w:ins w:id="45" w:author="Ken Aho" w:date="2018-03-06T12:19:00Z">
+      <w:ins w:id="46" w:author="Ken Aho" w:date="2018-03-06T12:19:00Z">
         <w:r>
           <w:rPr>
             <w:rFonts w:ascii="Times New Roman" w:hAnsi="Times New Roman" w:cs="Times New Roman"/>
@@ -2745,7 +2747,7 @@
         </w:rPr>
         <w:t xml:space="preserve"> what you can </w:t>
       </w:r>
-      <w:del w:id="46" w:author="Ken Aho" w:date="2018-03-06T12:20:00Z">
+      <w:del w:id="47" w:author="Ken Aho" w:date="2018-03-06T12:20:00Z">
         <w:r>
           <w:rPr>
             <w:rFonts w:ascii="Times New Roman" w:hAnsi="Times New Roman" w:cs="Times New Roman"/>
@@ -2754,7 +2756,7 @@
           <w:delText xml:space="preserve">randomize </w:delText>
         </w:r>
       </w:del>
-      <w:ins w:id="47" w:author="Ken Aho" w:date="2018-03-06T12:20:00Z">
+      <w:ins w:id="48" w:author="Ken Aho" w:date="2018-03-06T12:20:00Z">
         <w:r>
           <w:rPr>
             <w:rFonts w:ascii="Times New Roman" w:hAnsi="Times New Roman" w:cs="Times New Roman"/>
@@ -2831,7 +2833,7 @@
         </w:rPr>
         <w:t xml:space="preserve"> </w:t>
       </w:r>
-      <w:ins w:id="48" w:author="Ken Aho" w:date="2018-02-27T09:07:00Z">
+      <w:ins w:id="49" w:author="Ken Aho" w:date="2018-02-27T09:07:00Z">
         <w:r>
           <w:rPr>
             <w:rFonts w:ascii="Times New Roman" w:hAnsi="Times New Roman" w:cs="Times New Roman"/>
@@ -2986,7 +2988,7 @@
           <v:shape id="_x0000_i1029" type="#_x0000_t75" style="width:20.25pt;height:20.25pt" o:ole="">
             <v:imagedata r:id="rId13" o:title=""/>
           </v:shape>
-          <o:OLEObject Type="Embed" ProgID="Equation.DSMT4" ShapeID="_x0000_i1029" DrawAspect="Content" ObjectID="_1838786085" r:id="rId14"/>
+          <o:OLEObject Type="Embed" ProgID="Equation.DSMT4" ShapeID="_x0000_i1029" DrawAspect="Content" ObjectID="_1839146175" r:id="rId14"/>
         </w:object>
       </w:r>
       <w:r>
@@ -3003,7 +3005,7 @@
           <v:shape id="_x0000_i1030" type="#_x0000_t75" style="width:21pt;height:20.25pt" o:ole="">
             <v:imagedata r:id="rId15" o:title=""/>
           </v:shape>
-          <o:OLEObject Type="Embed" ProgID="Equation.DSMT4" ShapeID="_x0000_i1030" DrawAspect="Content" ObjectID="_1838786086" r:id="rId16"/>
+          <o:OLEObject Type="Embed" ProgID="Equation.DSMT4" ShapeID="_x0000_i1030" DrawAspect="Content" ObjectID="_1839146176" r:id="rId16"/>
         </w:object>
       </w:r>
     </w:p>
@@ -3060,7 +3062,7 @@
           <v:shape id="_x0000_i1031" type="#_x0000_t75" style="width:15pt;height:18.75pt" o:ole="">
             <v:imagedata r:id="rId17" o:title=""/>
           </v:shape>
-          <o:OLEObject Type="Embed" ProgID="Equation.DSMT4" ShapeID="_x0000_i1031" DrawAspect="Content" ObjectID="_1838786087" r:id="rId18"/>
+          <o:OLEObject Type="Embed" ProgID="Equation.DSMT4" ShapeID="_x0000_i1031" DrawAspect="Content" ObjectID="_1839146177" r:id="rId18"/>
         </w:object>
       </w:r>
       <w:r>
@@ -3077,7 +3079,7 @@
           <v:shape id="_x0000_i1032" type="#_x0000_t75" style="width:15.75pt;height:18.75pt" o:ole="">
             <v:imagedata r:id="rId19" o:title=""/>
           </v:shape>
-          <o:OLEObject Type="Embed" ProgID="Equation.DSMT4" ShapeID="_x0000_i1032" DrawAspect="Content" ObjectID="_1838786088" r:id="rId20"/>
+          <o:OLEObject Type="Embed" ProgID="Equation.DSMT4" ShapeID="_x0000_i1032" DrawAspect="Content" ObjectID="_1839146178" r:id="rId20"/>
         </w:object>
       </w:r>
     </w:p>
@@ -3195,7 +3197,7 @@
         <w:adjustRightInd w:val="0"/>
         <w:spacing w:after="0" w:line="240" w:lineRule="auto"/>
         <w:rPr>
-          <w:ins w:id="49" w:author="Ken Aho" w:date="2018-03-26T12:36:00Z"/>
+          <w:ins w:id="50" w:author="Ken Aho" w:date="2018-03-26T12:36:00Z"/>
           <w:rFonts w:ascii="Courier New" w:hAnsi="Courier New" w:cs="Courier New"/>
         </w:rPr>
       </w:pPr>
@@ -3287,7 +3289,7 @@
         </w:rPr>
         <w:t>")</w:t>
       </w:r>
-      <w:ins w:id="50" w:author="Ken Aho" w:date="2017-08-29T09:14:00Z">
+      <w:ins w:id="51" w:author="Ken Aho" w:date="2017-08-29T09:14:00Z">
         <w:r>
           <w:rPr>
             <w:rFonts w:ascii="Courier New" w:hAnsi="Courier New" w:cs="Courier New"/>
@@ -3303,7 +3305,7 @@
         <w:adjustRightInd w:val="0"/>
         <w:spacing w:after="0" w:line="240" w:lineRule="auto"/>
         <w:rPr>
-          <w:ins w:id="51" w:author="Ken Aho" w:date="2018-03-26T12:36:00Z"/>
+          <w:ins w:id="52" w:author="Ken Aho" w:date="2018-03-26T12:36:00Z"/>
           <w:rFonts w:ascii="Courier New" w:hAnsi="Courier New" w:cs="Courier New"/>
         </w:rPr>
       </w:pPr>
@@ -3315,7 +3317,7 @@
         <w:adjustRightInd w:val="0"/>
         <w:spacing w:after="0" w:line="240" w:lineRule="auto"/>
         <w:rPr>
-          <w:ins w:id="52" w:author="Ken Aho" w:date="2018-03-26T12:36:00Z"/>
+          <w:ins w:id="53" w:author="Ken Aho" w:date="2018-03-26T12:36:00Z"/>
           <w:rFonts w:ascii="Courier New" w:hAnsi="Courier New" w:cs="Courier New"/>
         </w:rPr>
       </w:pPr>
@@ -3362,7 +3364,7 @@
           <w:color w:val="1F497D" w:themeColor="text2"/>
         </w:rPr>
       </w:pPr>
-      <w:bookmarkStart w:id="53" w:name="_Hlk23407007"/>
+      <w:bookmarkStart w:id="54" w:name="_Hlk23407007"/>
       <w:r>
         <w:rPr>
           <w:rFonts w:ascii="Times New Roman" w:hAnsi="Times New Roman" w:cs="Times New Roman"/>
@@ -3430,7 +3432,7 @@
         </w:rPr>
         <w:t xml:space="preserve"> = 3080 will lie in the interval</w:t>
       </w:r>
-      <w:ins w:id="54" w:author="Ken Aho" w:date="2026-03-31T17:19:00Z">
+      <w:ins w:id="55" w:author="Ken Aho" w:date="2026-03-31T17:19:00Z">
         <w:r>
           <w:rPr>
             <w:rFonts w:ascii="Times New Roman" w:hAnsi="Times New Roman"/>
@@ -3439,7 +3441,7 @@
           <w:t xml:space="preserve"> (</w:t>
         </w:r>
       </w:ins>
-      <w:ins w:id="55" w:author="Ken Aho" w:date="2026-03-31T17:20:00Z">
+      <w:ins w:id="56" w:author="Ken Aho" w:date="2026-03-31T17:20:00Z">
         <w:r>
           <w:rPr>
             <w:rFonts w:ascii="Times New Roman" w:hAnsi="Times New Roman"/>
@@ -3448,7 +3450,7 @@
           <w:t>478.35, 510.32</w:t>
         </w:r>
       </w:ins>
-      <w:ins w:id="56" w:author="Ken Aho" w:date="2026-03-31T17:19:00Z">
+      <w:ins w:id="57" w:author="Ken Aho" w:date="2026-03-31T17:19:00Z">
         <w:r>
           <w:rPr>
             <w:rFonts w:ascii="Times New Roman" w:hAnsi="Times New Roman"/>
@@ -3457,7 +3459,7 @@
           <w:t xml:space="preserve">) </w:t>
         </w:r>
       </w:ins>
-      <w:del w:id="57" w:author="Ken Aho" w:date="2026-03-31T17:19:00Z">
+      <w:del w:id="58" w:author="Ken Aho" w:date="2026-03-31T17:19:00Z">
         <w:r>
           <w:rPr>
             <w:rFonts w:ascii="Times New Roman" w:hAnsi="Times New Roman"/>
@@ -3513,7 +3515,7 @@
         </w:rPr>
         <w:t>will lie in the interval</w:t>
       </w:r>
-      <w:ins w:id="58" w:author="Ken Aho" w:date="2026-03-31T17:20:00Z">
+      <w:ins w:id="59" w:author="Ken Aho" w:date="2026-03-31T17:20:00Z">
         <w:r>
           <w:rPr>
             <w:rFonts w:ascii="Times New Roman" w:hAnsi="Times New Roman"/>
@@ -3521,7 +3523,7 @@
           <w:t xml:space="preserve"> (4344.40, 554.26) </w:t>
         </w:r>
       </w:ins>
-      <w:del w:id="59" w:author="Ken Aho" w:date="2026-03-31T17:20:00Z">
+      <w:del w:id="60" w:author="Ken Aho" w:date="2026-03-31T17:20:00Z">
         <w:r>
           <w:rPr>
             <w:rFonts w:ascii="Times New Roman" w:hAnsi="Times New Roman"/>
@@ -3633,7 +3635,7 @@
         <w:t>That is, replace:</w:t>
       </w:r>
     </w:p>
-    <w:bookmarkEnd w:id="53"/>
+    <w:bookmarkEnd w:id="54"/>
     <w:p>
       <w:pPr>
         <w:pStyle w:val="ListParagraph"/>
@@ -3667,7 +3669,7 @@
           <v:shape id="_x0000_i1033" type="#_x0000_t75" style="width:99.75pt;height:33pt" o:ole="">
             <v:imagedata r:id="rId21" o:title=""/>
           </v:shape>
-          <o:OLEObject Type="Embed" ProgID="Equation.DSMT4" ShapeID="_x0000_i1033" DrawAspect="Content" ObjectID="_1838786089" r:id="rId22"/>
+          <o:OLEObject Type="Embed" ProgID="Equation.DSMT4" ShapeID="_x0000_i1033" DrawAspect="Content" ObjectID="_1839146179" r:id="rId22"/>
         </w:object>
       </w:r>
     </w:p>
@@ -3759,7 +3761,7 @@
           <v:shape id="_x0000_i1034" type="#_x0000_t75" style="width:116.25pt;height:33pt" o:ole="">
             <v:imagedata r:id="rId23" o:title=""/>
           </v:shape>
-          <o:OLEObject Type="Embed" ProgID="Equation.DSMT4" ShapeID="_x0000_i1034" DrawAspect="Content" ObjectID="_1838786090" r:id="rId24"/>
+          <o:OLEObject Type="Embed" ProgID="Equation.DSMT4" ShapeID="_x0000_i1034" DrawAspect="Content" ObjectID="_1839146180" r:id="rId24"/>
         </w:object>
       </w:r>
     </w:p>
@@ -3890,7 +3892,7 @@
           <v:shape id="_x0000_i1035" type="#_x0000_t75" style="width:113.25pt;height:33pt" o:ole="">
             <v:imagedata r:id="rId25" o:title=""/>
           </v:shape>
-          <o:OLEObject Type="Embed" ProgID="Equation.DSMT4" ShapeID="_x0000_i1035" DrawAspect="Content" ObjectID="_1838786091" r:id="rId26"/>
+          <o:OLEObject Type="Embed" ProgID="Equation.DSMT4" ShapeID="_x0000_i1035" DrawAspect="Content" ObjectID="_1839146181" r:id="rId26"/>
         </w:object>
       </w:r>
     </w:p>
@@ -3962,7 +3964,7 @@
           <v:shape id="_x0000_i1036" type="#_x0000_t75" style="width:155.25pt;height:78pt" o:ole="">
             <v:imagedata r:id="rId27" o:title=""/>
           </v:shape>
-          <o:OLEObject Type="Embed" ProgID="Equation.DSMT4" ShapeID="_x0000_i1036" DrawAspect="Content" ObjectID="_1838786092" r:id="rId28"/>
+          <o:OLEObject Type="Embed" ProgID="Equation.DSMT4" ShapeID="_x0000_i1036" DrawAspect="Content" ObjectID="_1839146182" r:id="rId28"/>
         </w:object>
       </w:r>
     </w:p>
@@ -4014,7 +4016,7 @@
         </w:rPr>
         <w:t xml:space="preserve">The </w:t>
       </w:r>
-      <w:ins w:id="60" w:author="Ken Aho" w:date="2023-04-06T10:13:00Z">
+      <w:ins w:id="61" w:author="Ken Aho" w:date="2023-04-06T10:13:00Z">
         <w:r>
           <w:rPr>
             <w:rFonts w:ascii="Times New Roman" w:hAnsi="Times New Roman" w:cs="Times New Roman"/>
@@ -4157,7 +4159,7 @@
         </w:rPr>
         <w:t xml:space="preserve">increases, </w:t>
       </w:r>
-      <w:del w:id="61" w:author="Ken Aho" w:date="2023-04-06T10:16:00Z">
+      <w:del w:id="62" w:author="Ken Aho" w:date="2023-04-06T10:16:00Z">
         <w:r>
           <w:rPr>
             <w:rFonts w:ascii="Times New Roman" w:hAnsi="Times New Roman" w:cs="Times New Roman"/>
@@ -4207,7 +4209,7 @@
           </m:sup>
         </m:sSubSup>
       </m:oMath>
-      <w:del w:id="62" w:author="Ken Aho" w:date="2023-04-06T10:16:00Z">
+      <w:del w:id="63" w:author="Ken Aho" w:date="2023-04-06T10:16:00Z">
         <w:r>
           <w:rPr>
             <w:rFonts w:ascii="Times New Roman" w:eastAsiaTheme="minorEastAsia" w:hAnsi="Times New Roman" w:cs="Times New Roman"/>
@@ -4329,7 +4331,7 @@
         </w:rPr>
         <w:t xml:space="preserve"> ≥ </w:t>
       </w:r>
-      <w:ins w:id="63" w:author="Ken Aho" w:date="2023-04-06T11:19:00Z">
+      <w:ins w:id="64" w:author="Ken Aho" w:date="2023-04-06T11:19:00Z">
         <w:r>
           <w:rPr>
             <w:rFonts w:ascii="Times New Roman" w:hAnsi="Times New Roman" w:cs="Times New Roman"/>
@@ -4350,7 +4352,7 @@
         </w:rPr>
         <w:t>*</w:t>
       </w:r>
-      <w:ins w:id="64" w:author="Ken Aho" w:date="2023-04-06T11:19:00Z">
+      <w:ins w:id="65" w:author="Ken Aho" w:date="2023-04-06T11:19:00Z">
         <w:r>
           <w:rPr>
             <w:rFonts w:ascii="Times New Roman" w:hAnsi="Times New Roman" w:cs="Times New Roman"/>
@@ -4444,7 +4446,7 @@
           <v:shape id="_x0000_i1037" type="#_x0000_t75" style="width:9pt;height:12pt" o:ole="">
             <v:imagedata r:id="rId29" o:title=""/>
           </v:shape>
-          <o:OLEObject Type="Embed" ProgID="Equation.DSMT4" ShapeID="_x0000_i1037" DrawAspect="Content" ObjectID="_1838786093" r:id="rId30"/>
+          <o:OLEObject Type="Embed" ProgID="Equation.DSMT4" ShapeID="_x0000_i1037" DrawAspect="Content" ObjectID="_1839146183" r:id="rId30"/>
         </w:object>
       </w:r>
       <w:r>
@@ -4459,7 +4461,7 @@
           <v:shape id="_x0000_i1038" type="#_x0000_t75" style="width:9pt;height:14.25pt" o:ole="">
             <v:imagedata r:id="rId31" o:title=""/>
           </v:shape>
-          <o:OLEObject Type="Embed" ProgID="Equation.DSMT4" ShapeID="_x0000_i1038" DrawAspect="Content" ObjectID="_1838786094" r:id="rId32"/>
+          <o:OLEObject Type="Embed" ProgID="Equation.DSMT4" ShapeID="_x0000_i1038" DrawAspect="Content" ObjectID="_1839146184" r:id="rId32"/>
         </w:object>
       </w:r>
     </w:p>
@@ -4537,7 +4539,7 @@
         </w:rPr>
         <w:t xml:space="preserve">) is the number of true positives divided by the number of </w:t>
       </w:r>
-      <w:del w:id="65" w:author="Ken Aho" w:date="2022-02-10T16:21:00Z">
+      <w:del w:id="66" w:author="Ken Aho" w:date="2022-02-10T16:21:00Z">
         <w:r>
           <w:rPr>
             <w:rFonts w:ascii="Times New Roman" w:hAnsi="Times New Roman" w:cs="Times New Roman"/>
@@ -4545,7 +4547,7 @@
           <w:delText xml:space="preserve">observed </w:delText>
         </w:r>
       </w:del>
-      <w:ins w:id="66" w:author="Ken Aho" w:date="2022-02-10T16:21:00Z">
+      <w:ins w:id="67" w:author="Ken Aho" w:date="2022-02-10T16:21:00Z">
         <w:r>
           <w:rPr>
             <w:rFonts w:ascii="Times New Roman" w:hAnsi="Times New Roman" w:cs="Times New Roman"/>
@@ -4585,7 +4587,7 @@
         </w:rPr>
         <w:t xml:space="preserve">) is the number of true negatives divided by the number of </w:t>
       </w:r>
-      <w:del w:id="67" w:author="Ken Aho" w:date="2022-02-10T16:20:00Z">
+      <w:del w:id="68" w:author="Ken Aho" w:date="2022-02-10T16:20:00Z">
         <w:r>
           <w:rPr>
             <w:rFonts w:ascii="Times New Roman" w:hAnsi="Times New Roman" w:cs="Times New Roman"/>
@@ -4593,7 +4595,7 @@
           <w:delText xml:space="preserve">observed </w:delText>
         </w:r>
       </w:del>
-      <w:ins w:id="68" w:author="Ken Aho" w:date="2022-02-10T16:21:00Z">
+      <w:ins w:id="69" w:author="Ken Aho" w:date="2022-02-10T16:21:00Z">
         <w:r>
           <w:rPr>
             <w:rFonts w:ascii="Times New Roman" w:hAnsi="Times New Roman" w:cs="Times New Roman"/>
@@ -4624,7 +4626,7 @@
           <w:rFonts w:ascii="Times New Roman" w:hAnsi="Times New Roman" w:cs="Times New Roman"/>
         </w:rPr>
       </w:pPr>
-      <w:bookmarkStart w:id="69" w:name="_Hlk23237132"/>
+      <w:bookmarkStart w:id="70" w:name="_Hlk23237132"/>
       <w:r>
         <w:rPr>
           <w:rFonts w:ascii="Times New Roman" w:hAnsi="Times New Roman" w:cs="Times New Roman"/>
@@ -4647,7 +4649,7 @@
         </w:rPr>
         <w:t xml:space="preserve"> sentence of section 9.22.</w:t>
       </w:r>
-      <w:bookmarkEnd w:id="69"/>
+      <w:bookmarkEnd w:id="70"/>
       <w:r>
         <w:rPr>
           <w:rFonts w:ascii="Times New Roman" w:hAnsi="Times New Roman" w:cs="Times New Roman"/>
@@ -4661,7 +4663,7 @@
         </w:rPr>
         <w:t xml:space="preserve">We calculate estimates </w:t>
       </w:r>
-      <w:ins w:id="70" w:author="Ken Aho" w:date="2018-04-03T17:07:00Z">
+      <w:ins w:id="71" w:author="Ken Aho" w:date="2018-04-03T17:07:00Z">
         <w:r>
           <w:rPr>
             <w:rFonts w:ascii="Times New Roman" w:hAnsi="Times New Roman" w:cs="Times New Roman"/>
@@ -4734,7 +4736,7 @@
           <w:rFonts w:ascii="Times New Roman" w:hAnsi="Times New Roman" w:cs="Times New Roman"/>
         </w:rPr>
       </w:pPr>
-      <w:del w:id="71" w:author="Ken Aho" w:date="2018-04-04T08:35:00Z">
+      <w:del w:id="72" w:author="Ken Aho" w:date="2018-04-04T08:35:00Z">
         <w:r>
           <w:rPr>
             <w:rFonts w:ascii="Times New Roman" w:hAnsi="Times New Roman" w:cs="Times New Roman"/>
@@ -4742,7 +4744,7 @@
           <w:delText>b</w:delText>
         </w:r>
       </w:del>
-      <w:ins w:id="72" w:author="Ken Aho" w:date="2018-04-04T08:35:00Z">
+      <w:ins w:id="73" w:author="Ken Aho" w:date="2018-04-04T08:35:00Z">
         <w:r>
           <w:rPr>
             <w:rFonts w:ascii="Times New Roman" w:hAnsi="Times New Roman" w:cs="Times New Roman"/>
@@ -4801,7 +4803,7 @@
         </w:rPr>
         <w:t xml:space="preserve"> consistently </w:t>
       </w:r>
-      <w:del w:id="73" w:author="Ken Aho" w:date="2018-04-04T08:36:00Z">
+      <w:del w:id="74" w:author="Ken Aho" w:date="2018-04-04T08:36:00Z">
         <w:r>
           <w:rPr>
             <w:rFonts w:ascii="Times New Roman" w:hAnsi="Times New Roman" w:cs="Times New Roman"/>
@@ -4809,7 +4811,7 @@
           <w:delText xml:space="preserve">greatly </w:delText>
         </w:r>
       </w:del>
-      <w:ins w:id="74" w:author="Ken Aho" w:date="2018-04-04T08:36:00Z">
+      <w:ins w:id="75" w:author="Ken Aho" w:date="2018-04-04T08:36:00Z">
         <w:r>
           <w:rPr>
             <w:rFonts w:ascii="Times New Roman" w:hAnsi="Times New Roman" w:cs="Times New Roman"/>
@@ -4922,6 +4924,125 @@
           <w:szCs w:val="20"/>
         </w:rPr>
         <w:t>10</w:t>
+      </w:r>
+    </w:p>
+    <w:p>
+      <w:pPr>
+        <w:pStyle w:val="ListParagraph"/>
+        <w:numPr>
+          <w:ilvl w:val="0"/>
+          <w:numId w:val="17"/>
+        </w:numPr>
+        <w:spacing w:after="0" w:line="240" w:lineRule="auto"/>
+        <w:ind w:left="270" w:hanging="270"/>
+        <w:rPr>
+          <w:rFonts w:ascii="Times New Roman" w:hAnsi="Times New Roman" w:cs="Times New Roman"/>
+          <w:color w:val="1F497D" w:themeColor="text2"/>
+        </w:rPr>
+      </w:pPr>
+      <w:r>
+        <w:rPr>
+          <w:rFonts w:ascii="Times New Roman" w:hAnsi="Times New Roman" w:cs="Times New Roman"/>
+          <w:color w:val="1F497D" w:themeColor="text2"/>
+        </w:rPr>
+        <w:t xml:space="preserve">Page 431. Penultimate paragraph. </w:t>
+      </w:r>
+      <w:r>
+        <w:rPr>
+          <w:rFonts w:ascii="Times New Roman" w:hAnsi="Times New Roman" w:cs="Times New Roman"/>
+        </w:rPr>
+        <w:t>“</w:t>
+      </w:r>
+      <w:r>
+        <w:rPr>
+          <w:rFonts w:ascii="Times New Roman" w:hAnsi="Times New Roman" w:cs="Times New Roman"/>
+        </w:rPr>
+        <w:t xml:space="preserve">And as a result, </w:t>
+      </w:r>
+      <w:r>
+        <w:rPr>
+          <w:rFonts w:ascii="Times New Roman" w:hAnsi="Times New Roman" w:cs="Times New Roman"/>
+          <w:i/>
+        </w:rPr>
+        <w:t>D</w:t>
+      </w:r>
+      <w:r>
+        <w:rPr>
+          <w:rFonts w:ascii="Times New Roman" w:hAnsi="Times New Roman" w:cs="Times New Roman"/>
+        </w:rPr>
+        <w:t xml:space="preserve"> = </w:t>
+      </w:r>
+      <w:r>
+        <w:rPr>
+          <w:rFonts w:ascii="Times New Roman" w:hAnsi="Times New Roman" w:cs="Times New Roman"/>
+        </w:rPr>
+        <w:sym w:font="Symbol" w:char="F06D"/>
+      </w:r>
+      <w:r>
+        <w:rPr>
+          <w:rFonts w:ascii="Times New Roman" w:hAnsi="Times New Roman" w:cs="Times New Roman"/>
+          <w:vertAlign w:val="subscript"/>
+        </w:rPr>
+        <w:t>1</w:t>
+      </w:r>
+      <w:r>
+        <w:rPr>
+          <w:rFonts w:ascii="Times New Roman" w:hAnsi="Times New Roman" w:cs="Times New Roman"/>
+        </w:rPr>
+        <w:t>(</w:t>
+      </w:r>
+      <w:ins w:id="76" w:author="Ken Aho" w:date="2026-05-01T13:07:00Z">
+        <w:r>
+          <w:rPr>
+            <w:rFonts w:ascii="Times New Roman" w:hAnsi="Times New Roman" w:cs="Times New Roman"/>
+          </w:rPr>
+          <w:t>-</w:t>
+        </w:r>
+      </w:ins>
+      <w:r>
+        <w:rPr>
+          <w:rFonts w:ascii="Times New Roman" w:hAnsi="Times New Roman" w:cs="Times New Roman"/>
+        </w:rPr>
+        <w:t>1)</w:t>
+      </w:r>
+      <w:r>
+        <w:rPr>
+          <w:rFonts w:ascii="Times New Roman" w:hAnsi="Times New Roman" w:cs="Times New Roman"/>
+        </w:rPr>
+        <w:t xml:space="preserve"> + </w:t>
+      </w:r>
+      <w:r>
+        <w:rPr>
+          <w:rFonts w:ascii="Times New Roman" w:hAnsi="Times New Roman" w:cs="Times New Roman"/>
+        </w:rPr>
+        <w:sym w:font="Symbol" w:char="F06D"/>
+      </w:r>
+      <w:r>
+        <w:rPr>
+          <w:rFonts w:ascii="Times New Roman" w:hAnsi="Times New Roman" w:cs="Times New Roman"/>
+          <w:vertAlign w:val="subscript"/>
+        </w:rPr>
+        <w:t>2</w:t>
+      </w:r>
+      <w:r>
+        <w:rPr>
+          <w:rFonts w:ascii="Times New Roman" w:hAnsi="Times New Roman" w:cs="Times New Roman"/>
+        </w:rPr>
+        <w:t>(</w:t>
+      </w:r>
+      <w:del w:id="77" w:author="Ken Aho" w:date="2026-05-01T13:07:00Z">
+        <w:r>
+          <w:rPr>
+            <w:rFonts w:ascii="Times New Roman" w:hAnsi="Times New Roman" w:cs="Times New Roman"/>
+          </w:rPr>
+          <w:delText>-</w:delText>
+        </w:r>
+      </w:del>
+      <w:r>
+        <w:rPr>
+          <w:rFonts w:ascii="Times New Roman" w:hAnsi="Times New Roman" w:cs="Times New Roman"/>
+        </w:rPr>
+        <w:t>1)”. That is, switch signs for 1.</w:t>
       </w:r>
     </w:p>
     <w:p>
@@ -5083,7 +5204,7 @@
         </w:rPr>
         <w:t xml:space="preserve"> matrix from</w:t>
       </w:r>
-      <w:del w:id="75" w:author="Ken Aho" w:date="2026-04-27T08:59:00Z">
+      <w:del w:id="78" w:author="Ken Aho" w:date="2026-04-27T08:59:00Z">
         <w:r>
           <w:rPr>
             <w:rFonts w:ascii="Courier New" w:hAnsi="Courier New" w:cs="Courier New"/>
@@ -5091,7 +5212,7 @@
           <w:delText xml:space="preserve"> Exercise 10.15</w:delText>
         </w:r>
       </w:del>
-      <w:ins w:id="76" w:author="Ken Aho" w:date="2026-04-27T08:59:00Z">
+      <w:ins w:id="79" w:author="Ken Aho" w:date="2026-04-27T08:59:00Z">
         <w:r>
           <w:rPr>
             <w:rFonts w:ascii="Courier New" w:hAnsi="Courier New" w:cs="Courier New"/>
@@ -5099,8 +5220,6 @@
           <w:t xml:space="preserve"> Example 10.16</w:t>
         </w:r>
       </w:ins>
-      <w:bookmarkStart w:id="77" w:name="_GoBack"/>
-      <w:bookmarkEnd w:id="77"/>
       <w:r>
         <w:rPr>
           <w:rFonts w:ascii="Courier New" w:hAnsi="Courier New" w:cs="Courier New"/>
@@ -5148,7 +5267,7 @@
         </w:rPr>
         <w:t xml:space="preserve"> “Described in </w:t>
       </w:r>
-      <w:del w:id="78" w:author="Ken Aho" w:date="2024-04-29T16:09:00Z">
+      <w:del w:id="80" w:author="Ken Aho" w:date="2024-04-29T16:09:00Z">
         <w:r>
           <w:rPr>
             <w:rFonts w:ascii="Times New Roman" w:eastAsia="Times New Roman" w:hAnsi="Times New Roman" w:cs="Times New Roman"/>
@@ -5156,7 +5275,7 @@
           <w:delText xml:space="preserve">Exercise </w:delText>
         </w:r>
       </w:del>
-      <w:ins w:id="79" w:author="Ken Aho" w:date="2024-04-29T16:09:00Z">
+      <w:ins w:id="81" w:author="Ken Aho" w:date="2024-04-29T16:09:00Z">
         <w:r>
           <w:rPr>
             <w:rFonts w:ascii="Times New Roman" w:eastAsia="Times New Roman" w:hAnsi="Times New Roman" w:cs="Times New Roman"/>
@@ -5322,7 +5441,7 @@
         </w:rPr>
         <w:t xml:space="preserve">Analyze the data correctly </w:t>
       </w:r>
-      <w:del w:id="80" w:author="Ken Aho" w:date="2018-05-01T10:17:00Z">
+      <w:del w:id="82" w:author="Ken Aho" w:date="2018-05-01T10:17:00Z">
         <w:r>
           <w:rPr>
             <w:rFonts w:ascii="Times New Roman" w:eastAsia="Times New Roman" w:hAnsi="Times New Roman" w:cs="Times New Roman"/>
@@ -5356,7 +5475,7 @@
         <w:spacing w:after="0" w:line="240" w:lineRule="auto"/>
         <w:ind w:left="270" w:hanging="270"/>
         <w:rPr>
-          <w:ins w:id="81" w:author="Ken Aho" w:date="2018-05-01T10:19:00Z"/>
+          <w:ins w:id="83" w:author="Ken Aho" w:date="2018-05-01T10:19:00Z"/>
           <w:rFonts w:ascii="Times New Roman" w:eastAsia="Times New Roman" w:hAnsi="Times New Roman" w:cs="Times New Roman"/>
         </w:rPr>
       </w:pPr>
@@ -5432,7 +5551,7 @@
         </w:rPr>
         <w:t xml:space="preserve">.  </w:t>
       </w:r>
-      <w:ins w:id="82" w:author="Ken Aho" w:date="2018-05-01T10:24:00Z">
+      <w:ins w:id="84" w:author="Ken Aho" w:date="2018-05-01T10:24:00Z">
         <w:r>
           <w:rPr>
             <w:rFonts w:ascii="Times New Roman" w:eastAsia="Times New Roman" w:hAnsi="Times New Roman" w:cs="Times New Roman"/>
@@ -5442,7 +5561,7 @@
           <w:t>D</w:t>
         </w:r>
       </w:ins>
-      <w:ins w:id="83" w:author="Ken Aho" w:date="2018-05-01T10:19:00Z">
+      <w:ins w:id="85" w:author="Ken Aho" w:date="2018-05-01T10:19:00Z">
         <w:r>
           <w:rPr>
             <w:rFonts w:ascii="Times New Roman" w:eastAsia="Times New Roman" w:hAnsi="Times New Roman" w:cs="Times New Roman"/>
@@ -5534,7 +5653,7 @@
         </w:rPr>
         <w:t xml:space="preserve"> </w:t>
       </w:r>
-      <w:del w:id="84" w:author="Ken Aho" w:date="2018-06-27T18:51:00Z">
+      <w:del w:id="86" w:author="Ken Aho" w:date="2018-06-27T18:51:00Z">
         <w:r>
           <w:rPr>
             <w:rFonts w:ascii="Thorndale for VST" w:hAnsi="Thorndale for VST" w:cs="Thorndale for VST"/>
@@ -5569,7 +5688,7 @@
           <w:delText xml:space="preserve"> </w:delText>
         </w:r>
       </w:del>
-      <w:ins w:id="85" w:author="Ken Aho" w:date="2018-06-27T18:52:00Z">
+      <w:ins w:id="87" w:author="Ken Aho" w:date="2018-06-27T18:52:00Z">
         <w:r>
           <w:rPr>
             <w:rFonts w:ascii="Thorndale for VST" w:hAnsi="Thorndale for VST" w:cs="Thorndale for VST"/>
@@ -5652,63 +5771,6 @@
         <w:rPr>
           <w:rFonts w:ascii="Thorndale for VST" w:hAnsi="Thorndale for VST" w:cs="Thorndale for VST"/>
           <w:color w:val="1F497D" w:themeColor="text2"/>
-        </w:rPr>
-      </w:pPr>
-    </w:p>
-    <w:p>
-      <w:pPr>
-        <w:spacing w:after="0" w:line="240" w:lineRule="auto"/>
-        <w:rPr>
-          <w:rFonts w:ascii="Thorndale for VST" w:hAnsi="Thorndale for VST" w:cs="Thorndale for VST"/>
-        </w:rPr>
-      </w:pPr>
-      <w:r>
-        <w:rPr>
-          <w:rFonts w:ascii="Thorndale for VST" w:hAnsi="Thorndale for VST" w:cs="Thorndale for VST"/>
-          <w:b/>
-        </w:rPr>
-        <w:t>Notes</w:t>
-      </w:r>
-      <w:r>
-        <w:rPr>
-          <w:rFonts w:ascii="Thorndale for VST" w:hAnsi="Thorndale for VST" w:cs="Thorndale for VST"/>
-        </w:rPr>
-        <w:t xml:space="preserve"> </w:t>
-      </w:r>
-      <w:r>
-        <w:rPr>
-          <w:rFonts w:ascii="Thorndale for VST" w:hAnsi="Thorndale for VST" w:cs="Thorndale for VST"/>
-          <w:b/>
-        </w:rPr>
-        <w:t>for next edition:</w:t>
-      </w:r>
-      <w:r>
-        <w:rPr>
-          <w:rFonts w:ascii="Thorndale for VST" w:hAnsi="Thorndale for VST" w:cs="Thorndale for VST"/>
-        </w:rPr>
-        <w:t xml:space="preserve"> </w:t>
-      </w:r>
-    </w:p>
-    <w:p>
-      <w:pPr>
-        <w:spacing w:after="0" w:line="240" w:lineRule="auto"/>
-        <w:rPr>
-          <w:rFonts w:ascii="Thorndale for VST" w:hAnsi="Thorndale for VST" w:cs="Thorndale for VST"/>
-        </w:rPr>
-      </w:pPr>
-      <w:r>
-        <w:rPr>
-          <w:rFonts w:ascii="Thorndale for VST" w:hAnsi="Thorndale for VST" w:cs="Thorndale for VST"/>
-        </w:rPr>
-        <w:t>Check additions/revisions to Chapter exercises in Canvas/Moodle.</w:t>
-      </w:r>
-    </w:p>
-    <w:p>
-      <w:pPr>
-        <w:spacing w:line="360" w:lineRule="auto"/>
-        <w:ind w:left="450"/>
-        <w:rPr>
-          <w:rFonts w:ascii="Courier New" w:hAnsi="Courier New" w:cs="Courier New"/>
         </w:rPr>
       </w:pPr>
     </w:p>
